--- a/重庆鹧鸪哨ITSS认证资料/西红柿.docx
+++ b/重庆鹧鸪哨ITSS认证资料/西红柿.docx
@@ -1,10 +1,11 @@
 
 <file path=word/document.xml><?xml version="1.0" encoding="utf-8"?>
-<w:document xmlns:wpc="http://schemas.microsoft.com/office/word/2010/wordprocessingCanvas" xmlns:mc="http://schemas.openxmlformats.org/markup-compatibility/2006" xmlns:o="urn:schemas-microsoft-com:office:office" xmlns:r="http://schemas.openxmlformats.org/officeDocument/2006/relationships" xmlns:m="http://schemas.openxmlformats.org/officeDocument/2006/math" xmlns:v="urn:schemas-microsoft-com:vml" xmlns:wp14="http://schemas.microsoft.com/office/word/2010/wordprocessingDrawing" xmlns:wp="http://schemas.openxmlformats.org/drawingml/2006/wordprocessingDrawing" xmlns:w="http://schemas.openxmlformats.org/wordprocessingml/2006/main" xmlns:w14="http://schemas.microsoft.com/office/word/2010/wordml" xmlns:w10="urn:schemas-microsoft-com:office:word" xmlns:w15="http://schemas.microsoft.com/office/word/2012/wordml" xmlns:wpg="http://schemas.microsoft.com/office/word/2010/wordprocessingGroup" xmlns:wpi="http://schemas.microsoft.com/office/word/2010/wordprocessingInk" xmlns:wne="http://schemas.microsoft.com/office/word/2006/wordml" xmlns:wps="http://schemas.microsoft.com/office/word/2010/wordprocessingShape" xmlns:wpsCustomData="http://www.wps.cn/officeDocument/2013/wpsCustomData" mc:Ignorable="w14 w15 wp14">
+<w:document xmlns:wpc="http://schemas.microsoft.com/office/word/2010/wordprocessingCanvas" xmlns:mc="http://schemas.openxmlformats.org/markup-compatibility/2006" xmlns:o="urn:schemas-microsoft-com:office:office" xmlns:r="http://schemas.openxmlformats.org/officeDocument/2006/relationships" xmlns:m="http://schemas.openxmlformats.org/officeDocument/2006/math" xmlns:v="urn:schemas-microsoft-com:vml" xmlns:wp14="http://schemas.microsoft.com/office/word/2010/wordprocessingDrawing" xmlns:wp="http://schemas.openxmlformats.org/drawingml/2006/wordprocessingDrawing" xmlns:w10="urn:schemas-microsoft-com:office:word" xmlns:w="http://schemas.openxmlformats.org/wordprocessingml/2006/main" xmlns:w14="http://schemas.microsoft.com/office/word/2010/wordml" xmlns:w15="http://schemas.microsoft.com/office/word/2012/wordml" xmlns:wne="http://schemas.microsoft.com/office/word/2006/wordml" xmlns:wpg="http://schemas.microsoft.com/office/word/2010/wordprocessingGroup" xmlns:wpi="http://schemas.microsoft.com/office/word/2010/wordprocessingInk" xmlns:wps="http://schemas.microsoft.com/office/word/2010/wordprocessingShape" mc:Ignorable="w14 w15 wp14">
+  <!-- Generated by Aspose.Words for .NET 13.3.0.1 -->
   <w:body>
     <w:p>
       <w:pPr>
-        <w:pStyle w:val="28"/>
+        <w:pStyle w:val="1"/>
         <w:keepNext w:val="0"/>
         <w:keepLines w:val="0"/>
         <w:pageBreakBefore w:val="0"/>
@@ -34,7 +35,7 @@
     </w:p>
     <w:p>
       <w:pPr>
-        <w:pStyle w:val="29"/>
+        <w:pStyle w:val="a1"/>
         <w:keepNext w:val="0"/>
         <w:keepLines w:val="0"/>
         <w:pageBreakBefore w:val="0"/>
@@ -64,7 +65,7 @@
     </w:p>
     <w:p>
       <w:pPr>
-        <w:pStyle w:val="29"/>
+        <w:pStyle w:val="a1"/>
         <w:keepNext w:val="0"/>
         <w:keepLines w:val="0"/>
         <w:pageBreakBefore w:val="0"/>
@@ -98,7 +99,7 @@
     </w:p>
     <w:p>
       <w:pPr>
-        <w:pStyle w:val="29"/>
+        <w:pStyle w:val="a1"/>
         <w:keepNext w:val="0"/>
         <w:keepLines w:val="0"/>
         <w:pageBreakBefore w:val="0"/>
@@ -132,7 +133,7 @@
     </w:p>
     <w:p>
       <w:pPr>
-        <w:pStyle w:val="29"/>
+        <w:pStyle w:val="a1"/>
         <w:keepNext w:val="0"/>
         <w:keepLines w:val="0"/>
         <w:pageBreakBefore w:val="0"/>
@@ -168,7 +169,7 @@
     </w:p>
     <w:p>
       <w:pPr>
-        <w:pStyle w:val="29"/>
+        <w:pStyle w:val="a1"/>
         <w:keepNext w:val="0"/>
         <w:keepLines w:val="0"/>
         <w:pageBreakBefore w:val="0"/>
@@ -197,12 +198,12 @@
           <w:rFonts w:hint="eastAsia"/>
           <w:lang w:val="en-US" w:eastAsia="zh-CN"/>
         </w:rPr>
-        <w:t>称谓替换，因为袁河的模版中称谓是“部长”，最材料客户没有确定称谓，所以不需要修改，仍然使用“部长”。这一条不需要替换。</w:t>
-      </w:r>
-    </w:p>
-    <w:p>
-      <w:pPr>
-        <w:pStyle w:val="29"/>
+        <w:t>称谓替换，因为袁河的模版中称谓是“经理”，最材料客户没有确定称谓，所以不需要修改，仍然使用“经理”。这一条不需要替换。</w:t>
+      </w:r>
+    </w:p>
+    <w:p>
+      <w:pPr>
+        <w:pStyle w:val="a1"/>
         <w:keepNext w:val="0"/>
         <w:keepLines w:val="0"/>
         <w:pageBreakBefore w:val="0"/>
@@ -236,7 +237,7 @@
     </w:p>
     <w:p>
       <w:pPr>
-        <w:pStyle w:val="29"/>
+        <w:pStyle w:val="a1"/>
         <w:keepNext w:val="0"/>
         <w:keepLines w:val="0"/>
         <w:pageBreakBefore w:val="0"/>
@@ -286,7 +287,7 @@
     </w:p>
     <w:p>
       <w:pPr>
-        <w:pStyle w:val="29"/>
+        <w:pStyle w:val="a1"/>
         <w:keepNext w:val="0"/>
         <w:keepLines w:val="0"/>
         <w:pageBreakBefore w:val="0"/>
@@ -315,7 +316,7 @@
     </w:p>
     <w:p>
       <w:pPr>
-        <w:pStyle w:val="29"/>
+        <w:pStyle w:val="a1"/>
         <w:keepNext w:val="0"/>
         <w:keepLines w:val="0"/>
         <w:pageBreakBefore w:val="0"/>
@@ -344,7 +345,7 @@
     </w:p>
     <w:p>
       <w:pPr>
-        <w:pStyle w:val="29"/>
+        <w:pStyle w:val="a1"/>
         <w:keepNext w:val="0"/>
         <w:keepLines w:val="0"/>
         <w:pageBreakBefore w:val="0"/>
@@ -380,7 +381,7 @@
     </w:p>
     <w:p>
       <w:pPr>
-        <w:pStyle w:val="29"/>
+        <w:pStyle w:val="a1"/>
         <w:keepNext w:val="0"/>
         <w:keepLines w:val="0"/>
         <w:pageBreakBefore w:val="0"/>
@@ -416,7 +417,7 @@
     </w:p>
     <w:p>
       <w:pPr>
-        <w:pStyle w:val="28"/>
+        <w:pStyle w:val="1"/>
         <w:keepNext w:val="0"/>
         <w:keepLines w:val="0"/>
         <w:pageBreakBefore w:val="0"/>
@@ -446,7 +447,7 @@
     </w:p>
     <w:p>
       <w:pPr>
-        <w:pStyle w:val="30"/>
+        <w:pStyle w:val="2"/>
         <w:keepNext w:val="0"/>
         <w:keepLines w:val="0"/>
         <w:pageBreakBefore w:val="0"/>
@@ -476,7 +477,7 @@
     </w:p>
     <w:p>
       <w:pPr>
-        <w:pStyle w:val="29"/>
+        <w:pStyle w:val="a1"/>
         <w:keepNext w:val="0"/>
         <w:keepLines w:val="0"/>
         <w:pageBreakBefore w:val="0"/>
@@ -506,7 +507,7 @@
     </w:p>
     <w:p>
       <w:pPr>
-        <w:pStyle w:val="29"/>
+        <w:pStyle w:val="a1"/>
         <w:keepNext w:val="0"/>
         <w:keepLines w:val="0"/>
         <w:pageBreakBefore w:val="0"/>
@@ -535,7 +536,7 @@
       </w:r>
       <w:r>
         <w:rPr>
-          <w:rFonts w:ascii="华文中宋" w:hAnsi="华文中宋" w:eastAsia="华文中宋" w:cs="华文中宋"/>
+          <w:rFonts w:ascii="华文中宋" w:eastAsia="华文中宋" w:hAnsi="华文中宋" w:cs="华文中宋"/>
           <w:b/>
           <w:bCs/>
           <w:spacing w:val="5"/>
@@ -547,7 +548,7 @@
       </w:r>
       <w:r>
         <w:rPr>
-          <w:rFonts w:ascii="华文中宋" w:hAnsi="华文中宋" w:eastAsia="华文中宋" w:cs="华文中宋"/>
+          <w:rFonts w:ascii="华文中宋" w:eastAsia="华文中宋" w:hAnsi="华文中宋" w:cs="华文中宋"/>
           <w:spacing w:val="-23"/>
           <w:position w:val="3"/>
           <w:sz w:val="18"/>
@@ -557,7 +558,7 @@
       </w:r>
       <w:r>
         <w:rPr>
-          <w:rFonts w:ascii="华文中宋" w:hAnsi="华文中宋" w:eastAsia="华文中宋" w:cs="华文中宋"/>
+          <w:rFonts w:ascii="华文中宋" w:eastAsia="华文中宋" w:hAnsi="华文中宋" w:cs="华文中宋"/>
           <w:b/>
           <w:bCs/>
           <w:spacing w:val="5"/>
@@ -569,7 +570,7 @@
       </w:r>
       <w:r>
         <w:rPr>
-          <w:rFonts w:ascii="华文中宋" w:hAnsi="华文中宋" w:eastAsia="华文中宋" w:cs="华文中宋"/>
+          <w:rFonts w:ascii="华文中宋" w:eastAsia="华文中宋" w:hAnsi="华文中宋" w:cs="华文中宋"/>
           <w:spacing w:val="5"/>
           <w:position w:val="3"/>
           <w:sz w:val="18"/>
@@ -579,7 +580,7 @@
       </w:r>
       <w:r>
         <w:rPr>
-          <w:rFonts w:hint="eastAsia" w:ascii="华文中宋" w:hAnsi="华文中宋" w:eastAsia="华文中宋" w:cs="华文中宋"/>
+          <w:rFonts w:ascii="华文中宋" w:eastAsia="华文中宋" w:hAnsi="华文中宋" w:cs="华文中宋" w:hint="eastAsia"/>
           <w:spacing w:val="5"/>
           <w:position w:val="3"/>
           <w:sz w:val="18"/>
@@ -590,7 +591,7 @@
       </w:r>
       <w:r>
         <w:rPr>
-          <w:rFonts w:hint="eastAsia" w:ascii="华文中宋" w:hAnsi="华文中宋" w:eastAsia="华文中宋" w:cs="华文中宋"/>
+          <w:rFonts w:ascii="华文中宋" w:eastAsia="华文中宋" w:hAnsi="华文中宋" w:cs="华文中宋" w:hint="eastAsia"/>
           <w:spacing w:val="-2"/>
           <w:position w:val="3"/>
           <w:sz w:val="18"/>
@@ -600,7 +601,7 @@
       </w:r>
       <w:r>
         <w:rPr>
-          <w:rFonts w:ascii="华文中宋" w:hAnsi="华文中宋" w:eastAsia="华文中宋" w:cs="华文中宋"/>
+          <w:rFonts w:ascii="华文中宋" w:eastAsia="华文中宋" w:hAnsi="华文中宋" w:cs="华文中宋"/>
           <w:spacing w:val="4"/>
           <w:position w:val="3"/>
           <w:sz w:val="18"/>
@@ -617,7 +618,7 @@
       </w:r>
       <w:r>
         <w:rPr>
-          <w:rFonts w:ascii="华文中宋" w:hAnsi="华文中宋" w:eastAsia="华文中宋" w:cs="华文中宋"/>
+          <w:rFonts w:ascii="华文中宋" w:eastAsia="华文中宋" w:hAnsi="华文中宋" w:cs="华文中宋"/>
           <w:b/>
           <w:bCs/>
           <w:spacing w:val="-2"/>
@@ -629,7 +630,7 @@
       </w:r>
       <w:r>
         <w:rPr>
-          <w:rFonts w:ascii="华文中宋" w:hAnsi="华文中宋" w:eastAsia="华文中宋" w:cs="华文中宋"/>
+          <w:rFonts w:ascii="华文中宋" w:eastAsia="华文中宋" w:hAnsi="华文中宋" w:cs="华文中宋"/>
           <w:spacing w:val="-22"/>
           <w:position w:val="3"/>
           <w:sz w:val="18"/>
@@ -639,7 +640,7 @@
       </w:r>
       <w:r>
         <w:rPr>
-          <w:rFonts w:ascii="华文中宋" w:hAnsi="华文中宋" w:eastAsia="华文中宋" w:cs="华文中宋"/>
+          <w:rFonts w:ascii="华文中宋" w:eastAsia="华文中宋" w:hAnsi="华文中宋" w:cs="华文中宋"/>
           <w:b/>
           <w:bCs/>
           <w:spacing w:val="-2"/>
@@ -651,7 +652,7 @@
       </w:r>
       <w:r>
         <w:rPr>
-          <w:rFonts w:ascii="华文中宋" w:hAnsi="华文中宋" w:eastAsia="华文中宋" w:cs="华文中宋"/>
+          <w:rFonts w:ascii="华文中宋" w:eastAsia="华文中宋" w:hAnsi="华文中宋" w:cs="华文中宋"/>
           <w:spacing w:val="-2"/>
           <w:position w:val="3"/>
           <w:sz w:val="18"/>
@@ -661,7 +662,7 @@
       </w:r>
       <w:r>
         <w:rPr>
-          <w:rFonts w:hint="eastAsia" w:ascii="华文中宋" w:hAnsi="华文中宋" w:eastAsia="华文中宋" w:cs="华文中宋"/>
+          <w:rFonts w:ascii="华文中宋" w:eastAsia="华文中宋" w:hAnsi="华文中宋" w:cs="华文中宋" w:hint="eastAsia"/>
           <w:spacing w:val="-2"/>
           <w:position w:val="3"/>
           <w:sz w:val="18"/>
@@ -672,7 +673,7 @@
       </w:r>
       <w:r>
         <w:rPr>
-          <w:rFonts w:hint="eastAsia" w:ascii="华文中宋" w:hAnsi="华文中宋" w:eastAsia="华文中宋" w:cs="华文中宋"/>
+          <w:rFonts w:ascii="华文中宋" w:eastAsia="华文中宋" w:hAnsi="华文中宋" w:cs="华文中宋" w:hint="eastAsia"/>
           <w:spacing w:val="5"/>
           <w:position w:val="3"/>
           <w:sz w:val="18"/>
@@ -683,7 +684,7 @@
       </w:r>
       <w:r>
         <w:rPr>
-          <w:rFonts w:hint="eastAsia" w:ascii="华文中宋" w:hAnsi="华文中宋" w:eastAsia="华文中宋" w:cs="华文中宋"/>
+          <w:rFonts w:ascii="华文中宋" w:eastAsia="华文中宋" w:hAnsi="华文中宋" w:cs="华文中宋" w:hint="eastAsia"/>
           <w:spacing w:val="-2"/>
           <w:position w:val="3"/>
           <w:sz w:val="18"/>
@@ -693,7 +694,7 @@
       </w:r>
       <w:r>
         <w:rPr>
-          <w:rFonts w:ascii="华文中宋" w:hAnsi="华文中宋" w:eastAsia="华文中宋" w:cs="华文中宋"/>
+          <w:rFonts w:ascii="华文中宋" w:eastAsia="华文中宋" w:hAnsi="华文中宋" w:cs="华文中宋"/>
           <w:spacing w:val="-2"/>
           <w:position w:val="3"/>
           <w:sz w:val="18"/>
@@ -710,7 +711,7 @@
       </w:r>
       <w:r>
         <w:rPr>
-          <w:rFonts w:hint="eastAsia" w:ascii="华文中宋" w:hAnsi="华文中宋" w:eastAsia="华文中宋" w:cs="华文中宋"/>
+          <w:rFonts w:ascii="华文中宋" w:eastAsia="华文中宋" w:hAnsi="华文中宋" w:cs="华文中宋" w:hint="eastAsia"/>
           <w:spacing w:val="-2"/>
           <w:position w:val="3"/>
           <w:sz w:val="18"/>
@@ -721,7 +722,7 @@
       </w:r>
       <w:r>
         <w:rPr>
-          <w:rFonts w:hint="eastAsia" w:ascii="华文中宋" w:hAnsi="华文中宋" w:eastAsia="华文中宋" w:cs="华文中宋"/>
+          <w:rFonts w:ascii="华文中宋" w:eastAsia="华文中宋" w:hAnsi="华文中宋" w:cs="华文中宋" w:hint="eastAsia"/>
           <w:spacing w:val="5"/>
           <w:position w:val="3"/>
           <w:sz w:val="18"/>
@@ -732,7 +733,7 @@
       </w:r>
       <w:r>
         <w:rPr>
-          <w:rFonts w:hint="eastAsia" w:ascii="华文中宋" w:hAnsi="华文中宋" w:eastAsia="华文中宋" w:cs="华文中宋"/>
+          <w:rFonts w:ascii="华文中宋" w:eastAsia="华文中宋" w:hAnsi="华文中宋" w:cs="华文中宋" w:hint="eastAsia"/>
           <w:spacing w:val="-2"/>
           <w:position w:val="3"/>
           <w:sz w:val="18"/>
@@ -750,7 +751,7 @@
     </w:p>
     <w:p>
       <w:pPr>
-        <w:pStyle w:val="30"/>
+        <w:pStyle w:val="2"/>
         <w:keepNext w:val="0"/>
         <w:keepLines w:val="0"/>
         <w:pageBreakBefore w:val="0"/>
@@ -780,7 +781,7 @@
     </w:p>
     <w:p>
       <w:pPr>
-        <w:pStyle w:val="29"/>
+        <w:pStyle w:val="a1"/>
         <w:keepNext w:val="0"/>
         <w:keepLines w:val="0"/>
         <w:pageBreakBefore w:val="0"/>
@@ -810,7 +811,7 @@
     </w:p>
     <w:p>
       <w:pPr>
-        <w:pStyle w:val="29"/>
+        <w:pStyle w:val="a1"/>
         <w:keepNext w:val="0"/>
         <w:keepLines w:val="0"/>
         <w:pageBreakBefore w:val="0"/>
@@ -840,7 +841,7 @@
     </w:p>
     <w:p>
       <w:pPr>
-        <w:pStyle w:val="30"/>
+        <w:pStyle w:val="2"/>
         <w:keepNext w:val="0"/>
         <w:keepLines w:val="0"/>
         <w:pageBreakBefore w:val="0"/>
@@ -870,7 +871,7 @@
     </w:p>
     <w:p>
       <w:pPr>
-        <w:pStyle w:val="29"/>
+        <w:pStyle w:val="a1"/>
         <w:keepNext w:val="0"/>
         <w:keepLines w:val="0"/>
         <w:pageBreakBefore w:val="0"/>
@@ -900,7 +901,7 @@
     </w:p>
     <w:p>
       <w:pPr>
-        <w:pStyle w:val="29"/>
+        <w:pStyle w:val="a1"/>
         <w:keepNext w:val="0"/>
         <w:keepLines w:val="0"/>
         <w:pageBreakBefore w:val="0"/>
@@ -930,7 +931,7 @@
     </w:p>
     <w:p>
       <w:pPr>
-        <w:pStyle w:val="30"/>
+        <w:pStyle w:val="2"/>
         <w:keepNext w:val="0"/>
         <w:keepLines w:val="0"/>
         <w:pageBreakBefore w:val="0"/>
@@ -960,7 +961,7 @@
     </w:p>
     <w:p>
       <w:pPr>
-        <w:pStyle w:val="29"/>
+        <w:pStyle w:val="a1"/>
         <w:keepNext w:val="0"/>
         <w:keepLines w:val="0"/>
         <w:pageBreakBefore w:val="0"/>
@@ -990,7 +991,7 @@
     </w:p>
     <w:p>
       <w:pPr>
-        <w:pStyle w:val="29"/>
+        <w:pStyle w:val="a1"/>
         <w:keepNext w:val="0"/>
         <w:keepLines w:val="0"/>
         <w:pageBreakBefore w:val="0"/>
@@ -1020,7 +1021,7 @@
     </w:p>
     <w:p>
       <w:pPr>
-        <w:pStyle w:val="31"/>
+        <w:pStyle w:val="3"/>
         <w:keepNext w:val="0"/>
         <w:keepLines w:val="0"/>
         <w:pageBreakBefore w:val="0"/>
@@ -1050,7 +1051,7 @@
     </w:p>
     <w:p>
       <w:pPr>
-        <w:pStyle w:val="29"/>
+        <w:pStyle w:val="a1"/>
         <w:keepNext w:val="0"/>
         <w:keepLines w:val="0"/>
         <w:pageBreakBefore w:val="0"/>
@@ -1080,7 +1081,7 @@
     </w:p>
     <w:p>
       <w:pPr>
-        <w:pStyle w:val="31"/>
+        <w:pStyle w:val="3"/>
         <w:keepNext w:val="0"/>
         <w:keepLines w:val="0"/>
         <w:pageBreakBefore w:val="0"/>
@@ -1110,7 +1111,7 @@
     </w:p>
     <w:p>
       <w:pPr>
-        <w:pStyle w:val="29"/>
+        <w:pStyle w:val="a1"/>
         <w:keepNext w:val="0"/>
         <w:keepLines w:val="0"/>
         <w:pageBreakBefore w:val="0"/>
@@ -1140,7 +1141,7 @@
     </w:p>
     <w:p>
       <w:pPr>
-        <w:pStyle w:val="31"/>
+        <w:pStyle w:val="3"/>
         <w:keepNext w:val="0"/>
         <w:keepLines w:val="0"/>
         <w:pageBreakBefore w:val="0"/>
@@ -1170,7 +1171,7 @@
     </w:p>
     <w:p>
       <w:pPr>
-        <w:pStyle w:val="29"/>
+        <w:pStyle w:val="a1"/>
         <w:keepNext w:val="0"/>
         <w:keepLines w:val="0"/>
         <w:pageBreakBefore w:val="0"/>
@@ -1200,7 +1201,7 @@
     </w:p>
     <w:p>
       <w:pPr>
-        <w:pStyle w:val="31"/>
+        <w:pStyle w:val="3"/>
         <w:keepNext w:val="0"/>
         <w:keepLines w:val="0"/>
         <w:pageBreakBefore w:val="0"/>
@@ -1230,7 +1231,7 @@
     </w:p>
     <w:p>
       <w:pPr>
-        <w:pStyle w:val="29"/>
+        <w:pStyle w:val="a1"/>
         <w:keepNext w:val="0"/>
         <w:keepLines w:val="0"/>
         <w:pageBreakBefore w:val="0"/>
@@ -1260,7 +1261,7 @@
     </w:p>
     <w:p>
       <w:pPr>
-        <w:pStyle w:val="31"/>
+        <w:pStyle w:val="3"/>
         <w:keepNext w:val="0"/>
         <w:keepLines w:val="0"/>
         <w:pageBreakBefore w:val="0"/>
@@ -1290,7 +1291,7 @@
     </w:p>
     <w:p>
       <w:pPr>
-        <w:pStyle w:val="29"/>
+        <w:pStyle w:val="a1"/>
         <w:keepNext w:val="0"/>
         <w:keepLines w:val="0"/>
         <w:pageBreakBefore w:val="0"/>
@@ -1320,7 +1321,7 @@
     </w:p>
     <w:p>
       <w:pPr>
-        <w:pStyle w:val="31"/>
+        <w:pStyle w:val="3"/>
         <w:keepNext w:val="0"/>
         <w:keepLines w:val="0"/>
         <w:pageBreakBefore w:val="0"/>
@@ -1350,7 +1351,7 @@
     </w:p>
     <w:p>
       <w:pPr>
-        <w:pStyle w:val="29"/>
+        <w:pStyle w:val="a1"/>
         <w:keepNext w:val="0"/>
         <w:keepLines w:val="0"/>
         <w:pageBreakBefore w:val="0"/>
@@ -1380,7 +1381,7 @@
     </w:p>
     <w:p>
       <w:pPr>
-        <w:pStyle w:val="31"/>
+        <w:pStyle w:val="3"/>
         <w:keepNext w:val="0"/>
         <w:keepLines w:val="0"/>
         <w:pageBreakBefore w:val="0"/>
@@ -1410,7 +1411,7 @@
     </w:p>
     <w:p>
       <w:pPr>
-        <w:pStyle w:val="29"/>
+        <w:pStyle w:val="a1"/>
         <w:keepNext w:val="0"/>
         <w:keepLines w:val="0"/>
         <w:pageBreakBefore w:val="0"/>
@@ -1440,7 +1441,7 @@
     </w:p>
     <w:p>
       <w:pPr>
-        <w:pStyle w:val="31"/>
+        <w:pStyle w:val="3"/>
         <w:keepNext w:val="0"/>
         <w:keepLines w:val="0"/>
         <w:pageBreakBefore w:val="0"/>
@@ -1470,7 +1471,7 @@
     </w:p>
     <w:p>
       <w:pPr>
-        <w:pStyle w:val="29"/>
+        <w:pStyle w:val="a1"/>
         <w:keepNext w:val="0"/>
         <w:keepLines w:val="0"/>
         <w:pageBreakBefore w:val="0"/>
@@ -1500,7 +1501,7 @@
     </w:p>
     <w:p>
       <w:pPr>
-        <w:pStyle w:val="29"/>
+        <w:pStyle w:val="a1"/>
         <w:keepNext w:val="0"/>
         <w:keepLines w:val="0"/>
         <w:pageBreakBefore w:val="0"/>
@@ -1530,7 +1531,7 @@
     </w:p>
     <w:p>
       <w:pPr>
-        <w:pStyle w:val="31"/>
+        <w:pStyle w:val="3"/>
         <w:keepNext w:val="0"/>
         <w:keepLines w:val="0"/>
         <w:pageBreakBefore w:val="0"/>
@@ -1560,7 +1561,7 @@
     </w:p>
     <w:p>
       <w:pPr>
-        <w:pStyle w:val="29"/>
+        <w:pStyle w:val="a1"/>
         <w:keepNext w:val="0"/>
         <w:keepLines w:val="0"/>
         <w:pageBreakBefore w:val="0"/>
@@ -1590,7 +1591,7 @@
     </w:p>
     <w:p>
       <w:pPr>
-        <w:pStyle w:val="31"/>
+        <w:pStyle w:val="3"/>
         <w:keepNext w:val="0"/>
         <w:keepLines w:val="0"/>
         <w:pageBreakBefore w:val="0"/>
@@ -1620,7 +1621,7 @@
     </w:p>
     <w:p>
       <w:pPr>
-        <w:pStyle w:val="29"/>
+        <w:pStyle w:val="a1"/>
         <w:keepNext w:val="0"/>
         <w:keepLines w:val="0"/>
         <w:pageBreakBefore w:val="0"/>
@@ -1650,7 +1651,7 @@
     </w:p>
     <w:p>
       <w:pPr>
-        <w:pStyle w:val="31"/>
+        <w:pStyle w:val="3"/>
         <w:keepNext w:val="0"/>
         <w:keepLines w:val="0"/>
         <w:pageBreakBefore w:val="0"/>
@@ -1680,7 +1681,7 @@
     </w:p>
     <w:p>
       <w:pPr>
-        <w:pStyle w:val="29"/>
+        <w:pStyle w:val="a1"/>
         <w:keepNext w:val="0"/>
         <w:keepLines w:val="0"/>
         <w:pageBreakBefore w:val="0"/>
@@ -1710,7 +1711,7 @@
     </w:p>
     <w:p>
       <w:pPr>
-        <w:pStyle w:val="30"/>
+        <w:pStyle w:val="2"/>
         <w:keepNext w:val="0"/>
         <w:keepLines w:val="0"/>
         <w:pageBreakBefore w:val="0"/>
@@ -1740,7 +1741,7 @@
     </w:p>
     <w:p>
       <w:pPr>
-        <w:pStyle w:val="29"/>
+        <w:pStyle w:val="a1"/>
         <w:keepNext w:val="0"/>
         <w:keepLines w:val="0"/>
         <w:pageBreakBefore w:val="0"/>
@@ -1770,7 +1771,7 @@
     </w:p>
     <w:p>
       <w:pPr>
-        <w:pStyle w:val="31"/>
+        <w:pStyle w:val="3"/>
         <w:keepNext w:val="0"/>
         <w:keepLines w:val="0"/>
         <w:pageBreakBefore w:val="0"/>
@@ -1800,7 +1801,7 @@
     </w:p>
     <w:p>
       <w:pPr>
-        <w:pStyle w:val="29"/>
+        <w:pStyle w:val="a1"/>
         <w:bidi w:val="0"/>
         <w:rPr>
           <w:rFonts w:hint="eastAsia"/>
@@ -1834,7 +1835,7 @@
     </w:p>
     <w:p>
       <w:pPr>
-        <w:pStyle w:val="29"/>
+        <w:pStyle w:val="a1"/>
         <w:bidi w:val="0"/>
         <w:rPr>
           <w:rFonts w:hint="eastAsia"/>
@@ -1844,18 +1845,17 @@
     </w:p>
     <w:tbl>
       <w:tblPr>
-        <w:tblStyle w:val="20"/>
+        <w:tblStyle w:val="TableNormal"/>
         <w:tblW w:w="8522" w:type="dxa"/>
         <w:jc w:val="center"/>
         <w:tblBorders>
-          <w:top w:val="none" w:color="auto" w:sz="0" w:space="0"/>
-          <w:left w:val="none" w:color="auto" w:sz="0" w:space="0"/>
-          <w:bottom w:val="none" w:color="auto" w:sz="0" w:space="0"/>
-          <w:right w:val="none" w:color="auto" w:sz="0" w:space="0"/>
-          <w:insideH w:val="none" w:color="auto" w:sz="0" w:space="0"/>
-          <w:insideV w:val="none" w:color="auto" w:sz="0" w:space="0"/>
+          <w:top w:val="nil"/>
+          <w:left w:val="nil"/>
+          <w:bottom w:val="nil"/>
+          <w:right w:val="nil"/>
+          <w:insideH w:val="nil"/>
+          <w:insideV w:val="nil"/>
         </w:tblBorders>
-        <w:tblLayout w:type="autofit"/>
         <w:tblCellMar>
           <w:top w:w="0" w:type="dxa"/>
           <w:left w:w="10" w:type="dxa"/>
@@ -1873,13 +1873,15 @@
       </w:tblGrid>
       <w:tr>
         <w:tblPrEx>
+          <w:tblW w:w="8522" w:type="dxa"/>
+          <w:jc w:val="center"/>
           <w:tblBorders>
-            <w:top w:val="none" w:color="auto" w:sz="0" w:space="0"/>
-            <w:left w:val="none" w:color="auto" w:sz="0" w:space="0"/>
-            <w:bottom w:val="none" w:color="auto" w:sz="0" w:space="0"/>
-            <w:right w:val="none" w:color="auto" w:sz="0" w:space="0"/>
-            <w:insideH w:val="none" w:color="auto" w:sz="0" w:space="0"/>
-            <w:insideV w:val="none" w:color="auto" w:sz="0" w:space="0"/>
+            <w:top w:val="nil"/>
+            <w:left w:val="nil"/>
+            <w:bottom w:val="nil"/>
+            <w:right w:val="nil"/>
+            <w:insideH w:val="nil"/>
+            <w:insideV w:val="nil"/>
           </w:tblBorders>
           <w:tblCellMar>
             <w:top w:w="0" w:type="dxa"/>
@@ -1889,7 +1891,7 @@
           </w:tblCellMar>
         </w:tblPrEx>
         <w:trPr>
-          <w:trHeight w:val="0" w:hRule="atLeast"/>
+          <w:trHeight w:val="0"/>
           <w:tblHeader/>
           <w:jc w:val="center"/>
         </w:trPr>
@@ -1897,8 +1899,8 @@
           <w:tcPr>
             <w:tcW w:w="1780" w:type="dxa"/>
             <w:tcBorders>
-              <w:top w:val="single" w:color="auto" w:sz="12" w:space="0"/>
-              <w:left w:val="single" w:color="auto" w:sz="12" w:space="0"/>
+              <w:top w:val="single" w:sz="12" w:space="0" w:color="auto"/>
+              <w:left w:val="single" w:sz="12" w:space="0" w:color="auto"/>
               <w:bottom w:val="nil"/>
               <w:right w:val="nil"/>
             </w:tcBorders>
@@ -1912,11 +1914,11 @@
           </w:tcPr>
           <w:p>
             <w:pPr>
-              <w:pStyle w:val="29"/>
+              <w:pStyle w:val="a1"/>
               <w:bidi w:val="0"/>
               <w:snapToGrid w:val="0"/>
               <w:spacing w:line="240" w:lineRule="auto"/>
-              <w:ind w:left="0" w:leftChars="0" w:right="0" w:rightChars="0" w:firstLine="0" w:firstLineChars="0"/>
+              <w:ind w:left="0" w:right="0" w:firstLine="0" w:leftChars="0" w:rightChars="0" w:firstLineChars="0"/>
               <w:jc w:val="center"/>
               <w:rPr>
                 <w:b/>
@@ -1934,8 +1936,8 @@
           <w:tcPr>
             <w:tcW w:w="1444" w:type="dxa"/>
             <w:tcBorders>
-              <w:top w:val="single" w:color="auto" w:sz="12" w:space="0"/>
-              <w:left w:val="single" w:color="auto" w:sz="4" w:space="0"/>
+              <w:top w:val="single" w:sz="12" w:space="0" w:color="auto"/>
+              <w:left w:val="single" w:sz="4" w:space="0" w:color="auto"/>
               <w:bottom w:val="nil"/>
               <w:right w:val="nil"/>
             </w:tcBorders>
@@ -1949,11 +1951,11 @@
           </w:tcPr>
           <w:p>
             <w:pPr>
-              <w:pStyle w:val="29"/>
+              <w:pStyle w:val="a1"/>
               <w:bidi w:val="0"/>
               <w:snapToGrid w:val="0"/>
               <w:spacing w:line="240" w:lineRule="auto"/>
-              <w:ind w:left="0" w:leftChars="0" w:right="0" w:rightChars="0" w:firstLine="0" w:firstLineChars="0"/>
+              <w:ind w:left="0" w:right="0" w:firstLine="0" w:leftChars="0" w:rightChars="0" w:firstLineChars="0"/>
               <w:jc w:val="center"/>
               <w:rPr>
                 <w:b/>
@@ -1971,8 +1973,8 @@
           <w:tcPr>
             <w:tcW w:w="1204" w:type="dxa"/>
             <w:tcBorders>
-              <w:top w:val="single" w:color="auto" w:sz="12" w:space="0"/>
-              <w:left w:val="single" w:color="auto" w:sz="4" w:space="0"/>
+              <w:top w:val="single" w:sz="12" w:space="0" w:color="auto"/>
+              <w:left w:val="single" w:sz="4" w:space="0" w:color="auto"/>
               <w:bottom w:val="nil"/>
               <w:right w:val="nil"/>
             </w:tcBorders>
@@ -1986,11 +1988,11 @@
           </w:tcPr>
           <w:p>
             <w:pPr>
-              <w:pStyle w:val="29"/>
+              <w:pStyle w:val="a1"/>
               <w:bidi w:val="0"/>
               <w:snapToGrid w:val="0"/>
               <w:spacing w:line="240" w:lineRule="auto"/>
-              <w:ind w:left="0" w:leftChars="0" w:right="0" w:rightChars="0" w:firstLine="0" w:firstLineChars="0"/>
+              <w:ind w:left="0" w:right="0" w:firstLine="0" w:leftChars="0" w:rightChars="0" w:firstLineChars="0"/>
               <w:jc w:val="center"/>
               <w:rPr>
                 <w:b/>
@@ -2008,8 +2010,8 @@
           <w:tcPr>
             <w:tcW w:w="1204" w:type="dxa"/>
             <w:tcBorders>
-              <w:top w:val="single" w:color="auto" w:sz="12" w:space="0"/>
-              <w:left w:val="single" w:color="auto" w:sz="4" w:space="0"/>
+              <w:top w:val="single" w:sz="12" w:space="0" w:color="auto"/>
+              <w:left w:val="single" w:sz="4" w:space="0" w:color="auto"/>
               <w:bottom w:val="nil"/>
               <w:right w:val="nil"/>
             </w:tcBorders>
@@ -2023,11 +2025,11 @@
           </w:tcPr>
           <w:p>
             <w:pPr>
-              <w:pStyle w:val="29"/>
+              <w:pStyle w:val="a1"/>
               <w:bidi w:val="0"/>
               <w:snapToGrid w:val="0"/>
               <w:spacing w:line="240" w:lineRule="auto"/>
-              <w:ind w:left="0" w:leftChars="0" w:right="0" w:rightChars="0" w:firstLine="0" w:firstLineChars="0"/>
+              <w:ind w:left="0" w:right="0" w:firstLine="0" w:leftChars="0" w:rightChars="0" w:firstLineChars="0"/>
               <w:jc w:val="center"/>
               <w:rPr>
                 <w:b/>
@@ -2045,8 +2047,8 @@
           <w:tcPr>
             <w:tcW w:w="1685" w:type="dxa"/>
             <w:tcBorders>
-              <w:top w:val="single" w:color="auto" w:sz="12" w:space="0"/>
-              <w:left w:val="single" w:color="auto" w:sz="4" w:space="0"/>
+              <w:top w:val="single" w:sz="12" w:space="0" w:color="auto"/>
+              <w:left w:val="single" w:sz="4" w:space="0" w:color="auto"/>
               <w:bottom w:val="nil"/>
               <w:right w:val="nil"/>
             </w:tcBorders>
@@ -2060,11 +2062,11 @@
           </w:tcPr>
           <w:p>
             <w:pPr>
-              <w:pStyle w:val="29"/>
+              <w:pStyle w:val="a1"/>
               <w:bidi w:val="0"/>
               <w:snapToGrid w:val="0"/>
               <w:spacing w:line="240" w:lineRule="auto"/>
-              <w:ind w:left="0" w:leftChars="0" w:right="0" w:rightChars="0" w:firstLine="0" w:firstLineChars="0"/>
+              <w:ind w:left="0" w:right="0" w:firstLine="0" w:leftChars="0" w:rightChars="0" w:firstLineChars="0"/>
               <w:jc w:val="center"/>
               <w:rPr>
                 <w:b/>
@@ -2082,10 +2084,10 @@
           <w:tcPr>
             <w:tcW w:w="1204" w:type="dxa"/>
             <w:tcBorders>
-              <w:top w:val="single" w:color="auto" w:sz="12" w:space="0"/>
-              <w:left w:val="single" w:color="auto" w:sz="4" w:space="0"/>
+              <w:top w:val="single" w:sz="12" w:space="0" w:color="auto"/>
+              <w:left w:val="single" w:sz="4" w:space="0" w:color="auto"/>
               <w:bottom w:val="nil"/>
-              <w:right w:val="single" w:color="auto" w:sz="12" w:space="0"/>
+              <w:right w:val="single" w:sz="12" w:space="0" w:color="auto"/>
             </w:tcBorders>
             <w:tcMar>
               <w:top w:w="60" w:type="dxa"/>
@@ -2097,11 +2099,11 @@
           </w:tcPr>
           <w:p>
             <w:pPr>
-              <w:pStyle w:val="29"/>
+              <w:pStyle w:val="a1"/>
               <w:bidi w:val="0"/>
               <w:snapToGrid w:val="0"/>
               <w:spacing w:line="240" w:lineRule="auto"/>
-              <w:ind w:left="0" w:leftChars="0" w:right="0" w:rightChars="0" w:firstLine="0" w:firstLineChars="0"/>
+              <w:ind w:left="0" w:right="0" w:firstLine="0" w:leftChars="0" w:rightChars="0" w:firstLineChars="0"/>
               <w:jc w:val="center"/>
               <w:rPr>
                 <w:b/>
@@ -2118,14 +2120,8 @@
       </w:tr>
       <w:tr>
         <w:tblPrEx>
-          <w:tblBorders>
-            <w:top w:val="none" w:color="auto" w:sz="0" w:space="0"/>
-            <w:left w:val="none" w:color="auto" w:sz="0" w:space="0"/>
-            <w:bottom w:val="none" w:color="auto" w:sz="0" w:space="0"/>
-            <w:right w:val="none" w:color="auto" w:sz="0" w:space="0"/>
-            <w:insideH w:val="none" w:color="auto" w:sz="0" w:space="0"/>
-            <w:insideV w:val="none" w:color="auto" w:sz="0" w:space="0"/>
-          </w:tblBorders>
+          <w:tblW w:w="8522" w:type="dxa"/>
+          <w:jc w:val="center"/>
           <w:tblCellMar>
             <w:top w:w="0" w:type="dxa"/>
             <w:left w:w="10" w:type="dxa"/>
@@ -2134,15 +2130,15 @@
           </w:tblCellMar>
         </w:tblPrEx>
         <w:trPr>
-          <w:trHeight w:val="0" w:hRule="atLeast"/>
+          <w:trHeight w:val="0"/>
           <w:jc w:val="center"/>
         </w:trPr>
         <w:tc>
           <w:tcPr>
             <w:tcW w:w="1780" w:type="dxa"/>
             <w:tcBorders>
-              <w:top w:val="single" w:color="auto" w:sz="4" w:space="0"/>
-              <w:left w:val="single" w:color="auto" w:sz="12" w:space="0"/>
+              <w:top w:val="single" w:sz="4" w:space="0" w:color="auto"/>
+              <w:left w:val="single" w:sz="12" w:space="0" w:color="auto"/>
               <w:bottom w:val="nil"/>
               <w:right w:val="nil"/>
             </w:tcBorders>
@@ -2156,11 +2152,11 @@
           </w:tcPr>
           <w:p>
             <w:pPr>
-              <w:pStyle w:val="29"/>
+              <w:pStyle w:val="a1"/>
               <w:bidi w:val="0"/>
               <w:snapToGrid w:val="0"/>
               <w:spacing w:line="240" w:lineRule="auto"/>
-              <w:ind w:left="0" w:leftChars="0" w:right="0" w:rightChars="0" w:firstLine="0" w:firstLineChars="0"/>
+              <w:ind w:left="0" w:right="0" w:firstLine="0" w:leftChars="0" w:rightChars="0" w:firstLineChars="0"/>
               <w:jc w:val="center"/>
             </w:pPr>
             <w:r>
@@ -2172,8 +2168,8 @@
           <w:tcPr>
             <w:tcW w:w="1444" w:type="dxa"/>
             <w:tcBorders>
-              <w:top w:val="single" w:color="auto" w:sz="4" w:space="0"/>
-              <w:left w:val="single" w:color="auto" w:sz="4" w:space="0"/>
+              <w:top w:val="single" w:sz="4" w:space="0" w:color="auto"/>
+              <w:left w:val="single" w:sz="4" w:space="0" w:color="auto"/>
               <w:bottom w:val="nil"/>
               <w:right w:val="nil"/>
             </w:tcBorders>
@@ -2187,11 +2183,11 @@
           </w:tcPr>
           <w:p>
             <w:pPr>
-              <w:pStyle w:val="29"/>
+              <w:pStyle w:val="a1"/>
               <w:bidi w:val="0"/>
               <w:snapToGrid w:val="0"/>
               <w:spacing w:line="240" w:lineRule="auto"/>
-              <w:ind w:left="0" w:leftChars="0" w:right="0" w:rightChars="0" w:firstLine="0" w:firstLineChars="0"/>
+              <w:ind w:left="0" w:right="0" w:firstLine="0" w:leftChars="0" w:rightChars="0" w:firstLineChars="0"/>
               <w:jc w:val="center"/>
             </w:pPr>
             <w:r>
@@ -2203,8 +2199,8 @@
           <w:tcPr>
             <w:tcW w:w="1204" w:type="dxa"/>
             <w:tcBorders>
-              <w:top w:val="single" w:color="auto" w:sz="4" w:space="0"/>
-              <w:left w:val="single" w:color="auto" w:sz="4" w:space="0"/>
+              <w:top w:val="single" w:sz="4" w:space="0" w:color="auto"/>
+              <w:left w:val="single" w:sz="4" w:space="0" w:color="auto"/>
               <w:bottom w:val="nil"/>
               <w:right w:val="nil"/>
             </w:tcBorders>
@@ -2218,11 +2214,11 @@
           </w:tcPr>
           <w:p>
             <w:pPr>
-              <w:pStyle w:val="29"/>
+              <w:pStyle w:val="a1"/>
               <w:bidi w:val="0"/>
               <w:snapToGrid w:val="0"/>
               <w:spacing w:line="240" w:lineRule="auto"/>
-              <w:ind w:left="0" w:leftChars="0" w:right="0" w:rightChars="0" w:firstLine="0" w:firstLineChars="0"/>
+              <w:ind w:left="0" w:right="0" w:firstLine="0" w:leftChars="0" w:rightChars="0" w:firstLineChars="0"/>
               <w:jc w:val="center"/>
             </w:pPr>
             <w:r>
@@ -2234,8 +2230,8 @@
           <w:tcPr>
             <w:tcW w:w="1204" w:type="dxa"/>
             <w:tcBorders>
-              <w:top w:val="single" w:color="auto" w:sz="4" w:space="0"/>
-              <w:left w:val="single" w:color="auto" w:sz="4" w:space="0"/>
+              <w:top w:val="single" w:sz="4" w:space="0" w:color="auto"/>
+              <w:left w:val="single" w:sz="4" w:space="0" w:color="auto"/>
               <w:bottom w:val="nil"/>
               <w:right w:val="nil"/>
             </w:tcBorders>
@@ -2249,11 +2245,11 @@
           </w:tcPr>
           <w:p>
             <w:pPr>
-              <w:pStyle w:val="29"/>
+              <w:pStyle w:val="a1"/>
               <w:bidi w:val="0"/>
               <w:snapToGrid w:val="0"/>
               <w:spacing w:line="240" w:lineRule="auto"/>
-              <w:ind w:left="0" w:leftChars="0" w:right="0" w:rightChars="0" w:firstLine="0" w:firstLineChars="0"/>
+              <w:ind w:left="0" w:right="0" w:firstLine="0" w:leftChars="0" w:rightChars="0" w:firstLineChars="0"/>
               <w:jc w:val="center"/>
             </w:pPr>
             <w:r>
@@ -2265,8 +2261,8 @@
           <w:tcPr>
             <w:tcW w:w="1685" w:type="dxa"/>
             <w:tcBorders>
-              <w:top w:val="single" w:color="auto" w:sz="4" w:space="0"/>
-              <w:left w:val="single" w:color="auto" w:sz="4" w:space="0"/>
+              <w:top w:val="single" w:sz="4" w:space="0" w:color="auto"/>
+              <w:left w:val="single" w:sz="4" w:space="0" w:color="auto"/>
               <w:bottom w:val="nil"/>
               <w:right w:val="nil"/>
             </w:tcBorders>
@@ -2280,11 +2276,11 @@
           </w:tcPr>
           <w:p>
             <w:pPr>
-              <w:pStyle w:val="29"/>
+              <w:pStyle w:val="a1"/>
               <w:bidi w:val="0"/>
               <w:snapToGrid w:val="0"/>
               <w:spacing w:line="240" w:lineRule="auto"/>
-              <w:ind w:left="0" w:leftChars="0" w:right="0" w:rightChars="0" w:firstLine="0" w:firstLineChars="0"/>
+              <w:ind w:left="0" w:right="0" w:firstLine="0" w:leftChars="0" w:rightChars="0" w:firstLineChars="0"/>
               <w:jc w:val="center"/>
             </w:pPr>
             <w:r>
@@ -2296,10 +2292,10 @@
           <w:tcPr>
             <w:tcW w:w="1204" w:type="dxa"/>
             <w:tcBorders>
-              <w:top w:val="single" w:color="auto" w:sz="4" w:space="0"/>
-              <w:left w:val="single" w:color="auto" w:sz="4" w:space="0"/>
+              <w:top w:val="single" w:sz="4" w:space="0" w:color="auto"/>
+              <w:left w:val="single" w:sz="4" w:space="0" w:color="auto"/>
               <w:bottom w:val="nil"/>
-              <w:right w:val="single" w:color="auto" w:sz="12" w:space="0"/>
+              <w:right w:val="single" w:sz="12" w:space="0" w:color="auto"/>
             </w:tcBorders>
             <w:tcMar>
               <w:top w:w="60" w:type="dxa"/>
@@ -2311,11 +2307,11 @@
           </w:tcPr>
           <w:p>
             <w:pPr>
-              <w:pStyle w:val="29"/>
+              <w:pStyle w:val="a1"/>
               <w:bidi w:val="0"/>
               <w:snapToGrid w:val="0"/>
               <w:spacing w:line="240" w:lineRule="auto"/>
-              <w:ind w:left="0" w:leftChars="0" w:right="0" w:rightChars="0" w:firstLine="0" w:firstLineChars="0"/>
+              <w:ind w:left="0" w:right="0" w:firstLine="0" w:leftChars="0" w:rightChars="0" w:firstLineChars="0"/>
               <w:jc w:val="center"/>
             </w:pPr>
             <w:r>
@@ -2326,14 +2322,8 @@
       </w:tr>
       <w:tr>
         <w:tblPrEx>
-          <w:tblBorders>
-            <w:top w:val="none" w:color="auto" w:sz="0" w:space="0"/>
-            <w:left w:val="none" w:color="auto" w:sz="0" w:space="0"/>
-            <w:bottom w:val="none" w:color="auto" w:sz="0" w:space="0"/>
-            <w:right w:val="none" w:color="auto" w:sz="0" w:space="0"/>
-            <w:insideH w:val="none" w:color="auto" w:sz="0" w:space="0"/>
-            <w:insideV w:val="none" w:color="auto" w:sz="0" w:space="0"/>
-          </w:tblBorders>
+          <w:tblW w:w="8522" w:type="dxa"/>
+          <w:jc w:val="center"/>
           <w:tblCellMar>
             <w:top w:w="0" w:type="dxa"/>
             <w:left w:w="10" w:type="dxa"/>
@@ -2342,15 +2332,15 @@
           </w:tblCellMar>
         </w:tblPrEx>
         <w:trPr>
-          <w:trHeight w:val="0" w:hRule="atLeast"/>
+          <w:trHeight w:val="0"/>
           <w:jc w:val="center"/>
         </w:trPr>
         <w:tc>
           <w:tcPr>
             <w:tcW w:w="1780" w:type="dxa"/>
             <w:tcBorders>
-              <w:top w:val="single" w:color="auto" w:sz="4" w:space="0"/>
-              <w:left w:val="single" w:color="auto" w:sz="12" w:space="0"/>
+              <w:top w:val="single" w:sz="4" w:space="0" w:color="auto"/>
+              <w:left w:val="single" w:sz="12" w:space="0" w:color="auto"/>
               <w:bottom w:val="nil"/>
               <w:right w:val="nil"/>
             </w:tcBorders>
@@ -2364,11 +2354,11 @@
           </w:tcPr>
           <w:p>
             <w:pPr>
-              <w:pStyle w:val="29"/>
+              <w:pStyle w:val="a1"/>
               <w:bidi w:val="0"/>
               <w:snapToGrid w:val="0"/>
               <w:spacing w:line="240" w:lineRule="auto"/>
-              <w:ind w:left="0" w:leftChars="0" w:right="0" w:rightChars="0" w:firstLine="0" w:firstLineChars="0"/>
+              <w:ind w:left="0" w:right="0" w:firstLine="0" w:leftChars="0" w:rightChars="0" w:firstLineChars="0"/>
               <w:jc w:val="center"/>
             </w:pPr>
             <w:r>
@@ -2380,8 +2370,8 @@
           <w:tcPr>
             <w:tcW w:w="1444" w:type="dxa"/>
             <w:tcBorders>
-              <w:top w:val="single" w:color="auto" w:sz="4" w:space="0"/>
-              <w:left w:val="single" w:color="auto" w:sz="4" w:space="0"/>
+              <w:top w:val="single" w:sz="4" w:space="0" w:color="auto"/>
+              <w:left w:val="single" w:sz="4" w:space="0" w:color="auto"/>
               <w:bottom w:val="nil"/>
               <w:right w:val="nil"/>
             </w:tcBorders>
@@ -2395,11 +2385,11 @@
           </w:tcPr>
           <w:p>
             <w:pPr>
-              <w:pStyle w:val="29"/>
+              <w:pStyle w:val="a1"/>
               <w:bidi w:val="0"/>
               <w:snapToGrid w:val="0"/>
               <w:spacing w:line="240" w:lineRule="auto"/>
-              <w:ind w:left="0" w:leftChars="0" w:right="0" w:rightChars="0" w:firstLine="0" w:firstLineChars="0"/>
+              <w:ind w:left="0" w:right="0" w:firstLine="0" w:leftChars="0" w:rightChars="0" w:firstLineChars="0"/>
               <w:jc w:val="center"/>
             </w:pPr>
             <w:r>
@@ -2411,8 +2401,8 @@
           <w:tcPr>
             <w:tcW w:w="1204" w:type="dxa"/>
             <w:tcBorders>
-              <w:top w:val="single" w:color="auto" w:sz="4" w:space="0"/>
-              <w:left w:val="single" w:color="auto" w:sz="4" w:space="0"/>
+              <w:top w:val="single" w:sz="4" w:space="0" w:color="auto"/>
+              <w:left w:val="single" w:sz="4" w:space="0" w:color="auto"/>
               <w:bottom w:val="nil"/>
               <w:right w:val="nil"/>
             </w:tcBorders>
@@ -2426,11 +2416,11 @@
           </w:tcPr>
           <w:p>
             <w:pPr>
-              <w:pStyle w:val="29"/>
+              <w:pStyle w:val="a1"/>
               <w:bidi w:val="0"/>
               <w:snapToGrid w:val="0"/>
               <w:spacing w:line="240" w:lineRule="auto"/>
-              <w:ind w:left="0" w:leftChars="0" w:right="0" w:rightChars="0" w:firstLine="0" w:firstLineChars="0"/>
+              <w:ind w:left="0" w:right="0" w:firstLine="0" w:leftChars="0" w:rightChars="0" w:firstLineChars="0"/>
               <w:jc w:val="center"/>
             </w:pPr>
             <w:r>
@@ -2442,8 +2432,8 @@
           <w:tcPr>
             <w:tcW w:w="1204" w:type="dxa"/>
             <w:tcBorders>
-              <w:top w:val="single" w:color="auto" w:sz="4" w:space="0"/>
-              <w:left w:val="single" w:color="auto" w:sz="4" w:space="0"/>
+              <w:top w:val="single" w:sz="4" w:space="0" w:color="auto"/>
+              <w:left w:val="single" w:sz="4" w:space="0" w:color="auto"/>
               <w:bottom w:val="nil"/>
               <w:right w:val="nil"/>
             </w:tcBorders>
@@ -2457,11 +2447,11 @@
           </w:tcPr>
           <w:p>
             <w:pPr>
-              <w:pStyle w:val="29"/>
+              <w:pStyle w:val="a1"/>
               <w:bidi w:val="0"/>
               <w:snapToGrid w:val="0"/>
               <w:spacing w:line="240" w:lineRule="auto"/>
-              <w:ind w:left="0" w:leftChars="0" w:right="0" w:rightChars="0" w:firstLine="0" w:firstLineChars="0"/>
+              <w:ind w:left="0" w:right="0" w:firstLine="0" w:leftChars="0" w:rightChars="0" w:firstLineChars="0"/>
               <w:jc w:val="center"/>
             </w:pPr>
             <w:r>
@@ -2473,8 +2463,8 @@
           <w:tcPr>
             <w:tcW w:w="1685" w:type="dxa"/>
             <w:tcBorders>
-              <w:top w:val="single" w:color="auto" w:sz="4" w:space="0"/>
-              <w:left w:val="single" w:color="auto" w:sz="4" w:space="0"/>
+              <w:top w:val="single" w:sz="4" w:space="0" w:color="auto"/>
+              <w:left w:val="single" w:sz="4" w:space="0" w:color="auto"/>
               <w:bottom w:val="nil"/>
               <w:right w:val="nil"/>
             </w:tcBorders>
@@ -2488,11 +2478,11 @@
           </w:tcPr>
           <w:p>
             <w:pPr>
-              <w:pStyle w:val="29"/>
+              <w:pStyle w:val="a1"/>
               <w:bidi w:val="0"/>
               <w:snapToGrid w:val="0"/>
               <w:spacing w:line="240" w:lineRule="auto"/>
-              <w:ind w:left="0" w:leftChars="0" w:right="0" w:rightChars="0" w:firstLine="0" w:firstLineChars="0"/>
+              <w:ind w:left="0" w:right="0" w:firstLine="0" w:leftChars="0" w:rightChars="0" w:firstLineChars="0"/>
               <w:jc w:val="center"/>
             </w:pPr>
             <w:r>
@@ -2504,10 +2494,10 @@
           <w:tcPr>
             <w:tcW w:w="1204" w:type="dxa"/>
             <w:tcBorders>
-              <w:top w:val="single" w:color="auto" w:sz="4" w:space="0"/>
-              <w:left w:val="single" w:color="auto" w:sz="4" w:space="0"/>
+              <w:top w:val="single" w:sz="4" w:space="0" w:color="auto"/>
+              <w:left w:val="single" w:sz="4" w:space="0" w:color="auto"/>
               <w:bottom w:val="nil"/>
-              <w:right w:val="single" w:color="auto" w:sz="12" w:space="0"/>
+              <w:right w:val="single" w:sz="12" w:space="0" w:color="auto"/>
             </w:tcBorders>
             <w:tcMar>
               <w:top w:w="60" w:type="dxa"/>
@@ -2519,11 +2509,11 @@
           </w:tcPr>
           <w:p>
             <w:pPr>
-              <w:pStyle w:val="29"/>
+              <w:pStyle w:val="a1"/>
               <w:bidi w:val="0"/>
               <w:snapToGrid w:val="0"/>
               <w:spacing w:line="240" w:lineRule="auto"/>
-              <w:ind w:left="0" w:leftChars="0" w:right="0" w:rightChars="0" w:firstLine="0" w:firstLineChars="0"/>
+              <w:ind w:left="0" w:right="0" w:firstLine="0" w:leftChars="0" w:rightChars="0" w:firstLineChars="0"/>
               <w:jc w:val="center"/>
             </w:pPr>
             <w:r>
@@ -2534,14 +2524,8 @@
       </w:tr>
       <w:tr>
         <w:tblPrEx>
-          <w:tblBorders>
-            <w:top w:val="none" w:color="auto" w:sz="0" w:space="0"/>
-            <w:left w:val="none" w:color="auto" w:sz="0" w:space="0"/>
-            <w:bottom w:val="none" w:color="auto" w:sz="0" w:space="0"/>
-            <w:right w:val="none" w:color="auto" w:sz="0" w:space="0"/>
-            <w:insideH w:val="none" w:color="auto" w:sz="0" w:space="0"/>
-            <w:insideV w:val="none" w:color="auto" w:sz="0" w:space="0"/>
-          </w:tblBorders>
+          <w:tblW w:w="8522" w:type="dxa"/>
+          <w:jc w:val="center"/>
           <w:tblCellMar>
             <w:top w:w="0" w:type="dxa"/>
             <w:left w:w="10" w:type="dxa"/>
@@ -2550,15 +2534,15 @@
           </w:tblCellMar>
         </w:tblPrEx>
         <w:trPr>
-          <w:trHeight w:val="0" w:hRule="atLeast"/>
+          <w:trHeight w:val="0"/>
           <w:jc w:val="center"/>
         </w:trPr>
         <w:tc>
           <w:tcPr>
             <w:tcW w:w="1780" w:type="dxa"/>
             <w:tcBorders>
-              <w:top w:val="single" w:color="auto" w:sz="4" w:space="0"/>
-              <w:left w:val="single" w:color="auto" w:sz="12" w:space="0"/>
+              <w:top w:val="single" w:sz="4" w:space="0" w:color="auto"/>
+              <w:left w:val="single" w:sz="12" w:space="0" w:color="auto"/>
               <w:bottom w:val="nil"/>
               <w:right w:val="nil"/>
             </w:tcBorders>
@@ -2572,11 +2556,11 @@
           </w:tcPr>
           <w:p>
             <w:pPr>
-              <w:pStyle w:val="29"/>
+              <w:pStyle w:val="a1"/>
               <w:bidi w:val="0"/>
               <w:snapToGrid w:val="0"/>
               <w:spacing w:line="240" w:lineRule="auto"/>
-              <w:ind w:left="0" w:leftChars="0" w:right="0" w:rightChars="0" w:firstLine="0" w:firstLineChars="0"/>
+              <w:ind w:left="0" w:right="0" w:firstLine="0" w:leftChars="0" w:rightChars="0" w:firstLineChars="0"/>
               <w:jc w:val="center"/>
             </w:pPr>
             <w:r>
@@ -2588,8 +2572,8 @@
           <w:tcPr>
             <w:tcW w:w="1444" w:type="dxa"/>
             <w:tcBorders>
-              <w:top w:val="single" w:color="auto" w:sz="4" w:space="0"/>
-              <w:left w:val="single" w:color="auto" w:sz="4" w:space="0"/>
+              <w:top w:val="single" w:sz="4" w:space="0" w:color="auto"/>
+              <w:left w:val="single" w:sz="4" w:space="0" w:color="auto"/>
               <w:bottom w:val="nil"/>
               <w:right w:val="nil"/>
             </w:tcBorders>
@@ -2603,11 +2587,11 @@
           </w:tcPr>
           <w:p>
             <w:pPr>
-              <w:pStyle w:val="29"/>
+              <w:pStyle w:val="a1"/>
               <w:bidi w:val="0"/>
               <w:snapToGrid w:val="0"/>
               <w:spacing w:line="240" w:lineRule="auto"/>
-              <w:ind w:left="0" w:leftChars="0" w:right="0" w:rightChars="0" w:firstLine="0" w:firstLineChars="0"/>
+              <w:ind w:left="0" w:right="0" w:firstLine="0" w:leftChars="0" w:rightChars="0" w:firstLineChars="0"/>
               <w:jc w:val="center"/>
             </w:pPr>
             <w:r>
@@ -2619,8 +2603,8 @@
           <w:tcPr>
             <w:tcW w:w="1204" w:type="dxa"/>
             <w:tcBorders>
-              <w:top w:val="single" w:color="auto" w:sz="4" w:space="0"/>
-              <w:left w:val="single" w:color="auto" w:sz="4" w:space="0"/>
+              <w:top w:val="single" w:sz="4" w:space="0" w:color="auto"/>
+              <w:left w:val="single" w:sz="4" w:space="0" w:color="auto"/>
               <w:bottom w:val="nil"/>
               <w:right w:val="nil"/>
             </w:tcBorders>
@@ -2634,11 +2618,11 @@
           </w:tcPr>
           <w:p>
             <w:pPr>
-              <w:pStyle w:val="29"/>
+              <w:pStyle w:val="a1"/>
               <w:bidi w:val="0"/>
               <w:snapToGrid w:val="0"/>
               <w:spacing w:line="240" w:lineRule="auto"/>
-              <w:ind w:left="0" w:leftChars="0" w:right="0" w:rightChars="0" w:firstLine="0" w:firstLineChars="0"/>
+              <w:ind w:left="0" w:right="0" w:firstLine="0" w:leftChars="0" w:rightChars="0" w:firstLineChars="0"/>
               <w:jc w:val="center"/>
             </w:pPr>
             <w:r>
@@ -2650,8 +2634,8 @@
           <w:tcPr>
             <w:tcW w:w="1204" w:type="dxa"/>
             <w:tcBorders>
-              <w:top w:val="single" w:color="auto" w:sz="4" w:space="0"/>
-              <w:left w:val="single" w:color="auto" w:sz="4" w:space="0"/>
+              <w:top w:val="single" w:sz="4" w:space="0" w:color="auto"/>
+              <w:left w:val="single" w:sz="4" w:space="0" w:color="auto"/>
               <w:bottom w:val="nil"/>
               <w:right w:val="nil"/>
             </w:tcBorders>
@@ -2665,11 +2649,11 @@
           </w:tcPr>
           <w:p>
             <w:pPr>
-              <w:pStyle w:val="29"/>
+              <w:pStyle w:val="a1"/>
               <w:bidi w:val="0"/>
               <w:snapToGrid w:val="0"/>
               <w:spacing w:line="240" w:lineRule="auto"/>
-              <w:ind w:left="0" w:leftChars="0" w:right="0" w:rightChars="0" w:firstLine="0" w:firstLineChars="0"/>
+              <w:ind w:left="0" w:right="0" w:firstLine="0" w:leftChars="0" w:rightChars="0" w:firstLineChars="0"/>
               <w:jc w:val="center"/>
             </w:pPr>
             <w:r>
@@ -2681,8 +2665,8 @@
           <w:tcPr>
             <w:tcW w:w="1685" w:type="dxa"/>
             <w:tcBorders>
-              <w:top w:val="single" w:color="auto" w:sz="4" w:space="0"/>
-              <w:left w:val="single" w:color="auto" w:sz="4" w:space="0"/>
+              <w:top w:val="single" w:sz="4" w:space="0" w:color="auto"/>
+              <w:left w:val="single" w:sz="4" w:space="0" w:color="auto"/>
               <w:bottom w:val="nil"/>
               <w:right w:val="nil"/>
             </w:tcBorders>
@@ -2696,11 +2680,11 @@
           </w:tcPr>
           <w:p>
             <w:pPr>
-              <w:pStyle w:val="29"/>
+              <w:pStyle w:val="a1"/>
               <w:bidi w:val="0"/>
               <w:snapToGrid w:val="0"/>
               <w:spacing w:line="240" w:lineRule="auto"/>
-              <w:ind w:left="0" w:leftChars="0" w:right="0" w:rightChars="0" w:firstLine="0" w:firstLineChars="0"/>
+              <w:ind w:left="0" w:right="0" w:firstLine="0" w:leftChars="0" w:rightChars="0" w:firstLineChars="0"/>
               <w:jc w:val="center"/>
             </w:pPr>
             <w:r>
@@ -2712,10 +2696,10 @@
           <w:tcPr>
             <w:tcW w:w="1204" w:type="dxa"/>
             <w:tcBorders>
-              <w:top w:val="single" w:color="auto" w:sz="4" w:space="0"/>
-              <w:left w:val="single" w:color="auto" w:sz="4" w:space="0"/>
+              <w:top w:val="single" w:sz="4" w:space="0" w:color="auto"/>
+              <w:left w:val="single" w:sz="4" w:space="0" w:color="auto"/>
               <w:bottom w:val="nil"/>
-              <w:right w:val="single" w:color="auto" w:sz="12" w:space="0"/>
+              <w:right w:val="single" w:sz="12" w:space="0" w:color="auto"/>
             </w:tcBorders>
             <w:tcMar>
               <w:top w:w="60" w:type="dxa"/>
@@ -2727,11 +2711,11 @@
           </w:tcPr>
           <w:p>
             <w:pPr>
-              <w:pStyle w:val="29"/>
+              <w:pStyle w:val="a1"/>
               <w:bidi w:val="0"/>
               <w:snapToGrid w:val="0"/>
               <w:spacing w:line="240" w:lineRule="auto"/>
-              <w:ind w:left="0" w:leftChars="0" w:right="0" w:rightChars="0" w:firstLine="0" w:firstLineChars="0"/>
+              <w:ind w:left="0" w:right="0" w:firstLine="0" w:leftChars="0" w:rightChars="0" w:firstLineChars="0"/>
               <w:jc w:val="center"/>
             </w:pPr>
             <w:r>
@@ -2742,14 +2726,8 @@
       </w:tr>
       <w:tr>
         <w:tblPrEx>
-          <w:tblBorders>
-            <w:top w:val="none" w:color="auto" w:sz="0" w:space="0"/>
-            <w:left w:val="none" w:color="auto" w:sz="0" w:space="0"/>
-            <w:bottom w:val="none" w:color="auto" w:sz="0" w:space="0"/>
-            <w:right w:val="none" w:color="auto" w:sz="0" w:space="0"/>
-            <w:insideH w:val="none" w:color="auto" w:sz="0" w:space="0"/>
-            <w:insideV w:val="none" w:color="auto" w:sz="0" w:space="0"/>
-          </w:tblBorders>
+          <w:tblW w:w="8522" w:type="dxa"/>
+          <w:jc w:val="center"/>
           <w:tblCellMar>
             <w:top w:w="0" w:type="dxa"/>
             <w:left w:w="10" w:type="dxa"/>
@@ -2758,16 +2736,16 @@
           </w:tblCellMar>
         </w:tblPrEx>
         <w:trPr>
-          <w:trHeight w:val="0" w:hRule="atLeast"/>
+          <w:trHeight w:val="0"/>
           <w:jc w:val="center"/>
         </w:trPr>
         <w:tc>
           <w:tcPr>
             <w:tcW w:w="1780" w:type="dxa"/>
             <w:tcBorders>
-              <w:top w:val="single" w:color="auto" w:sz="4" w:space="0"/>
-              <w:left w:val="single" w:color="auto" w:sz="12" w:space="0"/>
-              <w:bottom w:val="single" w:color="auto" w:sz="12" w:space="0"/>
+              <w:top w:val="single" w:sz="4" w:space="0" w:color="auto"/>
+              <w:left w:val="single" w:sz="12" w:space="0" w:color="auto"/>
+              <w:bottom w:val="single" w:sz="12" w:space="0" w:color="auto"/>
               <w:right w:val="nil"/>
             </w:tcBorders>
             <w:tcMar>
@@ -2780,11 +2758,11 @@
           </w:tcPr>
           <w:p>
             <w:pPr>
-              <w:pStyle w:val="29"/>
+              <w:pStyle w:val="a1"/>
               <w:bidi w:val="0"/>
               <w:snapToGrid w:val="0"/>
               <w:spacing w:line="240" w:lineRule="auto"/>
-              <w:ind w:left="0" w:leftChars="0" w:right="0" w:rightChars="0" w:firstLine="0" w:firstLineChars="0"/>
+              <w:ind w:left="0" w:right="0" w:firstLine="0" w:leftChars="0" w:rightChars="0" w:firstLineChars="0"/>
               <w:jc w:val="center"/>
             </w:pPr>
             <w:r>
@@ -2796,9 +2774,9 @@
           <w:tcPr>
             <w:tcW w:w="1444" w:type="dxa"/>
             <w:tcBorders>
-              <w:top w:val="single" w:color="auto" w:sz="4" w:space="0"/>
-              <w:left w:val="single" w:color="auto" w:sz="4" w:space="0"/>
-              <w:bottom w:val="single" w:color="auto" w:sz="12" w:space="0"/>
+              <w:top w:val="single" w:sz="4" w:space="0" w:color="auto"/>
+              <w:left w:val="single" w:sz="4" w:space="0" w:color="auto"/>
+              <w:bottom w:val="single" w:sz="12" w:space="0" w:color="auto"/>
               <w:right w:val="nil"/>
             </w:tcBorders>
             <w:tcMar>
@@ -2811,11 +2789,11 @@
           </w:tcPr>
           <w:p>
             <w:pPr>
-              <w:pStyle w:val="29"/>
+              <w:pStyle w:val="a1"/>
               <w:bidi w:val="0"/>
               <w:snapToGrid w:val="0"/>
               <w:spacing w:line="240" w:lineRule="auto"/>
-              <w:ind w:left="0" w:leftChars="0" w:right="0" w:rightChars="0" w:firstLine="0" w:firstLineChars="0"/>
+              <w:ind w:left="0" w:right="0" w:firstLine="0" w:leftChars="0" w:rightChars="0" w:firstLineChars="0"/>
               <w:jc w:val="center"/>
             </w:pPr>
             <w:r>
@@ -2827,9 +2805,9 @@
           <w:tcPr>
             <w:tcW w:w="1204" w:type="dxa"/>
             <w:tcBorders>
-              <w:top w:val="single" w:color="auto" w:sz="4" w:space="0"/>
-              <w:left w:val="single" w:color="auto" w:sz="4" w:space="0"/>
-              <w:bottom w:val="single" w:color="auto" w:sz="12" w:space="0"/>
+              <w:top w:val="single" w:sz="4" w:space="0" w:color="auto"/>
+              <w:left w:val="single" w:sz="4" w:space="0" w:color="auto"/>
+              <w:bottom w:val="single" w:sz="12" w:space="0" w:color="auto"/>
               <w:right w:val="nil"/>
             </w:tcBorders>
             <w:tcMar>
@@ -2842,11 +2820,11 @@
           </w:tcPr>
           <w:p>
             <w:pPr>
-              <w:pStyle w:val="29"/>
+              <w:pStyle w:val="a1"/>
               <w:bidi w:val="0"/>
               <w:snapToGrid w:val="0"/>
               <w:spacing w:line="240" w:lineRule="auto"/>
-              <w:ind w:left="0" w:leftChars="0" w:right="0" w:rightChars="0" w:firstLine="0" w:firstLineChars="0"/>
+              <w:ind w:left="0" w:right="0" w:firstLine="0" w:leftChars="0" w:rightChars="0" w:firstLineChars="0"/>
               <w:jc w:val="center"/>
             </w:pPr>
             <w:r>
@@ -2858,9 +2836,9 @@
           <w:tcPr>
             <w:tcW w:w="1204" w:type="dxa"/>
             <w:tcBorders>
-              <w:top w:val="single" w:color="auto" w:sz="4" w:space="0"/>
-              <w:left w:val="single" w:color="auto" w:sz="4" w:space="0"/>
-              <w:bottom w:val="single" w:color="auto" w:sz="12" w:space="0"/>
+              <w:top w:val="single" w:sz="4" w:space="0" w:color="auto"/>
+              <w:left w:val="single" w:sz="4" w:space="0" w:color="auto"/>
+              <w:bottom w:val="single" w:sz="12" w:space="0" w:color="auto"/>
               <w:right w:val="nil"/>
             </w:tcBorders>
             <w:tcMar>
@@ -2873,11 +2851,11 @@
           </w:tcPr>
           <w:p>
             <w:pPr>
-              <w:pStyle w:val="29"/>
+              <w:pStyle w:val="a1"/>
               <w:bidi w:val="0"/>
               <w:snapToGrid w:val="0"/>
               <w:spacing w:line="240" w:lineRule="auto"/>
-              <w:ind w:left="0" w:leftChars="0" w:right="0" w:rightChars="0" w:firstLine="0" w:firstLineChars="0"/>
+              <w:ind w:left="0" w:right="0" w:firstLine="0" w:leftChars="0" w:rightChars="0" w:firstLineChars="0"/>
               <w:jc w:val="center"/>
             </w:pPr>
             <w:r>
@@ -2889,9 +2867,9 @@
           <w:tcPr>
             <w:tcW w:w="1685" w:type="dxa"/>
             <w:tcBorders>
-              <w:top w:val="single" w:color="auto" w:sz="4" w:space="0"/>
-              <w:left w:val="single" w:color="auto" w:sz="4" w:space="0"/>
-              <w:bottom w:val="single" w:color="auto" w:sz="12" w:space="0"/>
+              <w:top w:val="single" w:sz="4" w:space="0" w:color="auto"/>
+              <w:left w:val="single" w:sz="4" w:space="0" w:color="auto"/>
+              <w:bottom w:val="single" w:sz="12" w:space="0" w:color="auto"/>
               <w:right w:val="nil"/>
             </w:tcBorders>
             <w:tcMar>
@@ -2904,11 +2882,11 @@
           </w:tcPr>
           <w:p>
             <w:pPr>
-              <w:pStyle w:val="29"/>
+              <w:pStyle w:val="a1"/>
               <w:bidi w:val="0"/>
               <w:snapToGrid w:val="0"/>
               <w:spacing w:line="240" w:lineRule="auto"/>
-              <w:ind w:left="0" w:leftChars="0" w:right="0" w:rightChars="0" w:firstLine="0" w:firstLineChars="0"/>
+              <w:ind w:left="0" w:right="0" w:firstLine="0" w:leftChars="0" w:rightChars="0" w:firstLineChars="0"/>
               <w:jc w:val="center"/>
             </w:pPr>
             <w:r>
@@ -2920,10 +2898,10 @@
           <w:tcPr>
             <w:tcW w:w="1204" w:type="dxa"/>
             <w:tcBorders>
-              <w:top w:val="single" w:color="auto" w:sz="4" w:space="0"/>
-              <w:left w:val="single" w:color="auto" w:sz="4" w:space="0"/>
-              <w:bottom w:val="single" w:color="auto" w:sz="12" w:space="0"/>
-              <w:right w:val="single" w:color="auto" w:sz="12" w:space="0"/>
+              <w:top w:val="single" w:sz="4" w:space="0" w:color="auto"/>
+              <w:left w:val="single" w:sz="4" w:space="0" w:color="auto"/>
+              <w:bottom w:val="single" w:sz="12" w:space="0" w:color="auto"/>
+              <w:right w:val="single" w:sz="12" w:space="0" w:color="auto"/>
             </w:tcBorders>
             <w:tcMar>
               <w:top w:w="60" w:type="dxa"/>
@@ -2935,11 +2913,11 @@
           </w:tcPr>
           <w:p>
             <w:pPr>
-              <w:pStyle w:val="29"/>
+              <w:pStyle w:val="a1"/>
               <w:bidi w:val="0"/>
               <w:snapToGrid w:val="0"/>
               <w:spacing w:line="240" w:lineRule="auto"/>
-              <w:ind w:left="0" w:leftChars="0" w:right="0" w:rightChars="0" w:firstLine="0" w:firstLineChars="0"/>
+              <w:ind w:left="0" w:right="0" w:firstLine="0" w:leftChars="0" w:rightChars="0" w:firstLineChars="0"/>
               <w:jc w:val="center"/>
             </w:pPr>
             <w:r>
@@ -2951,7 +2929,7 @@
     </w:tbl>
     <w:p>
       <w:pPr>
-        <w:pStyle w:val="29"/>
+        <w:pStyle w:val="a1"/>
         <w:bidi w:val="0"/>
         <w:rPr>
           <w:rFonts w:hint="default"/>
@@ -2968,7 +2946,7 @@
     </w:p>
     <w:p>
       <w:pPr>
-        <w:pStyle w:val="31"/>
+        <w:pStyle w:val="3"/>
         <w:keepNext w:val="0"/>
         <w:keepLines w:val="0"/>
         <w:pageBreakBefore w:val="0"/>
@@ -2998,7 +2976,7 @@
     </w:p>
     <w:p>
       <w:pPr>
-        <w:pStyle w:val="29"/>
+        <w:pStyle w:val="a1"/>
         <w:rPr>
           <w:rFonts w:hint="default"/>
           <w:lang w:val="en-US" w:eastAsia="zh-CN"/>
@@ -3014,7 +2992,7 @@
     </w:p>
     <w:p>
       <w:pPr>
-        <w:pStyle w:val="31"/>
+        <w:pStyle w:val="3"/>
         <w:keepNext w:val="0"/>
         <w:keepLines w:val="0"/>
         <w:pageBreakBefore w:val="0"/>
@@ -3044,7 +3022,7 @@
     </w:p>
     <w:p>
       <w:pPr>
-        <w:pStyle w:val="29"/>
+        <w:pStyle w:val="a1"/>
         <w:rPr>
           <w:rFonts w:hint="eastAsia"/>
           <w:lang w:val="en-US" w:eastAsia="zh-CN"/>
@@ -3060,7 +3038,7 @@
     </w:p>
     <w:p>
       <w:pPr>
-        <w:pStyle w:val="31"/>
+        <w:pStyle w:val="3"/>
         <w:keepNext w:val="0"/>
         <w:keepLines w:val="0"/>
         <w:pageBreakBefore w:val="0"/>
@@ -3090,7 +3068,7 @@
     </w:p>
     <w:p>
       <w:pPr>
-        <w:pStyle w:val="29"/>
+        <w:pStyle w:val="a1"/>
         <w:rPr>
           <w:rFonts w:hint="eastAsia"/>
           <w:lang w:val="en-US" w:eastAsia="zh-CN"/>
@@ -3106,10 +3084,10 @@
     </w:p>
     <w:p>
       <w:pPr>
-        <w:pStyle w:val="29"/>
-        <w:bidi w:val="0"/>
-        <w:rPr>
-          <w:rFonts w:hint="default" w:eastAsia="宋体"/>
+        <w:pStyle w:val="a1"/>
+        <w:bidi w:val="0"/>
+        <w:rPr>
+          <w:rFonts w:eastAsia="宋体" w:hint="default"/>
           <w:lang w:val="en-US" w:eastAsia="zh-CN"/>
         </w:rPr>
       </w:pPr>
@@ -3133,7 +3111,7 @@
     </w:p>
     <w:p>
       <w:pPr>
-        <w:pStyle w:val="29"/>
+        <w:pStyle w:val="a1"/>
         <w:bidi w:val="0"/>
       </w:pPr>
       <w:r>
@@ -3152,10 +3130,10 @@
     </w:p>
     <w:p>
       <w:pPr>
-        <w:pStyle w:val="29"/>
-        <w:bidi w:val="0"/>
-        <w:rPr>
-          <w:rFonts w:hint="default" w:eastAsia="宋体"/>
+        <w:pStyle w:val="a1"/>
+        <w:bidi w:val="0"/>
+        <w:rPr>
+          <w:rFonts w:eastAsia="宋体" w:hint="default"/>
           <w:lang w:val="en-US" w:eastAsia="zh-CN"/>
         </w:rPr>
       </w:pPr>
@@ -3169,7 +3147,7 @@
     </w:p>
     <w:p>
       <w:pPr>
-        <w:pStyle w:val="29"/>
+        <w:pStyle w:val="a1"/>
         <w:rPr>
           <w:rFonts w:hint="eastAsia"/>
           <w:lang w:val="en-US" w:eastAsia="zh-CN"/>
@@ -3185,7 +3163,7 @@
     </w:p>
     <w:p>
       <w:pPr>
-        <w:pStyle w:val="29"/>
+        <w:pStyle w:val="a1"/>
         <w:rPr>
           <w:rFonts w:hint="default"/>
           <w:lang w:val="en-US" w:eastAsia="zh-CN"/>
@@ -3201,7 +3179,7 @@
     </w:p>
     <w:p>
       <w:pPr>
-        <w:pStyle w:val="31"/>
+        <w:pStyle w:val="3"/>
         <w:keepNext w:val="0"/>
         <w:keepLines w:val="0"/>
         <w:pageBreakBefore w:val="0"/>
@@ -3231,7 +3209,7 @@
     </w:p>
     <w:p>
       <w:pPr>
-        <w:pStyle w:val="29"/>
+        <w:pStyle w:val="a1"/>
         <w:rPr>
           <w:rFonts w:hint="eastAsia"/>
           <w:lang w:val="en-US" w:eastAsia="zh-CN"/>
@@ -3247,7 +3225,7 @@
     </w:p>
     <w:p>
       <w:pPr>
-        <w:pStyle w:val="31"/>
+        <w:pStyle w:val="3"/>
         <w:keepNext w:val="0"/>
         <w:keepLines w:val="0"/>
         <w:pageBreakBefore w:val="0"/>
@@ -3277,7 +3255,7 @@
     </w:p>
     <w:p>
       <w:pPr>
-        <w:pStyle w:val="29"/>
+        <w:pStyle w:val="a1"/>
         <w:rPr>
           <w:rFonts w:hint="default"/>
           <w:lang w:val="en-US" w:eastAsia="zh-CN"/>
@@ -3293,7 +3271,7 @@
     </w:p>
     <w:p>
       <w:pPr>
-        <w:pStyle w:val="30"/>
+        <w:pStyle w:val="2"/>
         <w:keepNext w:val="0"/>
         <w:keepLines w:val="0"/>
         <w:pageBreakBefore w:val="0"/>
@@ -3323,7 +3301,7 @@
     </w:p>
     <w:p>
       <w:pPr>
-        <w:pStyle w:val="30"/>
+        <w:pStyle w:val="2"/>
         <w:keepNext w:val="0"/>
         <w:keepLines w:val="0"/>
         <w:pageBreakBefore w:val="0"/>
@@ -3353,7 +3331,7 @@
     </w:p>
     <w:p>
       <w:pPr>
-        <w:pStyle w:val="29"/>
+        <w:pStyle w:val="a1"/>
         <w:rPr>
           <w:rFonts w:hint="default"/>
           <w:lang w:val="en-US" w:eastAsia="zh-CN"/>
@@ -3371,7 +3349,7 @@
     </w:p>
     <w:p>
       <w:pPr>
-        <w:pStyle w:val="30"/>
+        <w:pStyle w:val="2"/>
         <w:keepNext w:val="0"/>
         <w:keepLines w:val="0"/>
         <w:pageBreakBefore w:val="0"/>
@@ -3401,7 +3379,7 @@
     </w:p>
     <w:p>
       <w:pPr>
-        <w:pStyle w:val="30"/>
+        <w:pStyle w:val="2"/>
         <w:keepNext w:val="0"/>
         <w:keepLines w:val="0"/>
         <w:pageBreakBefore w:val="0"/>
@@ -3431,7 +3409,7 @@
     </w:p>
     <w:p>
       <w:pPr>
-        <w:pStyle w:val="30"/>
+        <w:pStyle w:val="2"/>
         <w:keepNext w:val="0"/>
         <w:keepLines w:val="0"/>
         <w:pageBreakBefore w:val="0"/>
@@ -3461,7 +3439,7 @@
     </w:p>
     <w:p>
       <w:pPr>
-        <w:pStyle w:val="29"/>
+        <w:pStyle w:val="a1"/>
         <w:keepNext w:val="0"/>
         <w:keepLines w:val="0"/>
         <w:pageBreakBefore w:val="0"/>
@@ -3485,73 +3463,23 @@
     <w:sectPr>
       <w:pgSz w:w="11906" w:h="16838"/>
       <w:pgMar w:top="1440" w:right="1800" w:bottom="1440" w:left="1800" w:header="851" w:footer="992" w:gutter="0"/>
-      <w:cols w:space="425" w:num="1"/>
+      <w:cols w:num="1" w:space="425"/>
       <w:docGrid w:type="lines" w:linePitch="312" w:charSpace="0"/>
     </w:sectPr>
   </w:body>
 </w:document>
 </file>
 
-<file path=word/endnotes.xml><?xml version="1.0" encoding="utf-8"?>
-<w:endnotes xmlns:wpc="http://schemas.microsoft.com/office/word/2010/wordprocessingCanvas" xmlns:mc="http://schemas.openxmlformats.org/markup-compatibility/2006" xmlns:o="urn:schemas-microsoft-com:office:office" xmlns:r="http://schemas.openxmlformats.org/officeDocument/2006/relationships" xmlns:m="http://schemas.openxmlformats.org/officeDocument/2006/math" xmlns:v="urn:schemas-microsoft-com:vml" xmlns:wp14="http://schemas.microsoft.com/office/word/2010/wordprocessingDrawing" xmlns:wp="http://schemas.openxmlformats.org/drawingml/2006/wordprocessingDrawing" xmlns:w="http://schemas.openxmlformats.org/wordprocessingml/2006/main" xmlns:w14="http://schemas.microsoft.com/office/word/2010/wordml" xmlns:w15="http://schemas.microsoft.com/office/word/2012/wordml" xmlns:w10="urn:schemas-microsoft-com:office:word" xmlns:wpg="http://schemas.microsoft.com/office/word/2010/wordprocessingGroup" xmlns:wpi="http://schemas.microsoft.com/office/word/2010/wordprocessingInk" xmlns:wne="http://schemas.microsoft.com/office/word/2006/wordml" xmlns:wps="http://schemas.microsoft.com/office/word/2010/wordprocessingShape" xmlns:wpsCustomData="http://www.wps.cn/officeDocument/2013/wpsCustomData" mc:Ignorable="w14 w15 wp14">
-  <w:endnote w:type="separator" w:id="0">
-    <w:p>
-      <w:pPr>
-        <w:spacing w:line="240" w:lineRule="auto"/>
-      </w:pPr>
-      <w:r>
-        <w:separator/>
-      </w:r>
-    </w:p>
-  </w:endnote>
-  <w:endnote w:type="continuationSeparator" w:id="1">
-    <w:p>
-      <w:pPr>
-        <w:spacing w:line="240" w:lineRule="auto"/>
-      </w:pPr>
-      <w:r>
-        <w:continuationSeparator/>
-      </w:r>
-    </w:p>
-  </w:endnote>
-</w:endnotes>
-</file>
-
-<file path=word/footnotes.xml><?xml version="1.0" encoding="utf-8"?>
-<w:footnotes xmlns:wpc="http://schemas.microsoft.com/office/word/2010/wordprocessingCanvas" xmlns:mc="http://schemas.openxmlformats.org/markup-compatibility/2006" xmlns:o="urn:schemas-microsoft-com:office:office" xmlns:r="http://schemas.openxmlformats.org/officeDocument/2006/relationships" xmlns:m="http://schemas.openxmlformats.org/officeDocument/2006/math" xmlns:v="urn:schemas-microsoft-com:vml" xmlns:wp14="http://schemas.microsoft.com/office/word/2010/wordprocessingDrawing" xmlns:wp="http://schemas.openxmlformats.org/drawingml/2006/wordprocessingDrawing" xmlns:w="http://schemas.openxmlformats.org/wordprocessingml/2006/main" xmlns:w14="http://schemas.microsoft.com/office/word/2010/wordml" xmlns:w15="http://schemas.microsoft.com/office/word/2012/wordml" xmlns:w10="urn:schemas-microsoft-com:office:word" xmlns:wpg="http://schemas.microsoft.com/office/word/2010/wordprocessingGroup" xmlns:wpi="http://schemas.microsoft.com/office/word/2010/wordprocessingInk" xmlns:wne="http://schemas.microsoft.com/office/word/2006/wordml" xmlns:wps="http://schemas.microsoft.com/office/word/2010/wordprocessingShape" xmlns:wpsCustomData="http://www.wps.cn/officeDocument/2013/wpsCustomData" mc:Ignorable="w14 w15 wp14">
-  <w:footnote w:type="separator" w:id="0">
-    <w:p>
-      <w:pPr>
-        <w:spacing w:line="360" w:lineRule="auto"/>
-      </w:pPr>
-      <w:r>
-        <w:separator/>
-      </w:r>
-    </w:p>
-  </w:footnote>
-  <w:footnote w:type="continuationSeparator" w:id="1">
-    <w:p>
-      <w:pPr>
-        <w:spacing w:line="360" w:lineRule="auto"/>
-      </w:pPr>
-      <w:r>
-        <w:continuationSeparator/>
-      </w:r>
-    </w:p>
-  </w:footnote>
-</w:footnotes>
-</file>
-
 <file path=word/numbering.xml><?xml version="1.0" encoding="utf-8"?>
-<w:numbering xmlns:wpc="http://schemas.microsoft.com/office/word/2010/wordprocessingCanvas" xmlns:mc="http://schemas.openxmlformats.org/markup-compatibility/2006" xmlns:o="urn:schemas-microsoft-com:office:office" xmlns:r="http://schemas.openxmlformats.org/officeDocument/2006/relationships" xmlns:m="http://schemas.openxmlformats.org/officeDocument/2006/math" xmlns:v="urn:schemas-microsoft-com:vml" xmlns:wp14="http://schemas.microsoft.com/office/word/2010/wordprocessingDrawing" xmlns:wp="http://schemas.openxmlformats.org/drawingml/2006/wordprocessingDrawing" xmlns:w10="urn:schemas-microsoft-com:office:word" xmlns:w="http://schemas.openxmlformats.org/wordprocessingml/2006/main" xmlns:w14="http://schemas.microsoft.com/office/word/2010/wordml" xmlns:wpg="http://schemas.microsoft.com/office/word/2010/wordprocessingGroup" xmlns:wpi="http://schemas.microsoft.com/office/word/2010/wordprocessingInk" xmlns:wne="http://schemas.microsoft.com/office/word/2006/wordml" xmlns:wps="http://schemas.microsoft.com/office/word/2010/wordprocessingShape" xmlns:wpsCustomData="http://www.wps.cn/officeDocument/2013/wpsCustomData" mc:Ignorable="w14 wp14">
+<w:numbering xmlns:wpc="http://schemas.microsoft.com/office/word/2010/wordprocessingCanvas" xmlns:mc="http://schemas.openxmlformats.org/markup-compatibility/2006" xmlns:o="urn:schemas-microsoft-com:office:office" xmlns:r="http://schemas.openxmlformats.org/officeDocument/2006/relationships" xmlns:m="http://schemas.openxmlformats.org/officeDocument/2006/math" xmlns:v="urn:schemas-microsoft-com:vml" xmlns:wp14="http://schemas.microsoft.com/office/word/2010/wordprocessingDrawing" xmlns:wp="http://schemas.openxmlformats.org/drawingml/2006/wordprocessingDrawing" xmlns:w10="urn:schemas-microsoft-com:office:word" xmlns:w="http://schemas.openxmlformats.org/wordprocessingml/2006/main" xmlns:w14="http://schemas.microsoft.com/office/word/2010/wordml" xmlns:w15="http://schemas.microsoft.com/office/word/2012/wordml" xmlns:wne="http://schemas.microsoft.com/office/word/2006/wordml" xmlns:wpg="http://schemas.microsoft.com/office/word/2010/wordprocessingGroup" xmlns:wpi="http://schemas.microsoft.com/office/word/2010/wordprocessingInk" xmlns:wps="http://schemas.microsoft.com/office/word/2010/wordprocessingShape" mc:Ignorable="w14 w15 wp14">
   <w:abstractNum w:abstractNumId="0">
     <w:nsid w:val="8E964DCE"/>
     <w:multiLevelType w:val="multilevel"/>
     <w:tmpl w:val="8E964DCE"/>
-    <w:lvl w:ilvl="0" w:tentative="0">
+    <w:lvl w:ilvl="0">
       <w:start w:val="1"/>
       <w:numFmt w:val="decimal"/>
-      <w:pStyle w:val="2"/>
+      <w:pStyle w:val="Heading1"/>
       <w:lvlText w:val="%1."/>
       <w:lvlJc w:val="left"/>
       <w:pPr>
@@ -3561,10 +3489,10 @@
         <w:rFonts w:hint="default"/>
       </w:rPr>
     </w:lvl>
-    <w:lvl w:ilvl="1" w:tentative="0">
+    <w:lvl w:ilvl="1">
       <w:start w:val="1"/>
       <w:numFmt w:val="decimal"/>
-      <w:pStyle w:val="3"/>
+      <w:pStyle w:val="Heading2"/>
       <w:lvlText w:val="%1.%2."/>
       <w:lvlJc w:val="left"/>
       <w:pPr>
@@ -3574,10 +3502,10 @@
         <w:rFonts w:hint="default"/>
       </w:rPr>
     </w:lvl>
-    <w:lvl w:ilvl="2" w:tentative="0">
+    <w:lvl w:ilvl="2">
       <w:start w:val="1"/>
       <w:numFmt w:val="decimal"/>
-      <w:pStyle w:val="4"/>
+      <w:pStyle w:val="Heading3"/>
       <w:lvlText w:val="%1.%2.%3."/>
       <w:lvlJc w:val="left"/>
       <w:pPr>
@@ -3587,10 +3515,10 @@
         <w:rFonts w:hint="default"/>
       </w:rPr>
     </w:lvl>
-    <w:lvl w:ilvl="3" w:tentative="0">
+    <w:lvl w:ilvl="3">
       <w:start w:val="1"/>
       <w:numFmt w:val="decimal"/>
-      <w:pStyle w:val="5"/>
+      <w:pStyle w:val="Heading4"/>
       <w:lvlText w:val="%1.%2.%3.%4."/>
       <w:lvlJc w:val="left"/>
       <w:pPr>
@@ -3600,10 +3528,10 @@
         <w:rFonts w:hint="default"/>
       </w:rPr>
     </w:lvl>
-    <w:lvl w:ilvl="4" w:tentative="0">
+    <w:lvl w:ilvl="4">
       <w:start w:val="1"/>
       <w:numFmt w:val="decimal"/>
-      <w:pStyle w:val="6"/>
+      <w:pStyle w:val="Heading5"/>
       <w:lvlText w:val="%1.%2.%3.%4.%5."/>
       <w:lvlJc w:val="left"/>
       <w:pPr>
@@ -3613,10 +3541,10 @@
         <w:rFonts w:hint="default"/>
       </w:rPr>
     </w:lvl>
-    <w:lvl w:ilvl="5" w:tentative="0">
+    <w:lvl w:ilvl="5">
       <w:start w:val="1"/>
       <w:numFmt w:val="decimal"/>
-      <w:pStyle w:val="7"/>
+      <w:pStyle w:val="Heading6"/>
       <w:lvlText w:val="%1.%2.%3.%4.%5.%6."/>
       <w:lvlJc w:val="left"/>
       <w:pPr>
@@ -3626,10 +3554,10 @@
         <w:rFonts w:hint="default"/>
       </w:rPr>
     </w:lvl>
-    <w:lvl w:ilvl="6" w:tentative="0">
+    <w:lvl w:ilvl="6">
       <w:start w:val="1"/>
       <w:numFmt w:val="decimal"/>
-      <w:pStyle w:val="8"/>
+      <w:pStyle w:val="Heading7"/>
       <w:lvlText w:val="%1.%2.%3.%4.%5.%6.%7."/>
       <w:lvlJc w:val="left"/>
       <w:pPr>
@@ -3639,10 +3567,10 @@
         <w:rFonts w:hint="default"/>
       </w:rPr>
     </w:lvl>
-    <w:lvl w:ilvl="7" w:tentative="0">
+    <w:lvl w:ilvl="7">
       <w:start w:val="1"/>
       <w:numFmt w:val="decimal"/>
-      <w:pStyle w:val="9"/>
+      <w:pStyle w:val="Heading8"/>
       <w:lvlText w:val="%1.%2.%3.%4.%5.%6.%7.%8."/>
       <w:lvlJc w:val="left"/>
       <w:pPr>
@@ -3652,10 +3580,10 @@
         <w:rFonts w:hint="default"/>
       </w:rPr>
     </w:lvl>
-    <w:lvl w:ilvl="8" w:tentative="0">
+    <w:lvl w:ilvl="8">
       <w:start w:val="1"/>
       <w:numFmt w:val="decimal"/>
-      <w:pStyle w:val="10"/>
+      <w:pStyle w:val="Heading9"/>
       <w:lvlText w:val="%1.%2.%3.%4.%5.%6.%7.%8.%9."/>
       <w:lvlJc w:val="left"/>
       <w:pPr>
@@ -3670,7 +3598,7 @@
     <w:nsid w:val="9566FB53"/>
     <w:multiLevelType w:val="singleLevel"/>
     <w:tmpl w:val="9566FB53"/>
-    <w:lvl w:ilvl="0" w:tentative="0">
+    <w:lvl w:ilvl="0">
       <w:start w:val="1"/>
       <w:numFmt w:val="decimal"/>
       <w:suff w:val="space"/>
@@ -3688,269 +3616,267 @@
 </file>
 
 <file path=word/styles.xml><?xml version="1.0" encoding="utf-8"?>
-<w:styles xmlns:mc="http://schemas.openxmlformats.org/markup-compatibility/2006" xmlns:o="urn:schemas-microsoft-com:office:office" xmlns:r="http://schemas.openxmlformats.org/officeDocument/2006/relationships" xmlns:m="http://schemas.openxmlformats.org/officeDocument/2006/math" xmlns:v="urn:schemas-microsoft-com:vml" xmlns:w="http://schemas.openxmlformats.org/wordprocessingml/2006/main" xmlns:w14="http://schemas.microsoft.com/office/word/2010/wordml" xmlns:w10="urn:schemas-microsoft-com:office:word" xmlns:sl="http://schemas.openxmlformats.org/schemaLibrary/2006/main" xmlns:wpsCustomData="http://www.wps.cn/officeDocument/2013/wpsCustomData" mc:Ignorable="w14">
+<w:styles xmlns:mc="http://schemas.openxmlformats.org/markup-compatibility/2006" xmlns:r="http://schemas.openxmlformats.org/officeDocument/2006/relationships" xmlns:w="http://schemas.openxmlformats.org/wordprocessingml/2006/main" xmlns:w14="http://schemas.microsoft.com/office/word/2010/wordml" xmlns:w15="http://schemas.microsoft.com/office/word/2012/wordml" mc:Ignorable="w14 w15">
   <w:docDefaults>
     <w:rPrDefault>
       <w:rPr>
-        <w:rFonts w:asciiTheme="minorHAnsi" w:hAnsiTheme="minorHAnsi" w:eastAsiaTheme="minorEastAsia" w:cstheme="minorBidi"/>
+        <w:rFonts w:asciiTheme="minorHAnsi" w:eastAsiaTheme="minorEastAsia" w:hAnsiTheme="minorHAnsi" w:cstheme="minorBidi"/>
       </w:rPr>
     </w:rPrDefault>
     <w:pPrDefault/>
   </w:docDefaults>
-  <w:latentStyles w:count="260" w:defQFormat="0" w:defUnhideWhenUsed="1" w:defSemiHidden="1" w:defUIPriority="99" w:defLockedState="0">
-    <w:lsdException w:qFormat="1" w:unhideWhenUsed="0" w:uiPriority="0" w:semiHidden="0" w:name="Normal"/>
-    <w:lsdException w:qFormat="1" w:unhideWhenUsed="0" w:uiPriority="0" w:semiHidden="0" w:name="heading 1"/>
-    <w:lsdException w:qFormat="1" w:uiPriority="0" w:semiHidden="0" w:name="heading 2"/>
-    <w:lsdException w:qFormat="1" w:uiPriority="0" w:name="heading 3"/>
-    <w:lsdException w:qFormat="1" w:uiPriority="0" w:semiHidden="0" w:name="heading 4"/>
-    <w:lsdException w:qFormat="1" w:uiPriority="0" w:name="heading 5"/>
-    <w:lsdException w:qFormat="1" w:uiPriority="0" w:name="heading 6"/>
-    <w:lsdException w:qFormat="1" w:uiPriority="0" w:name="heading 7"/>
-    <w:lsdException w:qFormat="1" w:uiPriority="0" w:name="heading 8"/>
-    <w:lsdException w:qFormat="1" w:uiPriority="0" w:name="heading 9"/>
-    <w:lsdException w:unhideWhenUsed="0" w:uiPriority="0" w:semiHidden="0" w:name="index 1"/>
-    <w:lsdException w:unhideWhenUsed="0" w:uiPriority="0" w:semiHidden="0" w:name="index 2"/>
-    <w:lsdException w:unhideWhenUsed="0" w:uiPriority="0" w:semiHidden="0" w:name="index 3"/>
-    <w:lsdException w:unhideWhenUsed="0" w:uiPriority="0" w:semiHidden="0" w:name="index 4"/>
-    <w:lsdException w:unhideWhenUsed="0" w:uiPriority="0" w:semiHidden="0" w:name="index 5"/>
-    <w:lsdException w:unhideWhenUsed="0" w:uiPriority="0" w:semiHidden="0" w:name="index 6"/>
-    <w:lsdException w:unhideWhenUsed="0" w:uiPriority="0" w:semiHidden="0" w:name="index 7"/>
-    <w:lsdException w:unhideWhenUsed="0" w:uiPriority="0" w:semiHidden="0" w:name="index 8"/>
-    <w:lsdException w:unhideWhenUsed="0" w:uiPriority="0" w:semiHidden="0" w:name="index 9"/>
-    <w:lsdException w:qFormat="1" w:unhideWhenUsed="0" w:uiPriority="0" w:semiHidden="0" w:name="toc 1"/>
-    <w:lsdException w:qFormat="1" w:unhideWhenUsed="0" w:uiPriority="0" w:semiHidden="0" w:name="toc 2"/>
-    <w:lsdException w:qFormat="1" w:unhideWhenUsed="0" w:uiPriority="0" w:semiHidden="0" w:name="toc 3"/>
-    <w:lsdException w:unhideWhenUsed="0" w:uiPriority="0" w:semiHidden="0" w:name="toc 4"/>
-    <w:lsdException w:unhideWhenUsed="0" w:uiPriority="0" w:semiHidden="0" w:name="toc 5"/>
-    <w:lsdException w:unhideWhenUsed="0" w:uiPriority="0" w:semiHidden="0" w:name="toc 6"/>
-    <w:lsdException w:unhideWhenUsed="0" w:uiPriority="0" w:semiHidden="0" w:name="toc 7"/>
-    <w:lsdException w:unhideWhenUsed="0" w:uiPriority="0" w:semiHidden="0" w:name="toc 8"/>
-    <w:lsdException w:unhideWhenUsed="0" w:uiPriority="0" w:semiHidden="0" w:name="toc 9"/>
-    <w:lsdException w:unhideWhenUsed="0" w:uiPriority="0" w:semiHidden="0" w:name="Normal Indent"/>
-    <w:lsdException w:unhideWhenUsed="0" w:uiPriority="0" w:semiHidden="0" w:name="footnote text"/>
-    <w:lsdException w:qFormat="1" w:unhideWhenUsed="0" w:uiPriority="0" w:semiHidden="0" w:name="annotation text"/>
-    <w:lsdException w:qFormat="1" w:unhideWhenUsed="0" w:uiPriority="0" w:semiHidden="0" w:name="header"/>
-    <w:lsdException w:qFormat="1" w:unhideWhenUsed="0" w:uiPriority="0" w:semiHidden="0" w:name="footer"/>
-    <w:lsdException w:unhideWhenUsed="0" w:uiPriority="0" w:semiHidden="0" w:name="index heading"/>
-    <w:lsdException w:qFormat="1" w:uiPriority="0" w:name="caption"/>
-    <w:lsdException w:unhideWhenUsed="0" w:uiPriority="0" w:semiHidden="0" w:name="table of figures"/>
-    <w:lsdException w:unhideWhenUsed="0" w:uiPriority="0" w:semiHidden="0" w:name="envelope address"/>
-    <w:lsdException w:unhideWhenUsed="0" w:uiPriority="0" w:semiHidden="0" w:name="envelope return"/>
-    <w:lsdException w:unhideWhenUsed="0" w:uiPriority="0" w:semiHidden="0" w:name="footnote reference"/>
-    <w:lsdException w:unhideWhenUsed="0" w:uiPriority="0" w:semiHidden="0" w:name="annotation reference"/>
-    <w:lsdException w:unhideWhenUsed="0" w:uiPriority="0" w:semiHidden="0" w:name="line number"/>
-    <w:lsdException w:unhideWhenUsed="0" w:uiPriority="0" w:semiHidden="0" w:name="page number"/>
-    <w:lsdException w:unhideWhenUsed="0" w:uiPriority="0" w:semiHidden="0" w:name="endnote reference"/>
-    <w:lsdException w:unhideWhenUsed="0" w:uiPriority="0" w:semiHidden="0" w:name="endnote text"/>
-    <w:lsdException w:unhideWhenUsed="0" w:uiPriority="0" w:semiHidden="0" w:name="table of authorities"/>
-    <w:lsdException w:unhideWhenUsed="0" w:uiPriority="0" w:semiHidden="0" w:name="macro"/>
-    <w:lsdException w:unhideWhenUsed="0" w:uiPriority="0" w:semiHidden="0" w:name="toa heading"/>
-    <w:lsdException w:unhideWhenUsed="0" w:uiPriority="0" w:semiHidden="0" w:name="List"/>
-    <w:lsdException w:unhideWhenUsed="0" w:uiPriority="0" w:semiHidden="0" w:name="List Bullet"/>
-    <w:lsdException w:unhideWhenUsed="0" w:uiPriority="0" w:semiHidden="0" w:name="List Number"/>
-    <w:lsdException w:unhideWhenUsed="0" w:uiPriority="0" w:semiHidden="0" w:name="List 2"/>
-    <w:lsdException w:unhideWhenUsed="0" w:uiPriority="0" w:semiHidden="0" w:name="List 3"/>
-    <w:lsdException w:unhideWhenUsed="0" w:uiPriority="0" w:semiHidden="0" w:name="List 4"/>
-    <w:lsdException w:unhideWhenUsed="0" w:uiPriority="0" w:semiHidden="0" w:name="List 5"/>
-    <w:lsdException w:unhideWhenUsed="0" w:uiPriority="0" w:semiHidden="0" w:name="List Bullet 2"/>
-    <w:lsdException w:unhideWhenUsed="0" w:uiPriority="0" w:semiHidden="0" w:name="List Bullet 3"/>
-    <w:lsdException w:unhideWhenUsed="0" w:uiPriority="0" w:semiHidden="0" w:name="List Bullet 4"/>
-    <w:lsdException w:unhideWhenUsed="0" w:uiPriority="0" w:semiHidden="0" w:name="List Bullet 5"/>
-    <w:lsdException w:unhideWhenUsed="0" w:uiPriority="0" w:semiHidden="0" w:name="List Number 2"/>
-    <w:lsdException w:unhideWhenUsed="0" w:uiPriority="0" w:semiHidden="0" w:name="List Number 3"/>
-    <w:lsdException w:unhideWhenUsed="0" w:uiPriority="0" w:semiHidden="0" w:name="List Number 4"/>
-    <w:lsdException w:unhideWhenUsed="0" w:uiPriority="0" w:semiHidden="0" w:name="List Number 5"/>
-    <w:lsdException w:qFormat="1" w:unhideWhenUsed="0" w:uiPriority="0" w:semiHidden="0" w:name="Title"/>
-    <w:lsdException w:unhideWhenUsed="0" w:uiPriority="0" w:semiHidden="0" w:name="Closing"/>
-    <w:lsdException w:unhideWhenUsed="0" w:uiPriority="0" w:semiHidden="0" w:name="Signature"/>
-    <w:lsdException w:qFormat="1" w:unhideWhenUsed="0" w:uiPriority="0" w:name="Default Paragraph Font"/>
-    <w:lsdException w:qFormat="1" w:unhideWhenUsed="0" w:uiPriority="0" w:name="Body Text"/>
-    <w:lsdException w:unhideWhenUsed="0" w:uiPriority="0" w:semiHidden="0" w:name="Body Text Indent"/>
-    <w:lsdException w:unhideWhenUsed="0" w:uiPriority="0" w:semiHidden="0" w:name="List Continue"/>
-    <w:lsdException w:unhideWhenUsed="0" w:uiPriority="0" w:semiHidden="0" w:name="List Continue 2"/>
-    <w:lsdException w:unhideWhenUsed="0" w:uiPriority="0" w:semiHidden="0" w:name="List Continue 3"/>
-    <w:lsdException w:unhideWhenUsed="0" w:uiPriority="0" w:semiHidden="0" w:name="List Continue 4"/>
-    <w:lsdException w:unhideWhenUsed="0" w:uiPriority="0" w:semiHidden="0" w:name="List Continue 5"/>
-    <w:lsdException w:unhideWhenUsed="0" w:uiPriority="0" w:semiHidden="0" w:name="Message Header"/>
-    <w:lsdException w:qFormat="1" w:unhideWhenUsed="0" w:uiPriority="0" w:semiHidden="0" w:name="Subtitle"/>
-    <w:lsdException w:unhideWhenUsed="0" w:uiPriority="0" w:semiHidden="0" w:name="Salutation"/>
-    <w:lsdException w:unhideWhenUsed="0" w:uiPriority="0" w:semiHidden="0" w:name="Date"/>
-    <w:lsdException w:unhideWhenUsed="0" w:uiPriority="0" w:semiHidden="0" w:name="Body Text First Indent"/>
-    <w:lsdException w:unhideWhenUsed="0" w:uiPriority="0" w:semiHidden="0" w:name="Body Text First Indent 2"/>
-    <w:lsdException w:unhideWhenUsed="0" w:uiPriority="0" w:semiHidden="0" w:name="Note Heading"/>
-    <w:lsdException w:unhideWhenUsed="0" w:uiPriority="0" w:semiHidden="0" w:name="Body Text 2"/>
-    <w:lsdException w:unhideWhenUsed="0" w:uiPriority="0" w:semiHidden="0" w:name="Body Text 3"/>
-    <w:lsdException w:unhideWhenUsed="0" w:uiPriority="0" w:semiHidden="0" w:name="Body Text Indent 2"/>
-    <w:lsdException w:unhideWhenUsed="0" w:uiPriority="0" w:semiHidden="0" w:name="Body Text Indent 3"/>
-    <w:lsdException w:unhideWhenUsed="0" w:uiPriority="0" w:semiHidden="0" w:name="Block Text"/>
-    <w:lsdException w:unhideWhenUsed="0" w:uiPriority="0" w:semiHidden="0" w:name="Hyperlink"/>
-    <w:lsdException w:unhideWhenUsed="0" w:uiPriority="0" w:semiHidden="0" w:name="FollowedHyperlink"/>
-    <w:lsdException w:qFormat="1" w:unhideWhenUsed="0" w:uiPriority="0" w:semiHidden="0" w:name="Strong"/>
-    <w:lsdException w:qFormat="1" w:unhideWhenUsed="0" w:uiPriority="0" w:semiHidden="0" w:name="Emphasis"/>
-    <w:lsdException w:unhideWhenUsed="0" w:uiPriority="0" w:semiHidden="0" w:name="Document Map"/>
-    <w:lsdException w:unhideWhenUsed="0" w:uiPriority="0" w:semiHidden="0" w:name="Plain Text"/>
-    <w:lsdException w:unhideWhenUsed="0" w:uiPriority="0" w:semiHidden="0" w:name="E-mail Signature"/>
-    <w:lsdException w:qFormat="1" w:unhideWhenUsed="0" w:uiPriority="0" w:semiHidden="0" w:name="Normal (Web)"/>
-    <w:lsdException w:unhideWhenUsed="0" w:uiPriority="0" w:semiHidden="0" w:name="HTML Acronym"/>
-    <w:lsdException w:unhideWhenUsed="0" w:uiPriority="0" w:semiHidden="0" w:name="HTML Address"/>
-    <w:lsdException w:unhideWhenUsed="0" w:uiPriority="0" w:semiHidden="0" w:name="HTML Cite"/>
-    <w:lsdException w:unhideWhenUsed="0" w:uiPriority="0" w:semiHidden="0" w:name="HTML Code"/>
-    <w:lsdException w:unhideWhenUsed="0" w:uiPriority="0" w:semiHidden="0" w:name="HTML Definition"/>
-    <w:lsdException w:unhideWhenUsed="0" w:uiPriority="0" w:semiHidden="0" w:name="HTML Keyboard"/>
-    <w:lsdException w:unhideWhenUsed="0" w:uiPriority="0" w:semiHidden="0" w:name="HTML Preformatted"/>
-    <w:lsdException w:unhideWhenUsed="0" w:uiPriority="0" w:semiHidden="0" w:name="HTML Sample"/>
-    <w:lsdException w:unhideWhenUsed="0" w:uiPriority="0" w:semiHidden="0" w:name="HTML Typewriter"/>
-    <w:lsdException w:unhideWhenUsed="0" w:uiPriority="0" w:semiHidden="0" w:name="HTML Variable"/>
-    <w:lsdException w:qFormat="1" w:unhideWhenUsed="0" w:uiPriority="0" w:name="Normal Table"/>
-    <w:lsdException w:unhideWhenUsed="0" w:uiPriority="0" w:semiHidden="0" w:name="annotation subject"/>
-    <w:lsdException w:unhideWhenUsed="0" w:uiPriority="0" w:semiHidden="0" w:name="Table Simple 1"/>
-    <w:lsdException w:unhideWhenUsed="0" w:uiPriority="0" w:semiHidden="0" w:name="Table Simple 2"/>
-    <w:lsdException w:unhideWhenUsed="0" w:uiPriority="0" w:semiHidden="0" w:name="Table Simple 3"/>
-    <w:lsdException w:unhideWhenUsed="0" w:uiPriority="0" w:semiHidden="0" w:name="Table Classic 1"/>
-    <w:lsdException w:unhideWhenUsed="0" w:uiPriority="0" w:semiHidden="0" w:name="Table Classic 2"/>
-    <w:lsdException w:unhideWhenUsed="0" w:uiPriority="0" w:semiHidden="0" w:name="Table Classic 3"/>
-    <w:lsdException w:unhideWhenUsed="0" w:uiPriority="0" w:semiHidden="0" w:name="Table Classic 4"/>
-    <w:lsdException w:unhideWhenUsed="0" w:uiPriority="0" w:semiHidden="0" w:name="Table Colorful 1"/>
-    <w:lsdException w:unhideWhenUsed="0" w:uiPriority="0" w:semiHidden="0" w:name="Table Colorful 2"/>
-    <w:lsdException w:unhideWhenUsed="0" w:uiPriority="0" w:semiHidden="0" w:name="Table Colorful 3"/>
-    <w:lsdException w:unhideWhenUsed="0" w:uiPriority="0" w:semiHidden="0" w:name="Table Columns 1"/>
-    <w:lsdException w:unhideWhenUsed="0" w:uiPriority="0" w:semiHidden="0" w:name="Table Columns 2"/>
-    <w:lsdException w:unhideWhenUsed="0" w:uiPriority="0" w:semiHidden="0" w:name="Table Columns 3"/>
-    <w:lsdException w:unhideWhenUsed="0" w:uiPriority="0" w:semiHidden="0" w:name="Table Columns 4"/>
-    <w:lsdException w:unhideWhenUsed="0" w:uiPriority="0" w:semiHidden="0" w:name="Table Columns 5"/>
-    <w:lsdException w:unhideWhenUsed="0" w:uiPriority="0" w:semiHidden="0" w:name="Table Grid 1"/>
-    <w:lsdException w:unhideWhenUsed="0" w:uiPriority="0" w:semiHidden="0" w:name="Table Grid 2"/>
-    <w:lsdException w:unhideWhenUsed="0" w:uiPriority="0" w:semiHidden="0" w:name="Table Grid 3"/>
-    <w:lsdException w:unhideWhenUsed="0" w:uiPriority="0" w:semiHidden="0" w:name="Table Grid 4"/>
-    <w:lsdException w:unhideWhenUsed="0" w:uiPriority="0" w:semiHidden="0" w:name="Table Grid 5"/>
-    <w:lsdException w:unhideWhenUsed="0" w:uiPriority="0" w:semiHidden="0" w:name="Table Grid 6"/>
-    <w:lsdException w:unhideWhenUsed="0" w:uiPriority="0" w:semiHidden="0" w:name="Table Grid 7"/>
-    <w:lsdException w:unhideWhenUsed="0" w:uiPriority="0" w:semiHidden="0" w:name="Table Grid 8"/>
-    <w:lsdException w:unhideWhenUsed="0" w:uiPriority="0" w:semiHidden="0" w:name="Table List 1"/>
-    <w:lsdException w:unhideWhenUsed="0" w:uiPriority="0" w:semiHidden="0" w:name="Table List 2"/>
-    <w:lsdException w:unhideWhenUsed="0" w:uiPriority="0" w:semiHidden="0" w:name="Table List 3"/>
-    <w:lsdException w:unhideWhenUsed="0" w:uiPriority="0" w:semiHidden="0" w:name="Table List 4"/>
-    <w:lsdException w:unhideWhenUsed="0" w:uiPriority="0" w:semiHidden="0" w:name="Table List 5"/>
-    <w:lsdException w:unhideWhenUsed="0" w:uiPriority="0" w:semiHidden="0" w:name="Table List 6"/>
-    <w:lsdException w:unhideWhenUsed="0" w:uiPriority="0" w:semiHidden="0" w:name="Table List 7"/>
-    <w:lsdException w:unhideWhenUsed="0" w:uiPriority="0" w:semiHidden="0" w:name="Table List 8"/>
-    <w:lsdException w:unhideWhenUsed="0" w:uiPriority="0" w:semiHidden="0" w:name="Table 3D effects 1"/>
-    <w:lsdException w:unhideWhenUsed="0" w:uiPriority="0" w:semiHidden="0" w:name="Table 3D effects 2"/>
-    <w:lsdException w:unhideWhenUsed="0" w:uiPriority="0" w:semiHidden="0" w:name="Table 3D effects 3"/>
-    <w:lsdException w:unhideWhenUsed="0" w:uiPriority="0" w:semiHidden="0" w:name="Table Contemporary"/>
-    <w:lsdException w:unhideWhenUsed="0" w:uiPriority="0" w:semiHidden="0" w:name="Table Elegant"/>
-    <w:lsdException w:unhideWhenUsed="0" w:uiPriority="0" w:semiHidden="0" w:name="Table Professional"/>
-    <w:lsdException w:unhideWhenUsed="0" w:uiPriority="0" w:semiHidden="0" w:name="Table Subtle 1"/>
-    <w:lsdException w:unhideWhenUsed="0" w:uiPriority="0" w:semiHidden="0" w:name="Table Subtle 2"/>
-    <w:lsdException w:unhideWhenUsed="0" w:uiPriority="0" w:semiHidden="0" w:name="Table Web 1"/>
-    <w:lsdException w:unhideWhenUsed="0" w:uiPriority="0" w:semiHidden="0" w:name="Table Web 2"/>
-    <w:lsdException w:unhideWhenUsed="0" w:uiPriority="0" w:semiHidden="0" w:name="Table Web 3"/>
-    <w:lsdException w:unhideWhenUsed="0" w:uiPriority="0" w:semiHidden="0" w:name="Balloon Text"/>
-    <w:lsdException w:qFormat="1" w:unhideWhenUsed="0" w:uiPriority="0" w:semiHidden="0" w:name="Table Grid"/>
-    <w:lsdException w:unhideWhenUsed="0" w:uiPriority="0" w:semiHidden="0" w:name="Table Theme"/>
-    <w:lsdException w:unhideWhenUsed="0" w:uiPriority="60" w:semiHidden="0" w:name="Light Shading"/>
-    <w:lsdException w:unhideWhenUsed="0" w:uiPriority="61" w:semiHidden="0" w:name="Light List"/>
-    <w:lsdException w:unhideWhenUsed="0" w:uiPriority="62" w:semiHidden="0" w:name="Light Grid"/>
-    <w:lsdException w:unhideWhenUsed="0" w:uiPriority="63" w:semiHidden="0" w:name="Medium Shading 1"/>
-    <w:lsdException w:unhideWhenUsed="0" w:uiPriority="64" w:semiHidden="0" w:name="Medium Shading 2"/>
-    <w:lsdException w:unhideWhenUsed="0" w:uiPriority="65" w:semiHidden="0" w:name="Medium List 1"/>
-    <w:lsdException w:unhideWhenUsed="0" w:uiPriority="66" w:semiHidden="0" w:name="Medium List 2"/>
-    <w:lsdException w:unhideWhenUsed="0" w:uiPriority="67" w:semiHidden="0" w:name="Medium Grid 1"/>
-    <w:lsdException w:unhideWhenUsed="0" w:uiPriority="68" w:semiHidden="0" w:name="Medium Grid 2"/>
-    <w:lsdException w:unhideWhenUsed="0" w:uiPriority="69" w:semiHidden="0" w:name="Medium Grid 3"/>
-    <w:lsdException w:unhideWhenUsed="0" w:uiPriority="70" w:semiHidden="0" w:name="Dark List"/>
-    <w:lsdException w:unhideWhenUsed="0" w:uiPriority="71" w:semiHidden="0" w:name="Colorful Shading"/>
-    <w:lsdException w:unhideWhenUsed="0" w:uiPriority="72" w:semiHidden="0" w:name="Colorful List"/>
-    <w:lsdException w:unhideWhenUsed="0" w:uiPriority="73" w:semiHidden="0" w:name="Colorful Grid"/>
-    <w:lsdException w:unhideWhenUsed="0" w:uiPriority="60" w:semiHidden="0" w:name="Light Shading Accent 1"/>
-    <w:lsdException w:unhideWhenUsed="0" w:uiPriority="61" w:semiHidden="0" w:name="Light List Accent 1"/>
-    <w:lsdException w:unhideWhenUsed="0" w:uiPriority="62" w:semiHidden="0" w:name="Light Grid Accent 1"/>
-    <w:lsdException w:unhideWhenUsed="0" w:uiPriority="63" w:semiHidden="0" w:name="Medium Shading 1 Accent 1"/>
-    <w:lsdException w:unhideWhenUsed="0" w:uiPriority="64" w:semiHidden="0" w:name="Medium Shading 2 Accent 1"/>
-    <w:lsdException w:unhideWhenUsed="0" w:uiPriority="65" w:semiHidden="0" w:name="Medium List 1 Accent 1"/>
-    <w:lsdException w:unhideWhenUsed="0" w:uiPriority="66" w:semiHidden="0" w:name="Medium List 2 Accent 1"/>
-    <w:lsdException w:unhideWhenUsed="0" w:uiPriority="67" w:semiHidden="0" w:name="Medium Grid 1 Accent 1"/>
-    <w:lsdException w:unhideWhenUsed="0" w:uiPriority="68" w:semiHidden="0" w:name="Medium Grid 2 Accent 1"/>
-    <w:lsdException w:unhideWhenUsed="0" w:uiPriority="69" w:semiHidden="0" w:name="Medium Grid 3 Accent 1"/>
-    <w:lsdException w:unhideWhenUsed="0" w:uiPriority="70" w:semiHidden="0" w:name="Dark List Accent 1"/>
-    <w:lsdException w:unhideWhenUsed="0" w:uiPriority="71" w:semiHidden="0" w:name="Colorful Shading Accent 1"/>
-    <w:lsdException w:unhideWhenUsed="0" w:uiPriority="72" w:semiHidden="0" w:name="Colorful List Accent 1"/>
-    <w:lsdException w:unhideWhenUsed="0" w:uiPriority="73" w:semiHidden="0" w:name="Colorful Grid Accent 1"/>
-    <w:lsdException w:unhideWhenUsed="0" w:uiPriority="60" w:semiHidden="0" w:name="Light Shading Accent 2"/>
-    <w:lsdException w:unhideWhenUsed="0" w:uiPriority="61" w:semiHidden="0" w:name="Light List Accent 2"/>
-    <w:lsdException w:unhideWhenUsed="0" w:uiPriority="62" w:semiHidden="0" w:name="Light Grid Accent 2"/>
-    <w:lsdException w:unhideWhenUsed="0" w:uiPriority="63" w:semiHidden="0" w:name="Medium Shading 1 Accent 2"/>
-    <w:lsdException w:unhideWhenUsed="0" w:uiPriority="64" w:semiHidden="0" w:name="Medium Shading 2 Accent 2"/>
-    <w:lsdException w:unhideWhenUsed="0" w:uiPriority="65" w:semiHidden="0" w:name="Medium List 1 Accent 2"/>
-    <w:lsdException w:unhideWhenUsed="0" w:uiPriority="66" w:semiHidden="0" w:name="Medium List 2 Accent 2"/>
-    <w:lsdException w:unhideWhenUsed="0" w:uiPriority="67" w:semiHidden="0" w:name="Medium Grid 1 Accent 2"/>
-    <w:lsdException w:unhideWhenUsed="0" w:uiPriority="68" w:semiHidden="0" w:name="Medium Grid 2 Accent 2"/>
-    <w:lsdException w:unhideWhenUsed="0" w:uiPriority="69" w:semiHidden="0" w:name="Medium Grid 3 Accent 2"/>
-    <w:lsdException w:unhideWhenUsed="0" w:uiPriority="70" w:semiHidden="0" w:name="Dark List Accent 2"/>
-    <w:lsdException w:unhideWhenUsed="0" w:uiPriority="71" w:semiHidden="0" w:name="Colorful Shading Accent 2"/>
-    <w:lsdException w:unhideWhenUsed="0" w:uiPriority="72" w:semiHidden="0" w:name="Colorful List Accent 2"/>
-    <w:lsdException w:unhideWhenUsed="0" w:uiPriority="73" w:semiHidden="0" w:name="Colorful Grid Accent 2"/>
-    <w:lsdException w:unhideWhenUsed="0" w:uiPriority="60" w:semiHidden="0" w:name="Light Shading Accent 3"/>
-    <w:lsdException w:unhideWhenUsed="0" w:uiPriority="61" w:semiHidden="0" w:name="Light List Accent 3"/>
-    <w:lsdException w:unhideWhenUsed="0" w:uiPriority="62" w:semiHidden="0" w:name="Light Grid Accent 3"/>
-    <w:lsdException w:unhideWhenUsed="0" w:uiPriority="63" w:semiHidden="0" w:name="Medium Shading 1 Accent 3"/>
-    <w:lsdException w:unhideWhenUsed="0" w:uiPriority="64" w:semiHidden="0" w:name="Medium Shading 2 Accent 3"/>
-    <w:lsdException w:unhideWhenUsed="0" w:uiPriority="65" w:semiHidden="0" w:name="Medium List 1 Accent 3"/>
-    <w:lsdException w:unhideWhenUsed="0" w:uiPriority="66" w:semiHidden="0" w:name="Medium List 2 Accent 3"/>
-    <w:lsdException w:unhideWhenUsed="0" w:uiPriority="67" w:semiHidden="0" w:name="Medium Grid 1 Accent 3"/>
-    <w:lsdException w:unhideWhenUsed="0" w:uiPriority="68" w:semiHidden="0" w:name="Medium Grid 2 Accent 3"/>
-    <w:lsdException w:unhideWhenUsed="0" w:uiPriority="69" w:semiHidden="0" w:name="Medium Grid 3 Accent 3"/>
-    <w:lsdException w:unhideWhenUsed="0" w:uiPriority="70" w:semiHidden="0" w:name="Dark List Accent 3"/>
-    <w:lsdException w:unhideWhenUsed="0" w:uiPriority="71" w:semiHidden="0" w:name="Colorful Shading Accent 3"/>
-    <w:lsdException w:unhideWhenUsed="0" w:uiPriority="72" w:semiHidden="0" w:name="Colorful List Accent 3"/>
-    <w:lsdException w:unhideWhenUsed="0" w:uiPriority="73" w:semiHidden="0" w:name="Colorful Grid Accent 3"/>
-    <w:lsdException w:unhideWhenUsed="0" w:uiPriority="60" w:semiHidden="0" w:name="Light Shading Accent 4"/>
-    <w:lsdException w:unhideWhenUsed="0" w:uiPriority="61" w:semiHidden="0" w:name="Light List Accent 4"/>
-    <w:lsdException w:unhideWhenUsed="0" w:uiPriority="62" w:semiHidden="0" w:name="Light Grid Accent 4"/>
-    <w:lsdException w:unhideWhenUsed="0" w:uiPriority="63" w:semiHidden="0" w:name="Medium Shading 1 Accent 4"/>
-    <w:lsdException w:unhideWhenUsed="0" w:uiPriority="64" w:semiHidden="0" w:name="Medium Shading 2 Accent 4"/>
-    <w:lsdException w:unhideWhenUsed="0" w:uiPriority="65" w:semiHidden="0" w:name="Medium List 1 Accent 4"/>
-    <w:lsdException w:unhideWhenUsed="0" w:uiPriority="66" w:semiHidden="0" w:name="Medium List 2 Accent 4"/>
-    <w:lsdException w:unhideWhenUsed="0" w:uiPriority="67" w:semiHidden="0" w:name="Medium Grid 1 Accent 4"/>
-    <w:lsdException w:unhideWhenUsed="0" w:uiPriority="68" w:semiHidden="0" w:name="Medium Grid 2 Accent 4"/>
-    <w:lsdException w:unhideWhenUsed="0" w:uiPriority="69" w:semiHidden="0" w:name="Medium Grid 3 Accent 4"/>
-    <w:lsdException w:unhideWhenUsed="0" w:uiPriority="70" w:semiHidden="0" w:name="Dark List Accent 4"/>
-    <w:lsdException w:unhideWhenUsed="0" w:uiPriority="71" w:semiHidden="0" w:name="Colorful Shading Accent 4"/>
-    <w:lsdException w:unhideWhenUsed="0" w:uiPriority="72" w:semiHidden="0" w:name="Colorful List Accent 4"/>
-    <w:lsdException w:unhideWhenUsed="0" w:uiPriority="73" w:semiHidden="0" w:name="Colorful Grid Accent 4"/>
-    <w:lsdException w:unhideWhenUsed="0" w:uiPriority="60" w:semiHidden="0" w:name="Light Shading Accent 5"/>
-    <w:lsdException w:unhideWhenUsed="0" w:uiPriority="61" w:semiHidden="0" w:name="Light List Accent 5"/>
-    <w:lsdException w:unhideWhenUsed="0" w:uiPriority="62" w:semiHidden="0" w:name="Light Grid Accent 5"/>
-    <w:lsdException w:unhideWhenUsed="0" w:uiPriority="63" w:semiHidden="0" w:name="Medium Shading 1 Accent 5"/>
-    <w:lsdException w:unhideWhenUsed="0" w:uiPriority="64" w:semiHidden="0" w:name="Medium Shading 2 Accent 5"/>
-    <w:lsdException w:unhideWhenUsed="0" w:uiPriority="65" w:semiHidden="0" w:name="Medium List 1 Accent 5"/>
-    <w:lsdException w:unhideWhenUsed="0" w:uiPriority="66" w:semiHidden="0" w:name="Medium List 2 Accent 5"/>
-    <w:lsdException w:unhideWhenUsed="0" w:uiPriority="67" w:semiHidden="0" w:name="Medium Grid 1 Accent 5"/>
-    <w:lsdException w:unhideWhenUsed="0" w:uiPriority="68" w:semiHidden="0" w:name="Medium Grid 2 Accent 5"/>
-    <w:lsdException w:unhideWhenUsed="0" w:uiPriority="69" w:semiHidden="0" w:name="Medium Grid 3 Accent 5"/>
-    <w:lsdException w:unhideWhenUsed="0" w:uiPriority="70" w:semiHidden="0" w:name="Dark List Accent 5"/>
-    <w:lsdException w:unhideWhenUsed="0" w:uiPriority="71" w:semiHidden="0" w:name="Colorful Shading Accent 5"/>
-    <w:lsdException w:unhideWhenUsed="0" w:uiPriority="72" w:semiHidden="0" w:name="Colorful List Accent 5"/>
-    <w:lsdException w:unhideWhenUsed="0" w:uiPriority="73" w:semiHidden="0" w:name="Colorful Grid Accent 5"/>
-    <w:lsdException w:unhideWhenUsed="0" w:uiPriority="60" w:semiHidden="0" w:name="Light Shading Accent 6"/>
-    <w:lsdException w:unhideWhenUsed="0" w:uiPriority="61" w:semiHidden="0" w:name="Light List Accent 6"/>
-    <w:lsdException w:unhideWhenUsed="0" w:uiPriority="62" w:semiHidden="0" w:name="Light Grid Accent 6"/>
-    <w:lsdException w:unhideWhenUsed="0" w:uiPriority="63" w:semiHidden="0" w:name="Medium Shading 1 Accent 6"/>
-    <w:lsdException w:unhideWhenUsed="0" w:uiPriority="64" w:semiHidden="0" w:name="Medium Shading 2 Accent 6"/>
-    <w:lsdException w:unhideWhenUsed="0" w:uiPriority="65" w:semiHidden="0" w:name="Medium List 1 Accent 6"/>
-    <w:lsdException w:unhideWhenUsed="0" w:uiPriority="66" w:semiHidden="0" w:name="Medium List 2 Accent 6"/>
-    <w:lsdException w:unhideWhenUsed="0" w:uiPriority="67" w:semiHidden="0" w:name="Medium Grid 1 Accent 6"/>
-    <w:lsdException w:unhideWhenUsed="0" w:uiPriority="68" w:semiHidden="0" w:name="Medium Grid 2 Accent 6"/>
-    <w:lsdException w:unhideWhenUsed="0" w:uiPriority="69" w:semiHidden="0" w:name="Medium Grid 3 Accent 6"/>
-    <w:lsdException w:unhideWhenUsed="0" w:uiPriority="70" w:semiHidden="0" w:name="Dark List Accent 6"/>
-    <w:lsdException w:unhideWhenUsed="0" w:uiPriority="71" w:semiHidden="0" w:name="Colorful Shading Accent 6"/>
-    <w:lsdException w:unhideWhenUsed="0" w:uiPriority="72" w:semiHidden="0" w:name="Colorful List Accent 6"/>
-    <w:lsdException w:unhideWhenUsed="0" w:uiPriority="73" w:semiHidden="0" w:name="Colorful Grid Accent 6"/>
+  <w:latentStyles w:defLockedState="0" w:defUIPriority="99" w:defSemiHidden="1" w:defUnhideWhenUsed="1" w:defQFormat="0" w:count="260">
+    <w:lsdException w:name="Normal" w:semiHidden="0" w:uiPriority="0" w:unhideWhenUsed="0" w:qFormat="1"/>
+    <w:lsdException w:name="heading 1" w:semiHidden="0" w:uiPriority="0" w:unhideWhenUsed="0" w:qFormat="1"/>
+    <w:lsdException w:name="heading 2" w:semiHidden="0" w:uiPriority="0" w:qFormat="1"/>
+    <w:lsdException w:name="heading 3" w:uiPriority="0" w:qFormat="1"/>
+    <w:lsdException w:name="heading 4" w:semiHidden="0" w:uiPriority="0" w:qFormat="1"/>
+    <w:lsdException w:name="heading 5" w:uiPriority="0" w:qFormat="1"/>
+    <w:lsdException w:name="heading 6" w:uiPriority="0" w:qFormat="1"/>
+    <w:lsdException w:name="heading 7" w:uiPriority="0" w:qFormat="1"/>
+    <w:lsdException w:name="heading 8" w:uiPriority="0" w:qFormat="1"/>
+    <w:lsdException w:name="heading 9" w:uiPriority="0" w:qFormat="1"/>
+    <w:lsdException w:name="index 1" w:semiHidden="0" w:uiPriority="0" w:unhideWhenUsed="0"/>
+    <w:lsdException w:name="index 2" w:semiHidden="0" w:uiPriority="0" w:unhideWhenUsed="0"/>
+    <w:lsdException w:name="index 3" w:semiHidden="0" w:uiPriority="0" w:unhideWhenUsed="0"/>
+    <w:lsdException w:name="index 4" w:semiHidden="0" w:uiPriority="0" w:unhideWhenUsed="0"/>
+    <w:lsdException w:name="index 5" w:semiHidden="0" w:uiPriority="0" w:unhideWhenUsed="0"/>
+    <w:lsdException w:name="index 6" w:semiHidden="0" w:uiPriority="0" w:unhideWhenUsed="0"/>
+    <w:lsdException w:name="index 7" w:semiHidden="0" w:uiPriority="0" w:unhideWhenUsed="0"/>
+    <w:lsdException w:name="index 8" w:semiHidden="0" w:uiPriority="0" w:unhideWhenUsed="0"/>
+    <w:lsdException w:name="index 9" w:semiHidden="0" w:uiPriority="0" w:unhideWhenUsed="0"/>
+    <w:lsdException w:name="toc 1" w:semiHidden="0" w:uiPriority="0" w:unhideWhenUsed="0" w:qFormat="1"/>
+    <w:lsdException w:name="toc 2" w:semiHidden="0" w:uiPriority="0" w:unhideWhenUsed="0" w:qFormat="1"/>
+    <w:lsdException w:name="toc 3" w:semiHidden="0" w:uiPriority="0" w:unhideWhenUsed="0" w:qFormat="1"/>
+    <w:lsdException w:name="toc 4" w:semiHidden="0" w:uiPriority="0" w:unhideWhenUsed="0"/>
+    <w:lsdException w:name="toc 5" w:semiHidden="0" w:uiPriority="0" w:unhideWhenUsed="0"/>
+    <w:lsdException w:name="toc 6" w:semiHidden="0" w:uiPriority="0" w:unhideWhenUsed="0"/>
+    <w:lsdException w:name="toc 7" w:semiHidden="0" w:uiPriority="0" w:unhideWhenUsed="0"/>
+    <w:lsdException w:name="toc 8" w:semiHidden="0" w:uiPriority="0" w:unhideWhenUsed="0"/>
+    <w:lsdException w:name="toc 9" w:semiHidden="0" w:uiPriority="0" w:unhideWhenUsed="0"/>
+    <w:lsdException w:name="Normal Indent" w:semiHidden="0" w:uiPriority="0" w:unhideWhenUsed="0"/>
+    <w:lsdException w:name="footnote text" w:semiHidden="0" w:uiPriority="0" w:unhideWhenUsed="0"/>
+    <w:lsdException w:name="annotation text" w:semiHidden="0" w:uiPriority="0" w:unhideWhenUsed="0" w:qFormat="1"/>
+    <w:lsdException w:name="header" w:semiHidden="0" w:uiPriority="0" w:unhideWhenUsed="0" w:qFormat="1"/>
+    <w:lsdException w:name="footer" w:semiHidden="0" w:uiPriority="0" w:unhideWhenUsed="0" w:qFormat="1"/>
+    <w:lsdException w:name="index heading" w:semiHidden="0" w:uiPriority="0" w:unhideWhenUsed="0"/>
+    <w:lsdException w:name="caption" w:uiPriority="0" w:qFormat="1"/>
+    <w:lsdException w:name="table of figures" w:semiHidden="0" w:uiPriority="0" w:unhideWhenUsed="0"/>
+    <w:lsdException w:name="envelope address" w:semiHidden="0" w:uiPriority="0" w:unhideWhenUsed="0"/>
+    <w:lsdException w:name="envelope return" w:semiHidden="0" w:uiPriority="0" w:unhideWhenUsed="0"/>
+    <w:lsdException w:name="footnote reference" w:semiHidden="0" w:uiPriority="0" w:unhideWhenUsed="0"/>
+    <w:lsdException w:name="annotation reference" w:semiHidden="0" w:uiPriority="0" w:unhideWhenUsed="0"/>
+    <w:lsdException w:name="line number" w:semiHidden="0" w:uiPriority="0" w:unhideWhenUsed="0"/>
+    <w:lsdException w:name="page number" w:semiHidden="0" w:uiPriority="0" w:unhideWhenUsed="0"/>
+    <w:lsdException w:name="endnote reference" w:semiHidden="0" w:uiPriority="0" w:unhideWhenUsed="0"/>
+    <w:lsdException w:name="endnote text" w:semiHidden="0" w:uiPriority="0" w:unhideWhenUsed="0"/>
+    <w:lsdException w:name="table of authorities" w:semiHidden="0" w:uiPriority="0" w:unhideWhenUsed="0"/>
+    <w:lsdException w:name="macro" w:semiHidden="0" w:uiPriority="0" w:unhideWhenUsed="0"/>
+    <w:lsdException w:name="toa heading" w:semiHidden="0" w:uiPriority="0" w:unhideWhenUsed="0"/>
+    <w:lsdException w:name="List" w:semiHidden="0" w:uiPriority="0" w:unhideWhenUsed="0"/>
+    <w:lsdException w:name="List Bullet" w:semiHidden="0" w:uiPriority="0" w:unhideWhenUsed="0"/>
+    <w:lsdException w:name="List Number" w:semiHidden="0" w:uiPriority="0" w:unhideWhenUsed="0"/>
+    <w:lsdException w:name="List 2" w:semiHidden="0" w:uiPriority="0" w:unhideWhenUsed="0"/>
+    <w:lsdException w:name="List 3" w:semiHidden="0" w:uiPriority="0" w:unhideWhenUsed="0"/>
+    <w:lsdException w:name="List 4" w:semiHidden="0" w:uiPriority="0" w:unhideWhenUsed="0"/>
+    <w:lsdException w:name="List 5" w:semiHidden="0" w:uiPriority="0" w:unhideWhenUsed="0"/>
+    <w:lsdException w:name="List Bullet 2" w:semiHidden="0" w:uiPriority="0" w:unhideWhenUsed="0"/>
+    <w:lsdException w:name="List Bullet 3" w:semiHidden="0" w:uiPriority="0" w:unhideWhenUsed="0"/>
+    <w:lsdException w:name="List Bullet 4" w:semiHidden="0" w:uiPriority="0" w:unhideWhenUsed="0"/>
+    <w:lsdException w:name="List Bullet 5" w:semiHidden="0" w:uiPriority="0" w:unhideWhenUsed="0"/>
+    <w:lsdException w:name="List Number 2" w:semiHidden="0" w:uiPriority="0" w:unhideWhenUsed="0"/>
+    <w:lsdException w:name="List Number 3" w:semiHidden="0" w:uiPriority="0" w:unhideWhenUsed="0"/>
+    <w:lsdException w:name="List Number 4" w:semiHidden="0" w:uiPriority="0" w:unhideWhenUsed="0"/>
+    <w:lsdException w:name="List Number 5" w:semiHidden="0" w:uiPriority="0" w:unhideWhenUsed="0"/>
+    <w:lsdException w:name="Title" w:semiHidden="0" w:uiPriority="0" w:unhideWhenUsed="0" w:qFormat="1"/>
+    <w:lsdException w:name="Closing" w:semiHidden="0" w:uiPriority="0" w:unhideWhenUsed="0"/>
+    <w:lsdException w:name="Signature" w:semiHidden="0" w:uiPriority="0" w:unhideWhenUsed="0"/>
+    <w:lsdException w:name="Default Paragraph Font" w:uiPriority="0" w:unhideWhenUsed="0" w:qFormat="1"/>
+    <w:lsdException w:name="Body Text" w:uiPriority="0" w:unhideWhenUsed="0" w:qFormat="1"/>
+    <w:lsdException w:name="Body Text Indent" w:semiHidden="0" w:uiPriority="0" w:unhideWhenUsed="0"/>
+    <w:lsdException w:name="List Continue" w:semiHidden="0" w:uiPriority="0" w:unhideWhenUsed="0"/>
+    <w:lsdException w:name="List Continue 2" w:semiHidden="0" w:uiPriority="0" w:unhideWhenUsed="0"/>
+    <w:lsdException w:name="List Continue 3" w:semiHidden="0" w:uiPriority="0" w:unhideWhenUsed="0"/>
+    <w:lsdException w:name="List Continue 4" w:semiHidden="0" w:uiPriority="0" w:unhideWhenUsed="0"/>
+    <w:lsdException w:name="List Continue 5" w:semiHidden="0" w:uiPriority="0" w:unhideWhenUsed="0"/>
+    <w:lsdException w:name="Message Header" w:semiHidden="0" w:uiPriority="0" w:unhideWhenUsed="0"/>
+    <w:lsdException w:name="Subtitle" w:semiHidden="0" w:uiPriority="0" w:unhideWhenUsed="0" w:qFormat="1"/>
+    <w:lsdException w:name="Salutation" w:semiHidden="0" w:uiPriority="0" w:unhideWhenUsed="0"/>
+    <w:lsdException w:name="Date" w:semiHidden="0" w:uiPriority="0" w:unhideWhenUsed="0"/>
+    <w:lsdException w:name="Body Text First Indent" w:semiHidden="0" w:uiPriority="0" w:unhideWhenUsed="0"/>
+    <w:lsdException w:name="Body Text First Indent 2" w:semiHidden="0" w:uiPriority="0" w:unhideWhenUsed="0"/>
+    <w:lsdException w:name="Body Text 2" w:semiHidden="0" w:uiPriority="0" w:unhideWhenUsed="0"/>
+    <w:lsdException w:name="Body Text 3" w:semiHidden="0" w:uiPriority="0" w:unhideWhenUsed="0"/>
+    <w:lsdException w:name="Body Text Indent 2" w:semiHidden="0" w:uiPriority="0" w:unhideWhenUsed="0"/>
+    <w:lsdException w:name="Body Text Indent 3" w:semiHidden="0" w:uiPriority="0" w:unhideWhenUsed="0"/>
+    <w:lsdException w:name="Block Text" w:semiHidden="0" w:uiPriority="0" w:unhideWhenUsed="0"/>
+    <w:lsdException w:name="Hyperlink" w:semiHidden="0" w:uiPriority="0" w:unhideWhenUsed="0"/>
+    <w:lsdException w:name="FollowedHyperlink" w:semiHidden="0" w:uiPriority="0" w:unhideWhenUsed="0"/>
+    <w:lsdException w:name="Strong" w:semiHidden="0" w:uiPriority="0" w:unhideWhenUsed="0" w:qFormat="1"/>
+    <w:lsdException w:name="Emphasis" w:semiHidden="0" w:uiPriority="0" w:unhideWhenUsed="0" w:qFormat="1"/>
+    <w:lsdException w:name="Document Map" w:semiHidden="0" w:uiPriority="0" w:unhideWhenUsed="0"/>
+    <w:lsdException w:name="Plain Text" w:semiHidden="0" w:uiPriority="0" w:unhideWhenUsed="0"/>
+    <w:lsdException w:name="E-mail Signature" w:semiHidden="0" w:uiPriority="0" w:unhideWhenUsed="0"/>
+    <w:lsdException w:name="Normal (Web)" w:semiHidden="0" w:uiPriority="0" w:unhideWhenUsed="0" w:qFormat="1"/>
+    <w:lsdException w:name="HTML Acronym" w:semiHidden="0" w:uiPriority="0" w:unhideWhenUsed="0"/>
+    <w:lsdException w:name="HTML Address" w:semiHidden="0" w:uiPriority="0" w:unhideWhenUsed="0"/>
+    <w:lsdException w:name="HTML Cite" w:semiHidden="0" w:uiPriority="0" w:unhideWhenUsed="0"/>
+    <w:lsdException w:name="HTML Code" w:semiHidden="0" w:uiPriority="0" w:unhideWhenUsed="0"/>
+    <w:lsdException w:name="HTML Definition" w:semiHidden="0" w:uiPriority="0" w:unhideWhenUsed="0"/>
+    <w:lsdException w:name="HTML Keyboard" w:semiHidden="0" w:uiPriority="0" w:unhideWhenUsed="0"/>
+    <w:lsdException w:name="HTML Preformatted" w:semiHidden="0" w:uiPriority="0" w:unhideWhenUsed="0"/>
+    <w:lsdException w:name="HTML Sample" w:semiHidden="0" w:uiPriority="0" w:unhideWhenUsed="0"/>
+    <w:lsdException w:name="HTML Typewriter" w:semiHidden="0" w:uiPriority="0" w:unhideWhenUsed="0"/>
+    <w:lsdException w:name="HTML Variable" w:semiHidden="0" w:uiPriority="0" w:unhideWhenUsed="0"/>
+    <w:lsdException w:name="Normal Table" w:uiPriority="0" w:unhideWhenUsed="0" w:qFormat="1"/>
+    <w:lsdException w:name="annotation subject" w:semiHidden="0" w:uiPriority="0" w:unhideWhenUsed="0"/>
+    <w:lsdException w:name="Table Simple 1" w:semiHidden="0" w:uiPriority="0" w:unhideWhenUsed="0"/>
+    <w:lsdException w:name="Table Simple 2" w:semiHidden="0" w:uiPriority="0" w:unhideWhenUsed="0"/>
+    <w:lsdException w:name="Table Simple 3" w:semiHidden="0" w:uiPriority="0" w:unhideWhenUsed="0"/>
+    <w:lsdException w:name="Table Classic 1" w:semiHidden="0" w:uiPriority="0" w:unhideWhenUsed="0"/>
+    <w:lsdException w:name="Table Classic 2" w:semiHidden="0" w:uiPriority="0" w:unhideWhenUsed="0"/>
+    <w:lsdException w:name="Table Classic 3" w:semiHidden="0" w:uiPriority="0" w:unhideWhenUsed="0"/>
+    <w:lsdException w:name="Table Classic 4" w:semiHidden="0" w:uiPriority="0" w:unhideWhenUsed="0"/>
+    <w:lsdException w:name="Table Colorful 1" w:semiHidden="0" w:uiPriority="0" w:unhideWhenUsed="0"/>
+    <w:lsdException w:name="Table Colorful 2" w:semiHidden="0" w:uiPriority="0" w:unhideWhenUsed="0"/>
+    <w:lsdException w:name="Table Colorful 3" w:semiHidden="0" w:uiPriority="0" w:unhideWhenUsed="0"/>
+    <w:lsdException w:name="Table Columns 1" w:semiHidden="0" w:uiPriority="0" w:unhideWhenUsed="0"/>
+    <w:lsdException w:name="Table Columns 2" w:semiHidden="0" w:uiPriority="0" w:unhideWhenUsed="0"/>
+    <w:lsdException w:name="Table Columns 3" w:semiHidden="0" w:uiPriority="0" w:unhideWhenUsed="0"/>
+    <w:lsdException w:name="Table Columns 4" w:semiHidden="0" w:uiPriority="0" w:unhideWhenUsed="0"/>
+    <w:lsdException w:name="Table Columns 5" w:semiHidden="0" w:uiPriority="0" w:unhideWhenUsed="0"/>
+    <w:lsdException w:name="Table Grid 1" w:semiHidden="0" w:uiPriority="0" w:unhideWhenUsed="0"/>
+    <w:lsdException w:name="Table Grid 2" w:semiHidden="0" w:uiPriority="0" w:unhideWhenUsed="0"/>
+    <w:lsdException w:name="Table Grid 3" w:semiHidden="0" w:uiPriority="0" w:unhideWhenUsed="0"/>
+    <w:lsdException w:name="Table Grid 4" w:semiHidden="0" w:uiPriority="0" w:unhideWhenUsed="0"/>
+    <w:lsdException w:name="Table Grid 5" w:semiHidden="0" w:uiPriority="0" w:unhideWhenUsed="0"/>
+    <w:lsdException w:name="Table Grid 6" w:semiHidden="0" w:uiPriority="0" w:unhideWhenUsed="0"/>
+    <w:lsdException w:name="Table Grid 7" w:semiHidden="0" w:uiPriority="0" w:unhideWhenUsed="0"/>
+    <w:lsdException w:name="Table Grid 8" w:semiHidden="0" w:uiPriority="0" w:unhideWhenUsed="0"/>
+    <w:lsdException w:name="Table List 1" w:semiHidden="0" w:uiPriority="0" w:unhideWhenUsed="0"/>
+    <w:lsdException w:name="Table List 2" w:semiHidden="0" w:uiPriority="0" w:unhideWhenUsed="0"/>
+    <w:lsdException w:name="Table List 3" w:semiHidden="0" w:uiPriority="0" w:unhideWhenUsed="0"/>
+    <w:lsdException w:name="Table List 4" w:semiHidden="0" w:uiPriority="0" w:unhideWhenUsed="0"/>
+    <w:lsdException w:name="Table List 5" w:semiHidden="0" w:uiPriority="0" w:unhideWhenUsed="0"/>
+    <w:lsdException w:name="Table List 6" w:semiHidden="0" w:uiPriority="0" w:unhideWhenUsed="0"/>
+    <w:lsdException w:name="Table List 7" w:semiHidden="0" w:uiPriority="0" w:unhideWhenUsed="0"/>
+    <w:lsdException w:name="Table List 8" w:semiHidden="0" w:uiPriority="0" w:unhideWhenUsed="0"/>
+    <w:lsdException w:name="Table 3D effects 1" w:semiHidden="0" w:uiPriority="0" w:unhideWhenUsed="0"/>
+    <w:lsdException w:name="Table 3D effects 2" w:semiHidden="0" w:uiPriority="0" w:unhideWhenUsed="0"/>
+    <w:lsdException w:name="Table 3D effects 3" w:semiHidden="0" w:uiPriority="0" w:unhideWhenUsed="0"/>
+    <w:lsdException w:name="Table Contemporary" w:semiHidden="0" w:uiPriority="0" w:unhideWhenUsed="0"/>
+    <w:lsdException w:name="Table Elegant" w:semiHidden="0" w:uiPriority="0" w:unhideWhenUsed="0"/>
+    <w:lsdException w:name="Table Professional" w:semiHidden="0" w:uiPriority="0" w:unhideWhenUsed="0"/>
+    <w:lsdException w:name="Table Subtle 1" w:semiHidden="0" w:uiPriority="0" w:unhideWhenUsed="0"/>
+    <w:lsdException w:name="Table Subtle 2" w:semiHidden="0" w:uiPriority="0" w:unhideWhenUsed="0"/>
+    <w:lsdException w:name="Table Web 1" w:semiHidden="0" w:uiPriority="0" w:unhideWhenUsed="0"/>
+    <w:lsdException w:name="Table Web 2" w:semiHidden="0" w:uiPriority="0" w:unhideWhenUsed="0"/>
+    <w:lsdException w:name="Table Web 3" w:semiHidden="0" w:uiPriority="0" w:unhideWhenUsed="0"/>
+    <w:lsdException w:name="Balloon Text" w:semiHidden="0" w:uiPriority="0" w:unhideWhenUsed="0"/>
+    <w:lsdException w:name="Table Grid" w:semiHidden="0" w:uiPriority="0" w:unhideWhenUsed="0" w:qFormat="1"/>
+    <w:lsdException w:name="Table Theme" w:semiHidden="0" w:uiPriority="0" w:unhideWhenUsed="0"/>
+    <w:lsdException w:name="Light Shading" w:semiHidden="0" w:uiPriority="60" w:unhideWhenUsed="0"/>
+    <w:lsdException w:name="Light List" w:semiHidden="0" w:uiPriority="61" w:unhideWhenUsed="0"/>
+    <w:lsdException w:name="Light Grid" w:semiHidden="0" w:uiPriority="62" w:unhideWhenUsed="0"/>
+    <w:lsdException w:name="Medium Shading 1" w:semiHidden="0" w:uiPriority="63" w:unhideWhenUsed="0"/>
+    <w:lsdException w:name="Medium Shading 2" w:semiHidden="0" w:uiPriority="64" w:unhideWhenUsed="0"/>
+    <w:lsdException w:name="Medium List 1" w:semiHidden="0" w:uiPriority="65" w:unhideWhenUsed="0"/>
+    <w:lsdException w:name="Medium List 2" w:semiHidden="0" w:uiPriority="66" w:unhideWhenUsed="0"/>
+    <w:lsdException w:name="Medium Grid 1" w:semiHidden="0" w:uiPriority="67" w:unhideWhenUsed="0"/>
+    <w:lsdException w:name="Medium Grid 2" w:semiHidden="0" w:uiPriority="68" w:unhideWhenUsed="0"/>
+    <w:lsdException w:name="Medium Grid 3" w:semiHidden="0" w:uiPriority="69" w:unhideWhenUsed="0"/>
+    <w:lsdException w:name="Dark List" w:semiHidden="0" w:uiPriority="70" w:unhideWhenUsed="0"/>
+    <w:lsdException w:name="Colorful Shading" w:semiHidden="0" w:uiPriority="71" w:unhideWhenUsed="0"/>
+    <w:lsdException w:name="Colorful List" w:semiHidden="0" w:uiPriority="72" w:unhideWhenUsed="0"/>
+    <w:lsdException w:name="Colorful Grid" w:semiHidden="0" w:uiPriority="73" w:unhideWhenUsed="0"/>
+    <w:lsdException w:name="Light Shading Accent 1" w:semiHidden="0" w:uiPriority="60" w:unhideWhenUsed="0"/>
+    <w:lsdException w:name="Light List Accent 1" w:semiHidden="0" w:uiPriority="61" w:unhideWhenUsed="0"/>
+    <w:lsdException w:name="Light Grid Accent 1" w:semiHidden="0" w:uiPriority="62" w:unhideWhenUsed="0"/>
+    <w:lsdException w:name="Medium Shading 1 Accent 1" w:semiHidden="0" w:uiPriority="63" w:unhideWhenUsed="0"/>
+    <w:lsdException w:name="Medium Shading 2 Accent 1" w:semiHidden="0" w:uiPriority="64" w:unhideWhenUsed="0"/>
+    <w:lsdException w:name="Medium List 1 Accent 1" w:semiHidden="0" w:uiPriority="65" w:unhideWhenUsed="0"/>
+    <w:lsdException w:name="Medium List 2 Accent 1" w:semiHidden="0" w:uiPriority="66" w:unhideWhenUsed="0"/>
+    <w:lsdException w:name="Medium Grid 1 Accent 1" w:semiHidden="0" w:uiPriority="67" w:unhideWhenUsed="0"/>
+    <w:lsdException w:name="Medium Grid 2 Accent 1" w:semiHidden="0" w:uiPriority="68" w:unhideWhenUsed="0"/>
+    <w:lsdException w:name="Medium Grid 3 Accent 1" w:semiHidden="0" w:uiPriority="69" w:unhideWhenUsed="0"/>
+    <w:lsdException w:name="Dark List Accent 1" w:semiHidden="0" w:uiPriority="70" w:unhideWhenUsed="0"/>
+    <w:lsdException w:name="Colorful Shading Accent 1" w:semiHidden="0" w:uiPriority="71" w:unhideWhenUsed="0"/>
+    <w:lsdException w:name="Colorful List Accent 1" w:semiHidden="0" w:uiPriority="72" w:unhideWhenUsed="0"/>
+    <w:lsdException w:name="Colorful Grid Accent 1" w:semiHidden="0" w:uiPriority="73" w:unhideWhenUsed="0"/>
+    <w:lsdException w:name="Light Shading Accent 2" w:semiHidden="0" w:uiPriority="60" w:unhideWhenUsed="0"/>
+    <w:lsdException w:name="Light List Accent 2" w:semiHidden="0" w:uiPriority="61" w:unhideWhenUsed="0"/>
+    <w:lsdException w:name="Light Grid Accent 2" w:semiHidden="0" w:uiPriority="62" w:unhideWhenUsed="0"/>
+    <w:lsdException w:name="Medium Shading 1 Accent 2" w:semiHidden="0" w:uiPriority="63" w:unhideWhenUsed="0"/>
+    <w:lsdException w:name="Medium Shading 2 Accent 2" w:semiHidden="0" w:uiPriority="64" w:unhideWhenUsed="0"/>
+    <w:lsdException w:name="Medium List 1 Accent 2" w:semiHidden="0" w:uiPriority="65" w:unhideWhenUsed="0"/>
+    <w:lsdException w:name="Medium List 2 Accent 2" w:semiHidden="0" w:uiPriority="66" w:unhideWhenUsed="0"/>
+    <w:lsdException w:name="Medium Grid 1 Accent 2" w:semiHidden="0" w:uiPriority="67" w:unhideWhenUsed="0"/>
+    <w:lsdException w:name="Medium Grid 2 Accent 2" w:semiHidden="0" w:uiPriority="68" w:unhideWhenUsed="0"/>
+    <w:lsdException w:name="Medium Grid 3 Accent 2" w:semiHidden="0" w:uiPriority="69" w:unhideWhenUsed="0"/>
+    <w:lsdException w:name="Dark List Accent 2" w:semiHidden="0" w:uiPriority="70" w:unhideWhenUsed="0"/>
+    <w:lsdException w:name="Colorful Shading Accent 2" w:semiHidden="0" w:uiPriority="71" w:unhideWhenUsed="0"/>
+    <w:lsdException w:name="Colorful List Accent 2" w:semiHidden="0" w:uiPriority="72" w:unhideWhenUsed="0"/>
+    <w:lsdException w:name="Colorful Grid Accent 2" w:semiHidden="0" w:uiPriority="73" w:unhideWhenUsed="0"/>
+    <w:lsdException w:name="Light Shading Accent 3" w:semiHidden="0" w:uiPriority="60" w:unhideWhenUsed="0"/>
+    <w:lsdException w:name="Light List Accent 3" w:semiHidden="0" w:uiPriority="61" w:unhideWhenUsed="0"/>
+    <w:lsdException w:name="Light Grid Accent 3" w:semiHidden="0" w:uiPriority="62" w:unhideWhenUsed="0"/>
+    <w:lsdException w:name="Medium Shading 1 Accent 3" w:semiHidden="0" w:uiPriority="63" w:unhideWhenUsed="0"/>
+    <w:lsdException w:name="Medium Shading 2 Accent 3" w:semiHidden="0" w:uiPriority="64" w:unhideWhenUsed="0"/>
+    <w:lsdException w:name="Medium List 1 Accent 3" w:semiHidden="0" w:uiPriority="65" w:unhideWhenUsed="0"/>
+    <w:lsdException w:name="Medium List 2 Accent 3" w:semiHidden="0" w:uiPriority="66" w:unhideWhenUsed="0"/>
+    <w:lsdException w:name="Medium Grid 1 Accent 3" w:semiHidden="0" w:uiPriority="67" w:unhideWhenUsed="0"/>
+    <w:lsdException w:name="Medium Grid 2 Accent 3" w:semiHidden="0" w:uiPriority="68" w:unhideWhenUsed="0"/>
+    <w:lsdException w:name="Medium Grid 3 Accent 3" w:semiHidden="0" w:uiPriority="69" w:unhideWhenUsed="0"/>
+    <w:lsdException w:name="Dark List Accent 3" w:semiHidden="0" w:uiPriority="70" w:unhideWhenUsed="0"/>
+    <w:lsdException w:name="Colorful Shading Accent 3" w:semiHidden="0" w:uiPriority="71" w:unhideWhenUsed="0"/>
+    <w:lsdException w:name="Colorful List Accent 3" w:semiHidden="0" w:uiPriority="72" w:unhideWhenUsed="0"/>
+    <w:lsdException w:name="Colorful Grid Accent 3" w:semiHidden="0" w:uiPriority="73" w:unhideWhenUsed="0"/>
+    <w:lsdException w:name="Light Shading Accent 4" w:semiHidden="0" w:uiPriority="60" w:unhideWhenUsed="0"/>
+    <w:lsdException w:name="Light List Accent 4" w:semiHidden="0" w:uiPriority="61" w:unhideWhenUsed="0"/>
+    <w:lsdException w:name="Light Grid Accent 4" w:semiHidden="0" w:uiPriority="62" w:unhideWhenUsed="0"/>
+    <w:lsdException w:name="Medium Shading 1 Accent 4" w:semiHidden="0" w:uiPriority="63" w:unhideWhenUsed="0"/>
+    <w:lsdException w:name="Medium Shading 2 Accent 4" w:semiHidden="0" w:uiPriority="64" w:unhideWhenUsed="0"/>
+    <w:lsdException w:name="Medium List 1 Accent 4" w:semiHidden="0" w:uiPriority="65" w:unhideWhenUsed="0"/>
+    <w:lsdException w:name="Medium List 2 Accent 4" w:semiHidden="0" w:uiPriority="66" w:unhideWhenUsed="0"/>
+    <w:lsdException w:name="Medium Grid 1 Accent 4" w:semiHidden="0" w:uiPriority="67" w:unhideWhenUsed="0"/>
+    <w:lsdException w:name="Medium Grid 2 Accent 4" w:semiHidden="0" w:uiPriority="68" w:unhideWhenUsed="0"/>
+    <w:lsdException w:name="Medium Grid 3 Accent 4" w:semiHidden="0" w:uiPriority="69" w:unhideWhenUsed="0"/>
+    <w:lsdException w:name="Dark List Accent 4" w:semiHidden="0" w:uiPriority="70" w:unhideWhenUsed="0"/>
+    <w:lsdException w:name="Colorful Shading Accent 4" w:semiHidden="0" w:uiPriority="71" w:unhideWhenUsed="0"/>
+    <w:lsdException w:name="Colorful List Accent 4" w:semiHidden="0" w:uiPriority="72" w:unhideWhenUsed="0"/>
+    <w:lsdException w:name="Colorful Grid Accent 4" w:semiHidden="0" w:uiPriority="73" w:unhideWhenUsed="0"/>
+    <w:lsdException w:name="Light Shading Accent 5" w:semiHidden="0" w:uiPriority="60" w:unhideWhenUsed="0"/>
+    <w:lsdException w:name="Light List Accent 5" w:semiHidden="0" w:uiPriority="61" w:unhideWhenUsed="0"/>
+    <w:lsdException w:name="Light Grid Accent 5" w:semiHidden="0" w:uiPriority="62" w:unhideWhenUsed="0"/>
+    <w:lsdException w:name="Medium Shading 1 Accent 5" w:semiHidden="0" w:uiPriority="63" w:unhideWhenUsed="0"/>
+    <w:lsdException w:name="Medium Shading 2 Accent 5" w:semiHidden="0" w:uiPriority="64" w:unhideWhenUsed="0"/>
+    <w:lsdException w:name="Medium List 1 Accent 5" w:semiHidden="0" w:uiPriority="65" w:unhideWhenUsed="0"/>
+    <w:lsdException w:name="Medium List 2 Accent 5" w:semiHidden="0" w:uiPriority="66" w:unhideWhenUsed="0"/>
+    <w:lsdException w:name="Medium Grid 1 Accent 5" w:semiHidden="0" w:uiPriority="67" w:unhideWhenUsed="0"/>
+    <w:lsdException w:name="Medium Grid 2 Accent 5" w:semiHidden="0" w:uiPriority="68" w:unhideWhenUsed="0"/>
+    <w:lsdException w:name="Medium Grid 3 Accent 5" w:semiHidden="0" w:uiPriority="69" w:unhideWhenUsed="0"/>
+    <w:lsdException w:name="Dark List Accent 5" w:semiHidden="0" w:uiPriority="70" w:unhideWhenUsed="0"/>
+    <w:lsdException w:name="Colorful Shading Accent 5" w:semiHidden="0" w:uiPriority="71" w:unhideWhenUsed="0"/>
+    <w:lsdException w:name="Colorful List Accent 5" w:semiHidden="0" w:uiPriority="72" w:unhideWhenUsed="0"/>
+    <w:lsdException w:name="Colorful Grid Accent 5" w:semiHidden="0" w:uiPriority="73" w:unhideWhenUsed="0"/>
+    <w:lsdException w:name="Light Shading Accent 6" w:semiHidden="0" w:uiPriority="60" w:unhideWhenUsed="0"/>
+    <w:lsdException w:name="Light List Accent 6" w:semiHidden="0" w:uiPriority="61" w:unhideWhenUsed="0"/>
+    <w:lsdException w:name="Light Grid Accent 6" w:semiHidden="0" w:uiPriority="62" w:unhideWhenUsed="0"/>
+    <w:lsdException w:name="Medium Shading 1 Accent 6" w:semiHidden="0" w:uiPriority="63" w:unhideWhenUsed="0"/>
+    <w:lsdException w:name="Medium Shading 2 Accent 6" w:semiHidden="0" w:uiPriority="64" w:unhideWhenUsed="0"/>
+    <w:lsdException w:name="Medium List 1 Accent 6" w:semiHidden="0" w:uiPriority="65" w:unhideWhenUsed="0"/>
+    <w:lsdException w:name="Medium List 2 Accent 6" w:semiHidden="0" w:uiPriority="66" w:unhideWhenUsed="0"/>
+    <w:lsdException w:name="Medium Grid 1 Accent 6" w:semiHidden="0" w:uiPriority="67" w:unhideWhenUsed="0"/>
+    <w:lsdException w:name="Medium Grid 2 Accent 6" w:semiHidden="0" w:uiPriority="68" w:unhideWhenUsed="0"/>
+    <w:lsdException w:name="Medium Grid 3 Accent 6" w:semiHidden="0" w:uiPriority="69" w:unhideWhenUsed="0"/>
+    <w:lsdException w:name="Dark List Accent 6" w:semiHidden="0" w:uiPriority="70" w:unhideWhenUsed="0"/>
+    <w:lsdException w:name="Colorful Shading Accent 6" w:semiHidden="0" w:uiPriority="71" w:unhideWhenUsed="0"/>
+    <w:lsdException w:name="Colorful List Accent 6" w:semiHidden="0" w:uiPriority="72" w:unhideWhenUsed="0"/>
+    <w:lsdException w:name="Colorful Grid Accent 6" w:semiHidden="0" w:uiPriority="73" w:unhideWhenUsed="0"/>
   </w:latentStyles>
-  <w:style w:type="paragraph" w:default="1" w:styleId="1">
+  <w:style w:type="paragraph" w:default="1" w:styleId="Normal">
     <w:name w:val="Normal"/>
     <w:qFormat/>
-    <w:uiPriority w:val="0"/>
     <w:pPr>
       <w:kinsoku w:val="0"/>
       <w:autoSpaceDE w:val="0"/>
@@ -3962,7 +3888,7 @@
       <w:textAlignment w:val="baseline"/>
     </w:pPr>
     <w:rPr>
-      <w:rFonts w:ascii="Arial" w:hAnsi="Arial" w:eastAsia="宋体" w:cs="Arial"/>
+      <w:rFonts w:ascii="Arial" w:eastAsia="宋体" w:hAnsi="Arial" w:cs="Arial"/>
       <w:snapToGrid w:val="0"/>
       <w:color w:val="000000"/>
       <w:kern w:val="0"/>
@@ -3971,12 +3897,11 @@
       <w:lang w:val="en-US" w:eastAsia="en-US" w:bidi="ar-SA"/>
     </w:rPr>
   </w:style>
-  <w:style w:type="paragraph" w:styleId="2">
+  <w:style w:type="paragraph" w:styleId="Heading1">
     <w:name w:val="heading 1"/>
-    <w:basedOn w:val="1"/>
-    <w:next w:val="1"/>
+    <w:basedOn w:val="Normal"/>
+    <w:next w:val="Normal"/>
     <w:qFormat/>
-    <w:uiPriority w:val="0"/>
     <w:pPr>
       <w:keepNext/>
       <w:keepLines/>
@@ -3994,13 +3919,12 @@
       <w:sz w:val="44"/>
     </w:rPr>
   </w:style>
-  <w:style w:type="paragraph" w:styleId="3">
+  <w:style w:type="paragraph" w:styleId="Heading2">
     <w:name w:val="heading 2"/>
-    <w:basedOn w:val="1"/>
-    <w:next w:val="1"/>
+    <w:basedOn w:val="Normal"/>
+    <w:next w:val="Normal"/>
     <w:unhideWhenUsed/>
     <w:qFormat/>
-    <w:uiPriority w:val="0"/>
     <w:pPr>
       <w:keepNext/>
       <w:keepLines/>
@@ -4013,19 +3937,18 @@
       <w:outlineLvl w:val="1"/>
     </w:pPr>
     <w:rPr>
-      <w:rFonts w:ascii="Arial" w:hAnsi="Arial" w:eastAsia="黑体"/>
+      <w:rFonts w:ascii="Arial" w:eastAsia="黑体" w:hAnsi="Arial"/>
       <w:b/>
       <w:sz w:val="32"/>
     </w:rPr>
   </w:style>
-  <w:style w:type="paragraph" w:styleId="4">
+  <w:style w:type="paragraph" w:styleId="Heading3">
     <w:name w:val="heading 3"/>
-    <w:basedOn w:val="1"/>
-    <w:next w:val="1"/>
+    <w:basedOn w:val="Normal"/>
+    <w:next w:val="Normal"/>
     <w:semiHidden/>
     <w:unhideWhenUsed/>
     <w:qFormat/>
-    <w:uiPriority w:val="0"/>
     <w:pPr>
       <w:keepNext/>
       <w:keepLines/>
@@ -4042,13 +3965,12 @@
       <w:sz w:val="32"/>
     </w:rPr>
   </w:style>
-  <w:style w:type="paragraph" w:styleId="5">
+  <w:style w:type="paragraph" w:styleId="Heading4">
     <w:name w:val="heading 4"/>
-    <w:basedOn w:val="1"/>
-    <w:next w:val="1"/>
+    <w:basedOn w:val="Normal"/>
+    <w:next w:val="Normal"/>
     <w:unhideWhenUsed/>
     <w:qFormat/>
-    <w:uiPriority w:val="0"/>
     <w:pPr>
       <w:keepNext/>
       <w:keepLines/>
@@ -4061,19 +3983,18 @@
       <w:outlineLvl w:val="3"/>
     </w:pPr>
     <w:rPr>
-      <w:rFonts w:ascii="Arial" w:hAnsi="Arial" w:eastAsia="黑体"/>
+      <w:rFonts w:ascii="Arial" w:eastAsia="黑体" w:hAnsi="Arial"/>
       <w:b/>
       <w:sz w:val="28"/>
     </w:rPr>
   </w:style>
-  <w:style w:type="paragraph" w:styleId="6">
+  <w:style w:type="paragraph" w:styleId="Heading5">
     <w:name w:val="heading 5"/>
-    <w:basedOn w:val="1"/>
-    <w:next w:val="1"/>
+    <w:basedOn w:val="Normal"/>
+    <w:next w:val="Normal"/>
     <w:semiHidden/>
     <w:unhideWhenUsed/>
     <w:qFormat/>
-    <w:uiPriority w:val="0"/>
     <w:pPr>
       <w:keepNext/>
       <w:keepLines/>
@@ -4090,14 +4011,13 @@
       <w:sz w:val="28"/>
     </w:rPr>
   </w:style>
-  <w:style w:type="paragraph" w:styleId="7">
+  <w:style w:type="paragraph" w:styleId="Heading6">
     <w:name w:val="heading 6"/>
-    <w:basedOn w:val="1"/>
-    <w:next w:val="1"/>
+    <w:basedOn w:val="Normal"/>
+    <w:next w:val="Normal"/>
     <w:semiHidden/>
     <w:unhideWhenUsed/>
     <w:qFormat/>
-    <w:uiPriority w:val="0"/>
     <w:pPr>
       <w:keepNext/>
       <w:keepLines/>
@@ -4110,19 +4030,18 @@
       <w:outlineLvl w:val="5"/>
     </w:pPr>
     <w:rPr>
-      <w:rFonts w:ascii="Arial" w:hAnsi="Arial" w:eastAsia="黑体"/>
+      <w:rFonts w:ascii="Arial" w:eastAsia="黑体" w:hAnsi="Arial"/>
       <w:b/>
       <w:sz w:val="24"/>
     </w:rPr>
   </w:style>
-  <w:style w:type="paragraph" w:styleId="8">
+  <w:style w:type="paragraph" w:styleId="Heading7">
     <w:name w:val="heading 7"/>
-    <w:basedOn w:val="1"/>
-    <w:next w:val="1"/>
+    <w:basedOn w:val="Normal"/>
+    <w:next w:val="Normal"/>
     <w:semiHidden/>
     <w:unhideWhenUsed/>
     <w:qFormat/>
-    <w:uiPriority w:val="0"/>
     <w:pPr>
       <w:keepNext/>
       <w:keepLines/>
@@ -4139,14 +4058,13 @@
       <w:sz w:val="24"/>
     </w:rPr>
   </w:style>
-  <w:style w:type="paragraph" w:styleId="9">
+  <w:style w:type="paragraph" w:styleId="Heading8">
     <w:name w:val="heading 8"/>
-    <w:basedOn w:val="1"/>
-    <w:next w:val="1"/>
+    <w:basedOn w:val="Normal"/>
+    <w:next w:val="Normal"/>
     <w:semiHidden/>
     <w:unhideWhenUsed/>
     <w:qFormat/>
-    <w:uiPriority w:val="0"/>
     <w:pPr>
       <w:keepNext/>
       <w:keepLines/>
@@ -4159,18 +4077,17 @@
       <w:outlineLvl w:val="7"/>
     </w:pPr>
     <w:rPr>
-      <w:rFonts w:ascii="Arial" w:hAnsi="Arial" w:eastAsia="黑体"/>
+      <w:rFonts w:ascii="Arial" w:eastAsia="黑体" w:hAnsi="Arial"/>
       <w:sz w:val="24"/>
     </w:rPr>
   </w:style>
-  <w:style w:type="paragraph" w:styleId="10">
+  <w:style w:type="paragraph" w:styleId="Heading9">
     <w:name w:val="heading 9"/>
-    <w:basedOn w:val="1"/>
-    <w:next w:val="1"/>
+    <w:basedOn w:val="Normal"/>
+    <w:next w:val="Normal"/>
     <w:semiHidden/>
     <w:unhideWhenUsed/>
     <w:qFormat/>
-    <w:uiPriority w:val="0"/>
     <w:pPr>
       <w:keepNext/>
       <w:keepLines/>
@@ -4183,21 +4100,19 @@
       <w:outlineLvl w:val="8"/>
     </w:pPr>
     <w:rPr>
-      <w:rFonts w:ascii="Arial" w:hAnsi="Arial" w:eastAsia="黑体"/>
+      <w:rFonts w:ascii="Arial" w:eastAsia="黑体" w:hAnsi="Arial"/>
       <w:sz w:val="21"/>
     </w:rPr>
   </w:style>
-  <w:style w:type="character" w:default="1" w:styleId="22">
+  <w:style w:type="character" w:default="1" w:styleId="DefaultParagraphFont">
     <w:name w:val="Default Paragraph Font"/>
     <w:semiHidden/>
     <w:qFormat/>
-    <w:uiPriority w:val="0"/>
   </w:style>
-  <w:style w:type="table" w:default="1" w:styleId="20">
+  <w:style w:type="table" w:default="1" w:styleId="TableNormal">
     <w:name w:val="Normal Table"/>
     <w:semiHidden/>
     <w:qFormat/>
-    <w:uiPriority w:val="0"/>
     <w:tblPr>
       <w:tblCellMar>
         <w:top w:w="0" w:type="dxa"/>
@@ -4207,43 +4122,39 @@
       </w:tblCellMar>
     </w:tblPr>
   </w:style>
-  <w:style w:type="paragraph" w:styleId="11">
+  <w:style w:type="paragraph" w:styleId="CommentText">
     <w:name w:val="annotation text"/>
-    <w:basedOn w:val="1"/>
+    <w:basedOn w:val="Normal"/>
     <w:qFormat/>
-    <w:uiPriority w:val="0"/>
     <w:pPr>
       <w:jc w:val="left"/>
     </w:pPr>
   </w:style>
-  <w:style w:type="paragraph" w:styleId="12">
+  <w:style w:type="paragraph" w:styleId="BodyText">
     <w:name w:val="Body Text"/>
-    <w:basedOn w:val="1"/>
+    <w:basedOn w:val="Normal"/>
     <w:semiHidden/>
     <w:qFormat/>
-    <w:uiPriority w:val="0"/>
     <w:rPr>
-      <w:rFonts w:ascii="Arial" w:hAnsi="Arial" w:eastAsia="Arial" w:cs="Arial"/>
+      <w:rFonts w:ascii="Arial" w:eastAsia="Arial" w:hAnsi="Arial" w:cs="Arial"/>
       <w:sz w:val="21"/>
       <w:szCs w:val="21"/>
       <w:lang w:val="en-US" w:eastAsia="en-US" w:bidi="ar-SA"/>
     </w:rPr>
   </w:style>
-  <w:style w:type="paragraph" w:styleId="13">
+  <w:style w:type="paragraph" w:styleId="TOC3">
     <w:name w:val="toc 3"/>
-    <w:basedOn w:val="1"/>
-    <w:next w:val="1"/>
+    <w:basedOn w:val="Normal"/>
+    <w:next w:val="Normal"/>
     <w:qFormat/>
-    <w:uiPriority w:val="0"/>
     <w:pPr>
       <w:ind w:left="840" w:leftChars="400"/>
     </w:pPr>
   </w:style>
-  <w:style w:type="paragraph" w:styleId="14">
+  <w:style w:type="paragraph" w:styleId="Footer">
     <w:name w:val="footer"/>
-    <w:basedOn w:val="1"/>
+    <w:basedOn w:val="Normal"/>
     <w:qFormat/>
-    <w:uiPriority w:val="0"/>
     <w:pPr>
       <w:tabs>
         <w:tab w:val="center" w:pos="4153"/>
@@ -4256,17 +4167,16 @@
       <w:sz w:val="18"/>
     </w:rPr>
   </w:style>
-  <w:style w:type="paragraph" w:styleId="15">
+  <w:style w:type="paragraph" w:styleId="Header">
     <w:name w:val="header"/>
-    <w:basedOn w:val="1"/>
+    <w:basedOn w:val="Normal"/>
     <w:qFormat/>
-    <w:uiPriority w:val="0"/>
     <w:pPr>
       <w:pBdr>
-        <w:top w:val="none" w:color="auto" w:sz="0" w:space="1"/>
-        <w:left w:val="none" w:color="auto" w:sz="0" w:space="4"/>
-        <w:bottom w:val="none" w:color="auto" w:sz="0" w:space="1"/>
-        <w:right w:val="none" w:color="auto" w:sz="0" w:space="4"/>
+        <w:top w:val="nil"/>
+        <w:left w:val="nil"/>
+        <w:bottom w:val="nil"/>
+        <w:right w:val="nil"/>
       </w:pBdr>
       <w:tabs>
         <w:tab w:val="center" w:pos="4153"/>
@@ -4281,41 +4191,37 @@
       <w:sz w:val="18"/>
     </w:rPr>
   </w:style>
-  <w:style w:type="paragraph" w:styleId="16">
+  <w:style w:type="paragraph" w:styleId="TOC1">
     <w:name w:val="toc 1"/>
-    <w:basedOn w:val="1"/>
-    <w:next w:val="1"/>
+    <w:basedOn w:val="Normal"/>
+    <w:next w:val="Normal"/>
     <w:qFormat/>
-    <w:uiPriority w:val="0"/>
     <w:rPr>
-      <w:rFonts w:ascii="Arial" w:hAnsi="Arial" w:eastAsia="Microsoft JhengHei"/>
+      <w:rFonts w:ascii="Arial" w:eastAsia="Microsoft JhengHei" w:hAnsi="Arial"/>
       <w:sz w:val="24"/>
     </w:rPr>
   </w:style>
-  <w:style w:type="paragraph" w:styleId="17">
+  <w:style w:type="paragraph" w:styleId="TOC2">
     <w:name w:val="toc 2"/>
-    <w:basedOn w:val="1"/>
-    <w:next w:val="1"/>
+    <w:basedOn w:val="Normal"/>
+    <w:next w:val="Normal"/>
     <w:qFormat/>
-    <w:uiPriority w:val="0"/>
     <w:pPr>
       <w:ind w:left="420" w:leftChars="200"/>
     </w:pPr>
   </w:style>
-  <w:style w:type="paragraph" w:styleId="18">
+  <w:style w:type="paragraph" w:styleId="NormalWeb">
     <w:name w:val="Normal (Web)"/>
-    <w:basedOn w:val="1"/>
+    <w:basedOn w:val="Normal"/>
     <w:qFormat/>
-    <w:uiPriority w:val="0"/>
     <w:rPr>
       <w:sz w:val="24"/>
     </w:rPr>
   </w:style>
-  <w:style w:type="paragraph" w:styleId="19">
+  <w:style w:type="paragraph" w:styleId="Title">
     <w:name w:val="Title"/>
-    <w:basedOn w:val="1"/>
+    <w:basedOn w:val="Normal"/>
     <w:qFormat/>
-    <w:uiPriority w:val="0"/>
     <w:pPr>
       <w:spacing w:before="240" w:beforeLines="0" w:beforeAutospacing="0" w:after="60" w:afterLines="0" w:afterAutospacing="0"/>
       <w:jc w:val="center"/>
@@ -4327,73 +4233,68 @@
       <w:sz w:val="32"/>
     </w:rPr>
   </w:style>
-  <w:style w:type="table" w:styleId="21">
+  <w:style w:type="table" w:styleId="TableGrid">
     <w:name w:val="Table Grid"/>
-    <w:basedOn w:val="20"/>
+    <w:basedOn w:val="TableNormal"/>
     <w:qFormat/>
-    <w:uiPriority w:val="0"/>
     <w:pPr>
       <w:widowControl w:val="0"/>
       <w:jc w:val="both"/>
     </w:pPr>
     <w:tblPr>
       <w:tblBorders>
-        <w:top w:val="single" w:color="auto" w:sz="4" w:space="0"/>
-        <w:left w:val="single" w:color="auto" w:sz="4" w:space="0"/>
-        <w:bottom w:val="single" w:color="auto" w:sz="4" w:space="0"/>
-        <w:right w:val="single" w:color="auto" w:sz="4" w:space="0"/>
-        <w:insideH w:val="single" w:color="auto" w:sz="4" w:space="0"/>
-        <w:insideV w:val="single" w:color="auto" w:sz="4" w:space="0"/>
+        <w:top w:val="single" w:sz="4" w:space="0" w:color="auto"/>
+        <w:left w:val="single" w:sz="4" w:space="0" w:color="auto"/>
+        <w:bottom w:val="single" w:sz="4" w:space="0" w:color="auto"/>
+        <w:right w:val="single" w:sz="4" w:space="0" w:color="auto"/>
+        <w:insideH w:val="single" w:sz="4" w:space="0" w:color="auto"/>
+        <w:insideV w:val="single" w:sz="4" w:space="0" w:color="auto"/>
       </w:tblBorders>
     </w:tblPr>
   </w:style>
-  <w:style w:type="character" w:styleId="23">
+  <w:style w:type="character" w:styleId="Strong">
     <w:name w:val="Strong"/>
-    <w:basedOn w:val="22"/>
+    <w:basedOn w:val="DefaultParagraphFont"/>
     <w:qFormat/>
-    <w:uiPriority w:val="0"/>
     <w:rPr>
       <w:b/>
     </w:rPr>
   </w:style>
-  <w:style w:type="paragraph" w:customStyle="1" w:styleId="24">
+  <w:style w:type="paragraph" w:customStyle="1" w:styleId="a">
     <w:name w:val="柴_公司名"/>
-    <w:basedOn w:val="19"/>
+    <w:basedOn w:val="Title"/>
     <w:qFormat/>
-    <w:uiPriority w:val="0"/>
     <w:pPr>
       <w:spacing w:after="600" w:afterLines="600"/>
     </w:pPr>
     <w:rPr>
-      <w:rFonts w:hint="eastAsia" w:ascii="宋体" w:hAnsi="宋体" w:eastAsia="宋体" w:cs="宋体"/>
+      <w:rFonts w:ascii="宋体" w:eastAsia="宋体" w:hAnsi="宋体" w:cs="宋体" w:hint="eastAsia"/>
       <w:bCs/>
       <w:spacing w:val="-6"/>
       <w:sz w:val="52"/>
       <w:szCs w:val="52"/>
     </w:rPr>
   </w:style>
-  <w:style w:type="paragraph" w:customStyle="1" w:styleId="25">
+  <w:style w:type="paragraph" w:customStyle="1" w:styleId="a0">
     <w:name w:val="柴_文档名"/>
-    <w:basedOn w:val="19"/>
+    <w:basedOn w:val="Title"/>
     <w:qFormat/>
-    <w:uiPriority w:val="0"/>
     <w:pPr>
       <w:spacing w:after="900" w:afterLines="900"/>
     </w:pPr>
     <w:rPr>
-      <w:rFonts w:ascii="黑体" w:hAnsi="黑体" w:eastAsia="黑体" w:cs="黑体"/>
+      <w:rFonts w:ascii="黑体" w:eastAsia="黑体" w:hAnsi="黑体" w:cs="黑体"/>
       <w:bCs/>
       <w:spacing w:val="-7"/>
       <w:sz w:val="52"/>
       <w:szCs w:val="52"/>
     </w:rPr>
   </w:style>
-  <w:style w:type="table" w:customStyle="1" w:styleId="26">
-    <w:name w:val="Table Normal"/>
+  <w:style w:type="table" w:customStyle="1" w:styleId="TableNormal0">
+    <w:name w:val="Table Normal_0"/>
     <w:semiHidden/>
     <w:unhideWhenUsed/>
     <w:qFormat/>
-    <w:uiPriority w:val="0"/>
     <w:tblPr>
       <w:tblCellMar>
         <w:top w:w="0" w:type="dxa"/>
@@ -4403,87 +4304,81 @@
       </w:tblCellMar>
     </w:tblPr>
   </w:style>
-  <w:style w:type="paragraph" w:customStyle="1" w:styleId="27">
+  <w:style w:type="paragraph" w:customStyle="1" w:styleId="TableText">
     <w:name w:val="Table Text"/>
-    <w:basedOn w:val="1"/>
+    <w:basedOn w:val="Normal"/>
     <w:semiHidden/>
     <w:qFormat/>
-    <w:uiPriority w:val="0"/>
     <w:rPr>
-      <w:rFonts w:ascii="宋体" w:hAnsi="宋体" w:eastAsia="宋体" w:cs="宋体"/>
+      <w:rFonts w:ascii="宋体" w:eastAsia="宋体" w:hAnsi="宋体" w:cs="宋体"/>
       <w:sz w:val="21"/>
       <w:szCs w:val="21"/>
       <w:lang w:val="en-US" w:eastAsia="en-US" w:bidi="ar-SA"/>
     </w:rPr>
   </w:style>
-  <w:style w:type="paragraph" w:customStyle="1" w:styleId="28">
+  <w:style w:type="paragraph" w:customStyle="1" w:styleId="1">
     <w:name w:val="柴_标题1"/>
-    <w:basedOn w:val="2"/>
-    <w:next w:val="29"/>
-    <w:link w:val="38"/>
+    <w:basedOn w:val="Heading1"/>
+    <w:next w:val="a1"/>
+    <w:link w:val="1Char"/>
     <w:qFormat/>
-    <w:uiPriority w:val="0"/>
     <w:pPr>
       <w:spacing w:before="100" w:after="90" w:line="360" w:lineRule="auto"/>
     </w:pPr>
     <w:rPr>
-      <w:rFonts w:ascii="Arial" w:hAnsi="Arial" w:eastAsia="宋体"/>
+      <w:rFonts w:ascii="Arial" w:eastAsia="宋体" w:hAnsi="Arial"/>
       <w:sz w:val="32"/>
     </w:rPr>
   </w:style>
-  <w:style w:type="paragraph" w:customStyle="1" w:styleId="29">
+  <w:style w:type="paragraph" w:customStyle="1" w:styleId="a1">
     <w:name w:val="柴_正文"/>
-    <w:basedOn w:val="12"/>
-    <w:link w:val="41"/>
+    <w:basedOn w:val="BodyText"/>
+    <w:link w:val="Char"/>
     <w:qFormat/>
-    <w:uiPriority w:val="0"/>
     <w:pPr>
       <w:spacing w:line="360" w:lineRule="auto"/>
       <w:ind w:firstLine="470" w:firstLineChars="200"/>
     </w:pPr>
     <w:rPr>
-      <w:rFonts w:ascii="Arial" w:hAnsi="Arial" w:eastAsia="宋体"/>
+      <w:rFonts w:ascii="Arial" w:eastAsia="宋体" w:hAnsi="Arial"/>
       <w:sz w:val="24"/>
       <w:lang w:eastAsia="zh-CN"/>
     </w:rPr>
   </w:style>
-  <w:style w:type="paragraph" w:customStyle="1" w:styleId="30">
+  <w:style w:type="paragraph" w:customStyle="1" w:styleId="2">
     <w:name w:val="柴_标题2"/>
-    <w:basedOn w:val="3"/>
-    <w:next w:val="29"/>
+    <w:basedOn w:val="Heading2"/>
+    <w:next w:val="a1"/>
     <w:qFormat/>
-    <w:uiPriority w:val="0"/>
     <w:pPr>
       <w:spacing w:line="360" w:lineRule="auto"/>
     </w:pPr>
     <w:rPr>
-      <w:rFonts w:ascii="Arial" w:hAnsi="Arial" w:eastAsia="宋体"/>
+      <w:rFonts w:ascii="Arial" w:eastAsia="宋体" w:hAnsi="Arial"/>
       <w:sz w:val="28"/>
     </w:rPr>
   </w:style>
-  <w:style w:type="paragraph" w:customStyle="1" w:styleId="31">
+  <w:style w:type="paragraph" w:customStyle="1" w:styleId="3">
     <w:name w:val="柴_标题3"/>
-    <w:basedOn w:val="4"/>
-    <w:next w:val="29"/>
+    <w:basedOn w:val="Heading3"/>
+    <w:next w:val="a1"/>
     <w:qFormat/>
-    <w:uiPriority w:val="0"/>
     <w:pPr>
       <w:spacing w:line="360" w:lineRule="auto"/>
       <w:ind w:left="0" w:firstLine="472" w:firstLineChars="200"/>
     </w:pPr>
     <w:rPr>
-      <w:rFonts w:ascii="宋体" w:hAnsi="宋体" w:eastAsia="宋体" w:cs="宋体"/>
+      <w:rFonts w:ascii="宋体" w:eastAsia="宋体" w:hAnsi="宋体" w:cs="宋体"/>
       <w:spacing w:val="-2"/>
       <w:sz w:val="24"/>
       <w:szCs w:val="24"/>
     </w:rPr>
   </w:style>
-  <w:style w:type="paragraph" w:customStyle="1" w:styleId="32">
+  <w:style w:type="paragraph" w:customStyle="1" w:styleId="a2">
     <w:name w:val="柴_目录"/>
-    <w:basedOn w:val="1"/>
-    <w:next w:val="12"/>
+    <w:basedOn w:val="Normal"/>
+    <w:next w:val="BodyText"/>
     <w:qFormat/>
-    <w:uiPriority w:val="0"/>
     <w:pPr>
       <w:tabs>
         <w:tab w:val="right" w:leader="dot" w:pos="8442"/>
@@ -4491,64 +4386,59 @@
       <w:ind w:left="0" w:leftChars="0"/>
     </w:pPr>
     <w:rPr>
-      <w:rFonts w:ascii="Arial" w:hAnsi="Arial" w:eastAsia="Microsoft JhengHei"/>
+      <w:rFonts w:ascii="Arial" w:eastAsia="Microsoft JhengHei" w:hAnsi="Arial"/>
       <w:sz w:val="24"/>
     </w:rPr>
   </w:style>
-  <w:style w:type="paragraph" w:customStyle="1" w:styleId="33">
+  <w:style w:type="paragraph" w:customStyle="1" w:styleId="WPSOffice1">
     <w:name w:val="WPSOffice手动目录 1"/>
     <w:qFormat/>
-    <w:uiPriority w:val="0"/>
     <w:pPr>
       <w:ind w:leftChars="0"/>
     </w:pPr>
     <w:rPr>
-      <w:rFonts w:ascii="Times New Roman" w:hAnsi="Times New Roman" w:eastAsia="宋体" w:cs="Times New Roman"/>
+      <w:rFonts w:ascii="Times New Roman" w:eastAsia="宋体" w:hAnsi="Times New Roman" w:cs="Times New Roman"/>
       <w:sz w:val="20"/>
       <w:szCs w:val="20"/>
     </w:rPr>
   </w:style>
-  <w:style w:type="paragraph" w:customStyle="1" w:styleId="34">
+  <w:style w:type="paragraph" w:customStyle="1" w:styleId="WPSOffice2">
     <w:name w:val="WPSOffice手动目录 2"/>
     <w:qFormat/>
-    <w:uiPriority w:val="0"/>
     <w:pPr>
       <w:ind w:leftChars="200"/>
     </w:pPr>
     <w:rPr>
-      <w:rFonts w:ascii="Times New Roman" w:hAnsi="Times New Roman" w:eastAsia="宋体" w:cs="Times New Roman"/>
+      <w:rFonts w:ascii="Times New Roman" w:eastAsia="宋体" w:hAnsi="Times New Roman" w:cs="Times New Roman"/>
       <w:sz w:val="20"/>
       <w:szCs w:val="20"/>
     </w:rPr>
   </w:style>
-  <w:style w:type="paragraph" w:customStyle="1" w:styleId="35">
+  <w:style w:type="paragraph" w:customStyle="1" w:styleId="WPSOffice3">
     <w:name w:val="WPSOffice手动目录 3"/>
     <w:qFormat/>
-    <w:uiPriority w:val="0"/>
     <w:pPr>
       <w:ind w:leftChars="400"/>
     </w:pPr>
     <w:rPr>
-      <w:rFonts w:ascii="Times New Roman" w:hAnsi="Times New Roman" w:eastAsia="宋体" w:cs="Times New Roman"/>
+      <w:rFonts w:ascii="Times New Roman" w:eastAsia="宋体" w:hAnsi="Times New Roman" w:cs="Times New Roman"/>
       <w:sz w:val="20"/>
       <w:szCs w:val="20"/>
     </w:rPr>
   </w:style>
-  <w:style w:type="paragraph" w:customStyle="1" w:styleId="36">
+  <w:style w:type="paragraph" w:customStyle="1" w:styleId="Compact">
     <w:name w:val="Compact"/>
-    <w:basedOn w:val="12"/>
+    <w:basedOn w:val="BodyText"/>
     <w:qFormat/>
-    <w:uiPriority w:val="0"/>
     <w:pPr>
       <w:spacing w:before="36" w:after="36"/>
     </w:pPr>
   </w:style>
-  <w:style w:type="table" w:customStyle="1" w:styleId="37">
+  <w:style w:type="table" w:customStyle="1" w:styleId="Table">
     <w:name w:val="Table"/>
     <w:semiHidden/>
     <w:unhideWhenUsed/>
     <w:qFormat/>
-    <w:uiPriority w:val="0"/>
     <w:tblPr>
       <w:tblCellMar>
         <w:top w:w="0" w:type="dxa"/>
@@ -4560,27 +4450,25 @@
     <w:tblStylePr w:type="firstRow">
       <w:tcPr>
         <w:tcBorders>
-          <w:bottom w:val="single" w:color="auto" w:sz="0" w:space="0"/>
+          <w:bottom w:val="single" w:sz="0" w:space="0" w:color="auto"/>
         </w:tcBorders>
         <w:vAlign w:val="bottom"/>
       </w:tcPr>
     </w:tblStylePr>
   </w:style>
-  <w:style w:type="character" w:customStyle="1" w:styleId="38">
+  <w:style w:type="character" w:customStyle="1" w:styleId="1Char">
     <w:name w:val="柴_标题1 Char"/>
-    <w:link w:val="28"/>
+    <w:link w:val="1"/>
     <w:qFormat/>
-    <w:uiPriority w:val="0"/>
     <w:rPr>
-      <w:rFonts w:ascii="Arial" w:hAnsi="Arial" w:eastAsia="宋体"/>
+      <w:rFonts w:ascii="Arial" w:eastAsia="宋体" w:hAnsi="Arial"/>
       <w:sz w:val="32"/>
     </w:rPr>
   </w:style>
-  <w:style w:type="paragraph" w:customStyle="1" w:styleId="39">
+  <w:style w:type="paragraph" w:customStyle="1" w:styleId="a3">
     <w:name w:val="柴_正文_无缩进"/>
-    <w:basedOn w:val="1"/>
+    <w:basedOn w:val="Normal"/>
     <w:qFormat/>
-    <w:uiPriority w:val="0"/>
     <w:pPr>
       <w:ind w:firstLine="0" w:firstLineChars="0"/>
     </w:pPr>
@@ -4590,31 +4478,29 @@
       <w:lang w:eastAsia="zh-CN"/>
     </w:rPr>
   </w:style>
-  <w:style w:type="paragraph" w:customStyle="1" w:styleId="40">
+  <w:style w:type="paragraph" w:customStyle="1" w:styleId="4">
     <w:name w:val="柴_标题4"/>
-    <w:basedOn w:val="5"/>
-    <w:next w:val="1"/>
+    <w:basedOn w:val="Heading4"/>
+    <w:next w:val="Normal"/>
     <w:qFormat/>
-    <w:uiPriority w:val="0"/>
     <w:pPr>
       <w:widowControl w:val="0"/>
       <w:spacing w:before="160" w:line="360" w:lineRule="auto"/>
-      <w:ind w:left="981" w:leftChars="300" w:hanging="862"/>
+      <w:ind w:left="981" w:hanging="862" w:leftChars="300"/>
     </w:pPr>
     <w:rPr>
-      <w:rFonts w:hint="eastAsia" w:ascii="Calibri" w:hAnsi="Calibri" w:eastAsia="宋体" w:cs="宋体"/>
+      <w:rFonts w:ascii="Calibri" w:eastAsia="宋体" w:hAnsi="Calibri" w:cs="宋体" w:hint="eastAsia"/>
       <w:sz w:val="24"/>
       <w:szCs w:val="24"/>
       <w:lang w:eastAsia="zh-CN" w:bidi="zh-CN"/>
     </w:rPr>
   </w:style>
-  <w:style w:type="character" w:customStyle="1" w:styleId="41">
+  <w:style w:type="character" w:customStyle="1" w:styleId="Char">
     <w:name w:val="柴_正文 Char"/>
-    <w:link w:val="29"/>
+    <w:link w:val="a1"/>
     <w:qFormat/>
-    <w:uiPriority w:val="0"/>
     <w:rPr>
-      <w:rFonts w:ascii="Arial" w:hAnsi="Arial" w:eastAsia="宋体"/>
+      <w:rFonts w:ascii="Arial" w:eastAsia="宋体" w:hAnsi="Arial"/>
       <w:sz w:val="24"/>
       <w:lang w:eastAsia="zh-CN"/>
     </w:rPr>
